--- a/rapports/16_02_2026/EL_MOUSTAPHA/coh_EQ27_sup_124202020003.docx
+++ b/rapports/16_02_2026/EL_MOUSTAPHA/coh_EQ27_sup_124202020003.docx
@@ -25,7 +25,7 @@
         <w:br/>
         <w:t>Grappe: 124202020003</w:t>
         <w:br/>
-        <w:t>Date: 16/02/2026 a 12:40</w:t>
+        <w:t>Date: 16/02/2026 a 12:58</w:t>
       </w:r>
     </w:p>
     <w:p/>

--- a/rapports/16_02_2026/EL_MOUSTAPHA/coh_EQ27_sup_124202020003.docx
+++ b/rapports/16_02_2026/EL_MOUSTAPHA/coh_EQ27_sup_124202020003.docx
@@ -25,7 +25,7 @@
         <w:br/>
         <w:t>Grappe: 124202020003</w:t>
         <w:br/>
-        <w:t>Date: 16/02/2026 a 12:58</w:t>
+        <w:t>Date: 16/02/2026 a 13:05</w:t>
       </w:r>
     </w:p>
     <w:p/>
@@ -97,7 +97,7 @@
           </w:tcPr>
           <w:p>
             <w:r>
-              <w:t>4</w:t>
+              <w:t>12</w:t>
             </w:r>
           </w:p>
         </w:tc>
@@ -119,7 +119,7 @@
           </w:tcPr>
           <w:p>
             <w:r>
-              <w:t>24</w:t>
+              <w:t>25</w:t>
             </w:r>
           </w:p>
         </w:tc>
@@ -199,6 +199,38 @@
           </w:tcPr>
           <w:p>
             <w:r>
+              <w:t>Section0</w:t>
+            </w:r>
+          </w:p>
+        </w:tc>
+        <w:tc>
+          <w:tcPr>
+            <w:tcW w:type="dxa" w:w="3324"/>
+          </w:tcPr>
+          <w:p>
+            <w:r>
+              <w:t>Identification et renseignements de controle</w:t>
+            </w:r>
+          </w:p>
+        </w:tc>
+        <w:tc>
+          <w:tcPr>
+            <w:tcW w:type="dxa" w:w="3324"/>
+          </w:tcPr>
+          <w:p>
+            <w:r>
+              <w:t>12</w:t>
+            </w:r>
+          </w:p>
+        </w:tc>
+      </w:tr>
+      <w:tr>
+        <w:tc>
+          <w:tcPr>
+            <w:tcW w:type="dxa" w:w="3324"/>
+          </w:tcPr>
+          <w:p>
+            <w:r>
               <w:t>Section2</w:t>
             </w:r>
           </w:p>
@@ -219,7 +251,103 @@
           </w:tcPr>
           <w:p>
             <w:r>
-              <w:t>4</w:t>
+              <w:t>12</w:t>
+            </w:r>
+          </w:p>
+        </w:tc>
+      </w:tr>
+      <w:tr>
+        <w:tc>
+          <w:tcPr>
+            <w:tcW w:type="dxa" w:w="3324"/>
+          </w:tcPr>
+          <w:p>
+            <w:r>
+              <w:t>Section7b</w:t>
+            </w:r>
+          </w:p>
+        </w:tc>
+        <w:tc>
+          <w:tcPr>
+            <w:tcW w:type="dxa" w:w="3324"/>
+          </w:tcPr>
+          <w:p>
+            <w:r>
+              <w:t>Consommation alimentaire - 7 jours</w:t>
+            </w:r>
+          </w:p>
+        </w:tc>
+        <w:tc>
+          <w:tcPr>
+            <w:tcW w:type="dxa" w:w="3324"/>
+          </w:tcPr>
+          <w:p>
+            <w:r>
+              <w:t>12</w:t>
+            </w:r>
+          </w:p>
+        </w:tc>
+      </w:tr>
+      <w:tr>
+        <w:tc>
+          <w:tcPr>
+            <w:tcW w:type="dxa" w:w="3324"/>
+          </w:tcPr>
+          <w:p>
+            <w:r>
+              <w:t>Section16a</w:t>
+            </w:r>
+          </w:p>
+        </w:tc>
+        <w:tc>
+          <w:tcPr>
+            <w:tcW w:type="dxa" w:w="3324"/>
+          </w:tcPr>
+          <w:p>
+            <w:r>
+              <w:t>Champs et parcelles</w:t>
+            </w:r>
+          </w:p>
+        </w:tc>
+        <w:tc>
+          <w:tcPr>
+            <w:tcW w:type="dxa" w:w="3324"/>
+          </w:tcPr>
+          <w:p>
+            <w:r>
+              <w:t>12</w:t>
+            </w:r>
+          </w:p>
+        </w:tc>
+      </w:tr>
+      <w:tr>
+        <w:tc>
+          <w:tcPr>
+            <w:tcW w:type="dxa" w:w="3324"/>
+          </w:tcPr>
+          <w:p>
+            <w:r>
+              <w:t>Section1</w:t>
+            </w:r>
+          </w:p>
+        </w:tc>
+        <w:tc>
+          <w:tcPr>
+            <w:tcW w:type="dxa" w:w="3324"/>
+          </w:tcPr>
+          <w:p>
+            <w:r>
+              <w:t>Caracteristiques des membres</w:t>
+            </w:r>
+          </w:p>
+        </w:tc>
+        <w:tc>
+          <w:tcPr>
+            <w:tcW w:type="dxa" w:w="3324"/>
+          </w:tcPr>
+          <w:p>
+            <w:r>
+              <w:t>11</w:t>
             </w:r>
           </w:p>
         </w:tc>
@@ -251,103 +379,7 @@
           </w:tcPr>
           <w:p>
             <w:r>
-              <w:t>4</w:t>
-            </w:r>
-          </w:p>
-        </w:tc>
-      </w:tr>
-      <w:tr>
-        <w:tc>
-          <w:tcPr>
-            <w:tcW w:type="dxa" w:w="3324"/>
-          </w:tcPr>
-          <w:p>
-            <w:r>
-              <w:t>Section7b</w:t>
-            </w:r>
-          </w:p>
-        </w:tc>
-        <w:tc>
-          <w:tcPr>
-            <w:tcW w:type="dxa" w:w="3324"/>
-          </w:tcPr>
-          <w:p>
-            <w:r>
-              <w:t>Consommation alimentaire - 7 jours</w:t>
-            </w:r>
-          </w:p>
-        </w:tc>
-        <w:tc>
-          <w:tcPr>
-            <w:tcW w:type="dxa" w:w="3324"/>
-          </w:tcPr>
-          <w:p>
-            <w:r>
-              <w:t>4</w:t>
-            </w:r>
-          </w:p>
-        </w:tc>
-      </w:tr>
-      <w:tr>
-        <w:tc>
-          <w:tcPr>
-            <w:tcW w:type="dxa" w:w="3324"/>
-          </w:tcPr>
-          <w:p>
-            <w:r>
-              <w:t>Section16a</w:t>
-            </w:r>
-          </w:p>
-        </w:tc>
-        <w:tc>
-          <w:tcPr>
-            <w:tcW w:type="dxa" w:w="3324"/>
-          </w:tcPr>
-          <w:p>
-            <w:r>
-              <w:t>Champs et parcelles</w:t>
-            </w:r>
-          </w:p>
-        </w:tc>
-        <w:tc>
-          <w:tcPr>
-            <w:tcW w:type="dxa" w:w="3324"/>
-          </w:tcPr>
-          <w:p>
-            <w:r>
-              <w:t>4</w:t>
-            </w:r>
-          </w:p>
-        </w:tc>
-      </w:tr>
-      <w:tr>
-        <w:tc>
-          <w:tcPr>
-            <w:tcW w:type="dxa" w:w="3324"/>
-          </w:tcPr>
-          <w:p>
-            <w:r>
-              <w:t>Section1</w:t>
-            </w:r>
-          </w:p>
-        </w:tc>
-        <w:tc>
-          <w:tcPr>
-            <w:tcW w:type="dxa" w:w="3324"/>
-          </w:tcPr>
-          <w:p>
-            <w:r>
-              <w:t>Caracteristiques des membres</w:t>
-            </w:r>
-          </w:p>
-        </w:tc>
-        <w:tc>
-          <w:tcPr>
-            <w:tcW w:type="dxa" w:w="3324"/>
-          </w:tcPr>
-          <w:p>
-            <w:r>
-              <w:t>3</w:t>
+              <w:t>10</w:t>
             </w:r>
           </w:p>
         </w:tc>
@@ -379,7 +411,7 @@
           </w:tcPr>
           <w:p>
             <w:r>
-              <w:t>3</w:t>
+              <w:t>10</w:t>
             </w:r>
           </w:p>
         </w:tc>
@@ -411,7 +443,39 @@
           </w:tcPr>
           <w:p>
             <w:r>
-              <w:t>3</w:t>
+              <w:t>9</w:t>
+            </w:r>
+          </w:p>
+        </w:tc>
+      </w:tr>
+      <w:tr>
+        <w:tc>
+          <w:tcPr>
+            <w:tcW w:type="dxa" w:w="3324"/>
+          </w:tcPr>
+          <w:p>
+            <w:r>
+              <w:t>Section19</w:t>
+            </w:r>
+          </w:p>
+        </w:tc>
+        <w:tc>
+          <w:tcPr>
+            <w:tcW w:type="dxa" w:w="3324"/>
+          </w:tcPr>
+          <w:p>
+            <w:r>
+              <w:t>Equipements agricoles</w:t>
+            </w:r>
+          </w:p>
+        </w:tc>
+        <w:tc>
+          <w:tcPr>
+            <w:tcW w:type="dxa" w:w="3324"/>
+          </w:tcPr>
+          <w:p>
+            <w:r>
+              <w:t>9</w:t>
             </w:r>
           </w:p>
         </w:tc>
@@ -443,71 +507,7 @@
           </w:tcPr>
           <w:p>
             <w:r>
-              <w:t>3</w:t>
-            </w:r>
-          </w:p>
-        </w:tc>
-      </w:tr>
-      <w:tr>
-        <w:tc>
-          <w:tcPr>
-            <w:tcW w:type="dxa" w:w="3324"/>
-          </w:tcPr>
-          <w:p>
-            <w:r>
-              <w:t>Section10a</w:t>
-            </w:r>
-          </w:p>
-        </w:tc>
-        <w:tc>
-          <w:tcPr>
-            <w:tcW w:type="dxa" w:w="3324"/>
-          </w:tcPr>
-          <w:p>
-            <w:r>
-              <w:t>Existence entreprise non agricole</w:t>
-            </w:r>
-          </w:p>
-        </w:tc>
-        <w:tc>
-          <w:tcPr>
-            <w:tcW w:type="dxa" w:w="3324"/>
-          </w:tcPr>
-          <w:p>
-            <w:r>
-              <w:t>3</w:t>
-            </w:r>
-          </w:p>
-        </w:tc>
-      </w:tr>
-      <w:tr>
-        <w:tc>
-          <w:tcPr>
-            <w:tcW w:type="dxa" w:w="3324"/>
-          </w:tcPr>
-          <w:p>
-            <w:r>
-              <w:t>Section0</w:t>
-            </w:r>
-          </w:p>
-        </w:tc>
-        <w:tc>
-          <w:tcPr>
-            <w:tcW w:type="dxa" w:w="3324"/>
-          </w:tcPr>
-          <w:p>
-            <w:r>
-              <w:t>Identification et renseignements de controle</w:t>
-            </w:r>
-          </w:p>
-        </w:tc>
-        <w:tc>
-          <w:tcPr>
-            <w:tcW w:type="dxa" w:w="3324"/>
-          </w:tcPr>
-          <w:p>
-            <w:r>
-              <w:t>2</w:t>
+              <w:t>7</w:t>
             </w:r>
           </w:p>
         </w:tc>
@@ -839,6 +839,27 @@
           <w:color w:val="4672C4"/>
           <w:sz w:val="22"/>
         </w:rPr>
+        <w:t>&gt;&gt; Section0 - Identification et renseignements de controle</w:t>
+      </w:r>
+    </w:p>
+    <w:p>
+      <w:pPr>
+        <w:ind w:left="283"/>
+      </w:pPr>
+      <w:r>
+        <w:rPr>
+          <w:sz w:val="20"/>
+        </w:rPr>
+        <w:t>- Le questionnaire semble ne pas être complètement fini mais le questionnaire est en statut complet, prière de compléter le questionnaire.</w:t>
+      </w:r>
+    </w:p>
+    <w:p>
+      <w:r>
+        <w:rPr>
+          <w:b/>
+          <w:color w:val="4672C4"/>
+          <w:sz w:val="22"/>
+        </w:rPr>
         <w:t>&gt;&gt; Section2 - Education</w:t>
       </w:r>
     </w:p>
@@ -883,8 +904,6 @@
         <w:rPr>
           <w:sz w:val="20"/>
         </w:rPr>
-        <w:t xml:space="preserve">- Avertissement! Nombre d'heure que Abdoulaye Ndimbelane a consacré à son emploi au cours des 7 derniers jours est trop faible, veuillez revoir s'il vous plait ou confirmer cette information avec QG. </w:t>
-        <w:br/>
         <w:t>- Ndeye Ndimbelane fait par ses parents pour subvenir principalement à ses besoins et semble exister dans les modalités, prière de prendre attache avec le QG pour plus d'explication afin de la classer bien.</w:t>
       </w:r>
     </w:p>
@@ -927,7 +946,7 @@
         <w:rPr>
           <w:sz w:val="20"/>
         </w:rPr>
-        <w:t>- Attention ! Le prix unitaire d'achat (300 Fcfa) de Sucre en poudre  en Kg (taille unique) est relativement faible par rapport aux autres prix observés dans cette zone. Prière de corriger ou de confirmer avec le QG. Avertissement!!! Le ménage a consommé 1 Paquet Moyen de Thé en sachet, cette quantité semble anormale pour une consommation des 7 derniers jours.Prière de corriger ou de confirmer avec le QG. Incohérence!! Dans ce ménage, chaque individus consomme par jour 29.53041 Kg  de cereale; Prière de revoir les quantités prises de ces produits. Incohérence!! Dans ce ménage, chaque individus consomme par jour 29.53041 Kg  de cereale; Prière de revoir les quantités prises de ces produits. Le prix d'achat unitaire (150 Fcfa) de Maïs en grain en Kg de taille  taille unique  est très faible, prière de regarder les reponses prises dans les questions s07bq07a s07bq07b s07bq07c s07bq08 pour mieux corriger. Incohérence!! Dans ce ménage, chaque individus consomme par jour 29.53041 Kg  de cereale; Prière de revoir les quantités prises de ces produits. Le prix d'achat unitaire (200 Fcfa) de Mil en Kg de taille  taille unique  est très faible, prière de regarder les reponses prises dans les questions s07bq07a s07bq07b s07bq07c s07bq08 pour mieux corriger.</w:t>
+        <w:t>- Attention ! Le prix unitaire d'achat (300 Fcfa) de Sucre en poudre  en Kg (taille unique) est relativement faible par rapport aux autres prix observés dans cette zone. Prière de corriger ou de confirmer avec le QG. Attention ! Soupçons de quantité anormale! Le ménage de Abdoulaye  Ndimbelane avec une taille de 7 personnes a consommé 4 Tas en Petit de Aubergine sauvage  qui est relativement élevé comme consommation par rapport à la condition de vie des autres ménages de même taille dans cette zone. Prière de corriger ou de confirmer avec le QG. Avertissement!!! Le ménage a consommé 1 Paquet Moyen de Thé en sachet, cette quantité semble anormale pour une consommation des 7 derniers jours.Prière de corriger ou de confirmer avec le QG. Incohérence!! Dans ce ménage, chaque individus consomme par jour 55.45633 Kg  de cereale; Prière de revoir les quantités prises de ces produits. Incohérence!! Dans ce ménage, chaque individus consomme par jour 55.45633 Kg  de cereale; Prière de revoir les quantités prises de ces produits. Le prix d'achat unitaire (150 Fcfa) de Maïs en grain en Kg de taille  taille unique  est très faible, prière de regarder les reponses prises dans les questions s07bq07a s07bq07b s07bq07c s07bq08 pour mieux corriger. Incohérence!! Dans ce ménage, chaque individus consomme par jour 55.45633 Kg  de cereale; Prière de revoir les quantités prises de ces produits. Le prix d'achat unitaire (200 Fcfa) de Mil en Kg de taille  taille unique  est très faible, prière de regarder les reponses prises dans les questions s07bq07a s07bq07b s07bq07c s07bq08 pour mieux corriger.</w:t>
       </w:r>
     </w:p>
     <w:p>
@@ -1501,9 +1520,17 @@
         <w:rPr>
           <w:sz w:val="20"/>
         </w:rPr>
-        <w:t xml:space="preserve">- Avertissement! Le nombre d'heure consacré à faire des courses au cours des 7 derniers jours au marché ou travaux menager ou lessive etc.. pour COUMBA WILLANE semble très élevés, prière de corriger ou confirmer avec le QG (s04q01 s04q02 s04q03 s04q04 s04q05 s04q06 s04q07 s04q08). </w:t>
+        <w:t xml:space="preserve">- Avertissement! Le nombre d'heure consacré à faire des courses au cours des 7 derniers jours au marché ou travaux menager ou lessive etc.. pour COUMBA WILLANE semble très élevés, prière de corriger ou confirmer avec le QG (s04q01 s04q02 s04q03 s04q04 s04q05 s04q06 s04q07 s04q08). Avertissement! Nombre d'heure que COUMBA WILLANE a consacré à son emploi au cours des 7 derniers jours est trop faible, veuillez revoir s'il vous plait ou confirmer cette information avec QG. </w:t>
         <w:br/>
-        <w:t>- Avertissement! ROKHY NIANG est trop jeune mais il a plus de 15 ans, prière de corriger ou confirmer.</w:t>
+        <w:t xml:space="preserve">- Avertissement! Nombre d'heure que AIDA NIANG a consacré à son emploi au cours des 7 derniers jours est trop faible, veuillez revoir s'il vous plait ou confirmer cette information avec QG. </w:t>
+        <w:br/>
+        <w:t xml:space="preserve">- Avertissement! Nombre d'heure que DAME DIOP a consacré à son emploi au cours des 7 derniers jours est trop faible, veuillez revoir s'il vous plait ou confirmer cette information avec QG. </w:t>
+        <w:br/>
+        <w:t xml:space="preserve">- Avertissement! Nombre d'heure que FATOU NIANG a consacré à son emploi au cours des 7 derniers jours est trop faible, veuillez revoir s'il vous plait ou confirmer cette information avec QG. </w:t>
+        <w:br/>
+        <w:t xml:space="preserve">- Avertissement! Nombre d'heure que MOR AIDA  NDIMBELANE a consacré à son emploi au cours des 7 derniers jours est trop faible, veuillez revoir s'il vous plait ou confirmer cette information avec QG. </w:t>
+        <w:br/>
+        <w:t>- Avertissement! Nombre d'heure que ROKHY NIANG a consacré à son emploi au cours des 7 derniers jours est trop faible, veuillez revoir s'il vous plait ou confirmer cette information avec QG.</w:t>
       </w:r>
     </w:p>
     <w:p>
@@ -1524,8 +1551,6 @@
         <w:rPr>
           <w:sz w:val="20"/>
         </w:rPr>
-        <w:t xml:space="preserve">- Attention ! Le nombre de jours que MOR AIDA  NDIMBELANE a travaillés par mois semble être inférieur à 15. Veuillez, s'il vous plaît, confirmer cette information. </w:t>
-        <w:br/>
         <w:t xml:space="preserve">- Nombre de mois exercé par FATOU NIANG dans l'emploi au cours des 12 derniers mois semble faible, veuillez corriger s'il vous plait ou comfirmer avec le QG. Attention ! Le nombre de jours que FATOU NIANG a travaillés par mois semble être inférieur à 15. Veuillez, s'il vous plaît, confirmer cette information. </w:t>
         <w:br/>
         <w:t xml:space="preserve">- Nombre de mois exercé par ROKHY NIANG dans l'emploi au cours des 12 derniers mois semble faible, veuillez corriger s'il vous plait ou comfirmer avec le QG. </w:t>
@@ -1534,7 +1559,9 @@
         <w:br/>
         <w:t xml:space="preserve">- Prière de changer la branche d'activité de COUMBA WILLANE, les agriculteurs dont leurs cultures est principalement destiné à la consommation du ménage sont des (Agriculteurs, subsistances) et ceux qui le font avec l'élevage sont des (Agriculteurs et eleveurs, subsistances)Nombre de mois exercé par COUMBA WILLANE dans l'emploi au cours des 12 derniers mois semble faible, veuillez corriger s'il vous plait ou comfirmer avec le QG. Attention ! Le nombre de jours que COUMBA WILLANE a travaillés par mois semble être inférieur à 15. Veuillez, s'il vous plaît, confirmer cette information. </w:t>
         <w:br/>
-        <w:t>- Prière de changer la branche d'activité de DAME DIOP, les agriculteurs dont leurs cultures est principalement destiné à la consommation du ménage sont des (Agriculteurs, subsistances) et ceux qui le font avec l'élevage sont des (Agriculteurs et eleveurs, subsistances)Nombre de mois exercé par DAME DIOP dans l'emploi au cours des 12 derniers mois semble faible, veuillez corriger s'il vous plait ou comfirmer avec le QG.  DAME DIOP est un agriculteur dans un milieu rural donc il travaille principalement  pour son propre compte ou contribue à une entreprise familiale, prière de regarder la question s04q46.  Incohérence! DAME DIOP  evolue dans l'agriculture mais est  considéré comme salarié ou stagiaire/apprenti non renuméré, prière de revoir la question s04q46 et corriger. Avertissement!!! DAME DIOP enquêté dans l'emploi principale n'a pas declaré son salaire prière de fournir plus d'effort pour lui demander son salire, vous pouvez utiliser des stratégies pour faire une estimation ou demander des conseils au QG. Avertissement!!! DAME DIOP enquêté dans l'emploi principale n'a pas declaré son revenu prière de fournir plus d'effort pour lui demander son revenu, vous pouvez utiliser des stratégies pour faire une estimation ou demander des conseils au QG.</w:t>
+        <w:t xml:space="preserve">- Prière de changer la branche d'activité de DAME DIOP, les agriculteurs dont leurs cultures est principalement destiné à la consommation du ménage sont des (Agriculteurs, subsistances) et ceux qui le font avec l'élevage sont des (Agriculteurs et eleveurs, subsistances)Nombre de mois exercé par DAME DIOP dans l'emploi au cours des 12 derniers mois semble faible, veuillez corriger s'il vous plait ou comfirmer avec le QG. </w:t>
+        <w:br/>
+        <w:t>- Prière de changer la branche d'activité de MOR AIDA  NDIMBELANE, les agriculteurs dont leurs cultures est principalement destiné à la consommation du ménage sont des (Agriculteurs, subsistances) et ceux qui le font avec l'élevage sont des (Agriculteurs et eleveurs, subsistances)Nombre de mois exercé par MOR AIDA  NDIMBELANE dans l'emploi au cours des 12 derniers mois semble faible, veuillez corriger s'il vous plait ou comfirmer avec le QG.</w:t>
       </w:r>
     </w:p>
     <w:p>
@@ -1555,38 +1582,7 @@
         <w:rPr>
           <w:sz w:val="20"/>
         </w:rPr>
-        <w:t>- Avertissement!!! les informations de MOR AIDA  NDIMBELANE sur le nombre de mois, jours ou heures de son emploi secondaire sont superieur a celles de son emploi principal , veuillez corriger ou confirmer aupres du QG. Le revenu de MOR AIDA  NDIMBELANE est de 0, il ne doit pas être égal à 0. Prière de fournir d'effort pour estimer le revenu de MOR AIDA  NDIMBELANE.</w:t>
-      </w:r>
-    </w:p>
-    <w:p>
-      <w:r>
-        <w:rPr>
-          <w:b/>
-          <w:color w:val="4672C4"/>
-          <w:sz w:val="22"/>
-        </w:rPr>
-        <w:t>&gt;&gt; Section7a2 - Repas pris a l'exterieur du menage</w:t>
-      </w:r>
-    </w:p>
-    <w:p>
-      <w:pPr>
-        <w:ind w:left="283"/>
-      </w:pPr>
-      <w:r>
-        <w:rPr>
-          <w:sz w:val="20"/>
-        </w:rPr>
-        <w:t xml:space="preserve">- La section sur le repas pris à l'extérieur du ménage du membre Awa NDIMBELANE n'est pas renseignée à 100 %. Prière de vérifier l'ensemble des questions relatives à ce membre et de les renseigner en totalité. </w:t>
-        <w:br/>
-        <w:t xml:space="preserve">- La section sur le repas pris à l'extérieur du ménage du membre DIAKHER NDIMBELANE n'est pas renseignée à 100 %. Prière de vérifier l'ensemble des questions relatives à ce membre et de les renseigner en totalité. </w:t>
-        <w:br/>
-        <w:t xml:space="preserve">- La section sur le repas pris à l'extérieur du ménage du membre FATOU NDIMBOULANE n'est pas renseignée à 100 %. Prière de vérifier l'ensemble des questions relatives à ce membre et de les renseigner en totalité. </w:t>
-        <w:br/>
-        <w:t xml:space="preserve">- La section sur le repas pris à l'extérieur du ménage du membre MOR AIDA  NDIMBELANE n'est pas renseignée à 100 %. Prière de vérifier l'ensemble des questions relatives à ce membre et de les renseigner en totalité. </w:t>
-        <w:br/>
-        <w:t xml:space="preserve">- La section sur le repas pris à l'extérieur du ménage du membre PAPE MOR NDIMBELANE n'est pas renseignée à 100 %. Prière de vérifier l'ensemble des questions relatives à ce membre et de les renseigner en totalité. </w:t>
-        <w:br/>
-        <w:t>- La section sur le repas pris à l'extérieur du ménage du membre ROKHY NDIMBELANE n'est pas renseignée à 100 %. Prière de vérifier l'ensemble des questions relatives à ce membre et de les renseigner en totalité.</w:t>
+        <w:t>- Attention ! Le nombre de jours que MOR AIDA  NDIMBELANE a travaillés par mois semble être inférieur à 15. Veuillez, s'il vous plaît, confirmer cette information. Avertissement!!! les informations de MOR AIDA  NDIMBELANE sur le nombre de mois, jours ou heures de son emploi secondaire sont superieur a celles de son emploi principal , veuillez corriger ou confirmer aupres du QG.</w:t>
       </w:r>
     </w:p>
     <w:p>
@@ -1607,7 +1603,7 @@
         <w:rPr>
           <w:sz w:val="20"/>
         </w:rPr>
-        <w:t>- Le ménage a consommé Ail mais les informations sur la quantité, l'unité ou la taille ne sont pas renseignées.Prière de renseigner. Le ménage a consommé Arachides fraîches en coques mais les informations sur la quantité, l'unité ou la taille ne sont pas renseignées.Prière de renseigner. Le ménage a consommé Arachides pilées mais les informations sur la quantité, l'unité ou la taille ne sont pas renseignées.Prière de renseigner. Le ménage a consommé Arachides séchées en coques mais les informations sur la quantité, l'unité ou la taille ne sont pas renseignées.Prière de renseigner. Le ménage a consommé Aubergine   mais les informations sur la quantité, l'unité ou la taille ne sont pas renseignées.Prière de renseigner. Le ménage a consommé Aubergine sauvage  mais les informations sur la quantité, l'unité ou la taille ne sont pas renseignées.Prière de renseigner. Le ménage a consommé Autres condiments (persil, céléri, etc.) mais les informations sur la quantité, l'unité ou la taille ne sont pas renseignées.Prière de renseigner. Le ménage a consommé Capitaine frais mais les informations sur la quantité, l'unité ou la taille ne sont pas renseignées.Prière de renseigner. Le ménage a consommé Carotte mais les informations sur la quantité, l'unité ou la taille ne sont pas renseignées.Prière de renseigner. Le ménage a consommé Carpe séchée mais les informations sur la quantité, l'unité ou la taille ne sont pas renseignées.Prière de renseigner. Le ménage a consommé Choux mais les informations sur la quantité, l'unité ou la taille ne sont pas renseignées.Prière de renseigner. Le ménage a consommé Concentré de tomate mais les informations sur la quantité, l'unité ou la taille ne sont pas renseignées.Prière de renseigner. Le ménage a consommé Courge mais les informations sur la quantité, l'unité ou la taille ne sont pas renseignées.Prière de renseigner. Le ménage a consommé Cube alimentaire (Maggi, Jumbo, ) mais les informations sur la quantité, l'unité ou la taille ne sont pas renseignées.Prière de renseigner. Le ménage a consommé Feuilles de patate mais les informations sur la quantité, l'unité ou la taille ne sont pas renseignées.Prière de renseigner. Le ménage a consommé Huile de palme raffinée mais les informations sur la quantité, l'unité ou la taille ne sont pas renseignées.Prière de renseigner. Le ménage a consommé Lait caillé mais les informations sur la quantité, l'unité ou la taille ne sont pas renseignées.Prière de renseigner. Le ménage a consommé Lait en poudre mais les informations sur la quantité, l'unité ou la taille ne sont pas renseignées.Prière de renseigner. Le ménage a consommé Maïs en grain mais les informations sur la quantité, l'unité ou la taille ne sont pas renseignées.Prière de renseigner. Le ménage a consommé Mil mais les informations sur la quantité, l'unité ou la taille ne sont pas renseignées.Prière de renseigner. Le ménage a consommé Mâchoiron séchée (Kon) mais les informations sur la quantité, l'unité ou la taille ne sont pas renseignées.Prière de renseigner. Le ménage a consommé Niébé/Haricots secs mais les informations sur la quantité, l'unité ou la taille ne sont pas renseignées.Prière de renseigner. Le ménage a consommé Oignon frais mais les informations sur la quantité, l'unité ou la taille ne sont pas renseignées.Prière de renseigner. Le ménage a consommé Orange  mais les informations sur la quantité, l'unité ou la taille ne sont pas renseignées.Prière de renseigner. Le ménage a consommé Patate douce mais les informations sur la quantité, l'unité ou la taille ne sont pas renseignées.Prière de renseigner. Le ménage a consommé Piment séché mais les informations sur la quantité, l'unité ou la taille ne sont pas renseignées.Prière de renseigner. Le ménage a consommé Poireau mais les informations sur la quantité, l'unité ou la taille ne sont pas renseignées.Prière de renseigner. Le ménage a consommé Poisson de mer séché (yayeboye) mais les informations sur la quantité, l'unité ou la taille ne sont pas renseignées.Prière de renseigner. Le ménage a consommé Poisson frais type 11 mais les informations sur la quantité, l'unité ou la taille ne sont pas renseignées.Prière de renseigner. Le ménage a consommé Poisson frais type 9 mais les informations sur la quantité, l'unité ou la taille ne sont pas renseignées.Prière de renseigner. Le ménage a consommé Poivre mais les informations sur la quantité, l'unité ou la taille ne sont pas renseignées.Prière de renseigner. Le ménage a consommé Poivron frais mais les informations sur la quantité, l'unité ou la taille ne sont pas renseignées.Prière de renseigner. Le ménage a consommé Pâte d'arachide mais les informations sur la quantité, l'unité ou la taille ne sont pas renseignées.Prière de renseigner. Le ménage a consommé Riz importé parfumé mais les informations sur la quantité, l'unité ou la taille ne sont pas renseignées.Prière de renseigner. Le ménage a consommé Sel mais les informations sur la quantité, l'unité ou la taille ne sont pas renseignées.Prière de renseigner. Difficile de consommer le Sel en   prière de verifier. Le ménage a consommé Soumbala (moutarde africaine) mais les informations sur la quantité, l'unité ou la taille ne sont pas renseignées.Prière de renseigner. Le ménage a consommé Sucre en poudre  mais les informations sur la quantité, l'unité ou la taille ne sont pas renseignées.Prière de renseigner. Le ménage a consommé Thé en sachet mais les informations sur la quantité, l'unité ou la taille ne sont pas renseignées.Prière de renseigner. Avertissement!!! Le ménage a consommé .a   de Thé en sachet, cette quantité semble anormale pour une consommation des 7 derniers jours.Les ménages consomment géneralement en sachet ou en paquet, prière de corriger ou de confirmer avec le QG. Le ménage a consommé Tomate fraîche mais les informations sur la quantité, l'unité ou la taille ne sont pas renseignées.Prière de renseigner.</w:t>
+        <w:t>- Attention ! Le prix unitaire d'achat (50 Fcfa) de Ail en Gousse (Moyen) est relativement faible par rapport aux autres prix observés dans cette zone. Prière de corriger ou de confirmer avec le QG. Avertissement!!! Le ménage a consommé 13 Morceau (Portion) Petit de Carpe séchée, cette quantité semble anormale pour une consommation des 7 derniers jours.Prière de corriger ou de confirmer avec le QG. Avertissement!!! Le ménage a consommé 6 Cuillère Moyen de Pâte d'arachide, cette quantité semble anormale pour une consommation des 7 derniers jours. Etes vous sur d'avoir selectionner la bonne unitée ? prière de verifier et corriger. Avertissement!!! Le ménage a consommé 7 Paquet Petit de Thé en sachet, cette quantité semble anormale pour une consommation des 7 derniers jours.Prière de corriger ou de confirmer avec le QG. Avertissement!! le prix unitaire (100 Fcfa) de Thé en sachet (unité: Paquet) de taille Petit est très faible ou élevé. Prière de corriger ou de confirmer avec le QG. Difficile de consommer le Sel en Sac (10 Kg) taille unique prière de verifier.</w:t>
       </w:r>
     </w:p>
     <w:p>
@@ -1659,7 +1655,7 @@
           <w:color w:val="4672C4"/>
           <w:sz w:val="22"/>
         </w:rPr>
-        <w:t>&gt;&gt; Section9e - Depenses non-alimentaires - 6 mois</w:t>
+        <w:t>&gt;&gt; Section9d - Depenses non-alimentaires - 3 mois</w:t>
       </w:r>
     </w:p>
     <w:p>
@@ -1670,32 +1666,7 @@
         <w:rPr>
           <w:sz w:val="20"/>
         </w:rPr>
-        <w:t xml:space="preserve">- Peu plausible! le montant de la dépense pour Sous-vêtements femme (15 ans et plus): slip, jupon, tee shirt,soutien gorge, collant, etc. semble élevé. Veuillez, s'il vous plaît, confirmer cette information avec le QG ou la corriger. </w:t>
-        <w:br/>
-        <w:t xml:space="preserve">- Peu plausible! le montant de la dépense pour Vêtements enfants (0-14 ans): layette pour bébé, chemise, pantalon garçon, robe fillette, slip enfant, blouses, etc. (Pas inclure les uniformes scolaires) semble élevé. Veuillez, s'il vous plaît, confirmer cette information avec le QG ou la corriger. </w:t>
-        <w:br/>
-        <w:t>- Peu plausible! le montant de la dépense pour Vêtements femmes (15 ans et plus): robe, jupe, pantalon, ensemble, etc. semble élevé. Veuillez, s'il vous plaît, confirmer cette information avec le QG ou la corriger.</w:t>
-      </w:r>
-    </w:p>
-    <w:p>
-      <w:r>
-        <w:rPr>
-          <w:b/>
-          <w:color w:val="4672C4"/>
-          <w:sz w:val="22"/>
-        </w:rPr>
-        <w:t>&gt;&gt; Section9f - Depenses non-alimentaires - 12 mois</w:t>
-      </w:r>
-    </w:p>
-    <w:p>
-      <w:pPr>
-        <w:ind w:left="283"/>
-      </w:pPr>
-      <w:r>
-        <w:rPr>
-          <w:sz w:val="20"/>
-        </w:rPr>
-        <w:t>- Moins possible d'avoir un ménage qui n'a effectué aucune des dépenses au cours de 12 derniers mois, veuillez revoir la section pour ce ménage.</w:t>
+        <w:t>- Peu plausible! le montant de la dépense pour Transport inter-localité à traction animale semble trop élevé. Veuillez, s'il vous plaît, confirmer cette information avec le QG ou la corriger.</w:t>
       </w:r>
     </w:p>
     <w:p>
@@ -1749,7 +1720,7 @@
           <w:color w:val="4672C4"/>
           <w:sz w:val="22"/>
         </w:rPr>
-        <w:t>&gt;&gt; Section14 - Chocs</w:t>
+        <w:t>&gt;&gt; Section16a - Champs et parcelles</w:t>
       </w:r>
     </w:p>
     <w:p>
@@ -1760,7 +1731,696 @@
         <w:rPr>
           <w:sz w:val="20"/>
         </w:rPr>
-        <w:t>- Avertissement!! Le ménage n'a été négativement affecté par aucun des problèmes donnés dans la section 14. Confirmez vous cette information avec le QG?</w:t>
+        <w:t xml:space="preserve">- La superficie de la parcelle parcelle  de mil selon l'exploitant est de .02 Mètre Carré (m^2) qui semble faible ou l'estimation ne semble pas bonne. Prière de corriger. Le document légal (titre, acte, certificat etc. ) qui affirme votre possession de la parcelle parcelle  de mil est  et semble exister dans les modalités, prière de prendre attache avec le QG pour plus d'explication afin de la classer bien. </w:t>
+        <w:br/>
+        <w:t xml:space="preserve">- La superficie de la parcelle parcelle  de mil selon l'exploitant est de .05 Hectare (Ha) qui semble faible ou l'estimation ne semble pas bonne. Prière de corriger. Le document légal (titre, acte, certificat etc. ) qui affirme votre possession de la parcelle parcelle  de mil est  et semble exister dans les modalités, prière de prendre attache avec le QG pour plus d'explication afin de la classer bien. </w:t>
+        <w:br/>
+        <w:t xml:space="preserve">- Le document légal (titre, acte, certificat etc. ) qui affirme votre possession de la parcelle parcelle  de mil est  et semble exister dans les modalités, prière de prendre attache avec le QG pour plus d'explication afin de la classer bien. </w:t>
+        <w:br/>
+        <w:t>- Le salaire total payé de toutes catégories confondues par le ménage MOR AIDA NDIMBELANE pour la main-d'oeuvre non-familiale sur la parcelle parcelle  de mil au cours de la campagne pour la période des récoltes est de 0 qui semble élevé ou faible. Merci de corriger. Le document légal (titre, acte, certificat etc. ) qui affirme votre possession de la parcelle parcelle  de mil est  et semble exister dans les modalités, prière de prendre attache avec le QG pour plus d'explication afin de la classer bien.</w:t>
+      </w:r>
+    </w:p>
+    <w:p>
+      <w:r>
+        <w:rPr>
+          <w:b/>
+          <w:color w:val="4672C4"/>
+          <w:sz w:val="22"/>
+        </w:rPr>
+        <w:t>&gt;&gt; Section16c - Cultures</w:t>
+      </w:r>
+    </w:p>
+    <w:p>
+      <w:pPr>
+        <w:ind w:left="283"/>
+      </w:pPr>
+      <w:r>
+        <w:rPr>
+          <w:sz w:val="20"/>
+        </w:rPr>
+        <w:t xml:space="preserve">- La quantité estimée en Kg est incorrecte (Exemple : si le ménage a eu 10 sacs de 100kg = 10*100=1000kg), prière de corriger merci. </w:t>
+        <w:br/>
+        <w:t xml:space="preserve">- La quantité estimée en Kg est incorrecte (Exemple : si le ménage a eu 10 sacs de 100kg = 10*100=1000kg), prière de corriger merci. </w:t>
+        <w:br/>
+        <w:t>- La quantité estimée en Kg est incorrecte (Exemple : si le ménage a eu 10 sacs de 100kg = 10*100=1000kg), prière de corriger merci.</w:t>
+      </w:r>
+    </w:p>
+    <w:p>
+      <w:r>
+        <w:rPr>
+          <w:b/>
+          <w:color w:val="4672C4"/>
+          <w:sz w:val="22"/>
+        </w:rPr>
+        <w:t>&gt;&gt; Section19 - Equipements agricoles</w:t>
+      </w:r>
+    </w:p>
+    <w:p>
+      <w:pPr>
+        <w:ind w:left="283"/>
+      </w:pPr>
+      <w:r>
+        <w:rPr>
+          <w:sz w:val="20"/>
+        </w:rPr>
+        <w:t xml:space="preserve">- Avertissement!! Le prix d'achat (200000 FCFA) de Animaux de labour est inférieur aux prix de revente (300000 FCFA), prière de verifier et corriger ou confirmer l'information avec le QG. Le ménage a mis en location Animaux de labour à d’autres ménages au cours des 12 derniers mois mais qu'il a reçu 0 FCFA, prière de fournir d'effort pour estimer la valeur reçue après location. Le ménage a mis en location Animaux de labour à d’autres ménages au cours des 12 derniers mois et a reçu (0 FCFA) qui semble élevé ou faible, prière de corriger ou confirmer auprès du QG. </w:t>
+        <w:br/>
+        <w:t>- Incohérence!! Le prix de revente de Houe/daba/hilaire dans cette section 19 ne doit pas être égal 0 même si le ménage l'a reçu en cadeau prière de leurs aider à faire une estimation.</w:t>
+      </w:r>
+    </w:p>
+    <w:p>
+      <w:r>
+        <w:t>________________________________________________________________________________</w:t>
+      </w:r>
+    </w:p>
+    <w:p>
+      <w:pPr>
+        <w:pStyle w:val="Heading2"/>
+      </w:pPr>
+      <w:r>
+        <w:t>Menage 4</w:t>
+      </w:r>
+    </w:p>
+    <w:tbl>
+      <w:tblPr>
+        <w:tblStyle w:val="TableGrid"/>
+        <w:tblW w:type="auto" w:w="0"/>
+        <w:tblLook w:firstColumn="1" w:firstRow="1" w:lastColumn="0" w:lastRow="0" w:noHBand="0" w:noVBand="1" w:val="04A0"/>
+      </w:tblPr>
+      <w:tblGrid>
+        <w:gridCol w:w="1662"/>
+        <w:gridCol w:w="1662"/>
+        <w:gridCol w:w="1662"/>
+        <w:gridCol w:w="1662"/>
+        <w:gridCol w:w="1662"/>
+        <w:gridCol w:w="1662"/>
+      </w:tblGrid>
+      <w:tr>
+        <w:tc>
+          <w:tcPr>
+            <w:tcW w:type="dxa" w:w="1662"/>
+            <w:shd w:fill="5B9BD5"/>
+          </w:tcPr>
+          <w:p>
+            <w:r>
+              <w:rPr>
+                <w:b/>
+                <w:color w:val="FFFFFF"/>
+                <w:sz w:val="16"/>
+              </w:rPr>
+              <w:t>Interview Key</w:t>
+            </w:r>
+          </w:p>
+        </w:tc>
+        <w:tc>
+          <w:tcPr>
+            <w:tcW w:type="dxa" w:w="1662"/>
+            <w:shd w:fill="5B9BD5"/>
+          </w:tcPr>
+          <w:p>
+            <w:r>
+              <w:rPr>
+                <w:b/>
+                <w:color w:val="FFFFFF"/>
+                <w:sz w:val="16"/>
+              </w:rPr>
+              <w:t>Interview ID</w:t>
+            </w:r>
+          </w:p>
+        </w:tc>
+        <w:tc>
+          <w:tcPr>
+            <w:tcW w:type="dxa" w:w="1662"/>
+            <w:shd w:fill="5B9BD5"/>
+          </w:tcPr>
+          <w:p>
+            <w:r>
+              <w:rPr>
+                <w:b/>
+                <w:color w:val="FFFFFF"/>
+                <w:sz w:val="16"/>
+              </w:rPr>
+              <w:t>ID Agent</w:t>
+            </w:r>
+          </w:p>
+        </w:tc>
+        <w:tc>
+          <w:tcPr>
+            <w:tcW w:type="dxa" w:w="1662"/>
+            <w:shd w:fill="5B9BD5"/>
+          </w:tcPr>
+          <w:p>
+            <w:r>
+              <w:rPr>
+                <w:b/>
+                <w:color w:val="FFFFFF"/>
+                <w:sz w:val="16"/>
+              </w:rPr>
+              <w:t>ID Equipe</w:t>
+            </w:r>
+          </w:p>
+        </w:tc>
+        <w:tc>
+          <w:tcPr>
+            <w:tcW w:type="dxa" w:w="1662"/>
+            <w:shd w:fill="5B9BD5"/>
+          </w:tcPr>
+          <w:p>
+            <w:r>
+              <w:rPr>
+                <w:b/>
+                <w:color w:val="FFFFFF"/>
+                <w:sz w:val="16"/>
+              </w:rPr>
+              <w:t>Agent</w:t>
+            </w:r>
+          </w:p>
+        </w:tc>
+        <w:tc>
+          <w:tcPr>
+            <w:tcW w:type="dxa" w:w="1662"/>
+            <w:shd w:fill="5B9BD5"/>
+          </w:tcPr>
+          <w:p>
+            <w:r>
+              <w:rPr>
+                <w:b/>
+                <w:color w:val="FFFFFF"/>
+                <w:sz w:val="16"/>
+              </w:rPr>
+              <w:t>Chef d'equipe</w:t>
+            </w:r>
+          </w:p>
+        </w:tc>
+      </w:tr>
+      <w:tr>
+        <w:tc>
+          <w:tcPr>
+            <w:tcW w:type="dxa" w:w="1662"/>
+          </w:tcPr>
+          <w:p>
+            <w:r>
+              <w:rPr>
+                <w:sz w:val="14"/>
+              </w:rPr>
+              <w:t>05-06-92-11</w:t>
+            </w:r>
+          </w:p>
+        </w:tc>
+        <w:tc>
+          <w:tcPr>
+            <w:tcW w:type="dxa" w:w="1662"/>
+          </w:tcPr>
+          <w:p>
+            <w:r>
+              <w:rPr>
+                <w:sz w:val="14"/>
+              </w:rPr>
+              <w:t>fe20fae7430b4e7bad1d92c56f8131d8</w:t>
+            </w:r>
+          </w:p>
+        </w:tc>
+        <w:tc>
+          <w:tcPr>
+            <w:tcW w:type="dxa" w:w="1662"/>
+          </w:tcPr>
+          <w:p>
+            <w:r>
+              <w:rPr>
+                <w:sz w:val="14"/>
+              </w:rPr>
+              <w:t>EQ27_enq1</w:t>
+            </w:r>
+          </w:p>
+        </w:tc>
+        <w:tc>
+          <w:tcPr>
+            <w:tcW w:type="dxa" w:w="1662"/>
+          </w:tcPr>
+          <w:p>
+            <w:r>
+              <w:rPr>
+                <w:sz w:val="14"/>
+              </w:rPr>
+              <w:t>Equipe27</w:t>
+            </w:r>
+          </w:p>
+        </w:tc>
+        <w:tc>
+          <w:tcPr>
+            <w:tcW w:type="dxa" w:w="1662"/>
+          </w:tcPr>
+          <w:p>
+            <w:r>
+              <w:rPr>
+                <w:sz w:val="14"/>
+              </w:rPr>
+              <w:t>Aissatou SENE</w:t>
+            </w:r>
+          </w:p>
+        </w:tc>
+        <w:tc>
+          <w:tcPr>
+            <w:tcW w:type="dxa" w:w="1662"/>
+          </w:tcPr>
+          <w:p>
+            <w:r>
+              <w:rPr>
+                <w:sz w:val="14"/>
+              </w:rPr>
+              <w:t>Soudou FAYE</w:t>
+            </w:r>
+          </w:p>
+        </w:tc>
+      </w:tr>
+    </w:tbl>
+    <w:p/>
+    <w:tbl>
+      <w:tblPr>
+        <w:tblStyle w:val="TableGrid"/>
+        <w:tblW w:type="auto" w:w="0"/>
+        <w:tblLook w:firstColumn="1" w:firstRow="1" w:lastColumn="0" w:lastRow="0" w:noHBand="0" w:noVBand="1" w:val="04A0"/>
+      </w:tblPr>
+      <w:tblGrid>
+        <w:gridCol w:w="3324"/>
+        <w:gridCol w:w="3324"/>
+        <w:gridCol w:w="3324"/>
+      </w:tblGrid>
+      <w:tr>
+        <w:tc>
+          <w:tcPr>
+            <w:tcW w:type="dxa" w:w="3324"/>
+            <w:shd w:fill="70AD47"/>
+          </w:tcPr>
+          <w:p>
+            <w:r>
+              <w:rPr>
+                <w:b/>
+                <w:color w:val="FFFFFF"/>
+                <w:sz w:val="18"/>
+              </w:rPr>
+              <w:t>Chef de Menage</w:t>
+            </w:r>
+          </w:p>
+        </w:tc>
+        <w:tc>
+          <w:tcPr>
+            <w:tcW w:type="dxa" w:w="3324"/>
+            <w:shd w:fill="70AD47"/>
+          </w:tcPr>
+          <w:p>
+            <w:r>
+              <w:rPr>
+                <w:b/>
+                <w:color w:val="FFFFFF"/>
+                <w:sz w:val="18"/>
+              </w:rPr>
+              <w:t>Quartier/Village (s00q05)</w:t>
+            </w:r>
+          </w:p>
+        </w:tc>
+        <w:tc>
+          <w:tcPr>
+            <w:tcW w:type="dxa" w:w="3324"/>
+            <w:shd w:fill="70AD47"/>
+          </w:tcPr>
+          <w:p>
+            <w:r>
+              <w:rPr>
+                <w:b/>
+                <w:color w:val="FFFFFF"/>
+                <w:sz w:val="18"/>
+              </w:rPr>
+              <w:t>Localisation GPS</w:t>
+            </w:r>
+          </w:p>
+        </w:tc>
+      </w:tr>
+      <w:tr>
+        <w:tc>
+          <w:tcPr>
+            <w:tcW w:type="dxa" w:w="3324"/>
+          </w:tcPr>
+          <w:p>
+            <w:r>
+              <w:rPr>
+                <w:sz w:val="18"/>
+              </w:rPr>
+              <w:t>SED DIAWE</w:t>
+            </w:r>
+          </w:p>
+        </w:tc>
+        <w:tc>
+          <w:tcPr>
+            <w:tcW w:type="dxa" w:w="3324"/>
+          </w:tcPr>
+          <w:p>
+            <w:r>
+              <w:rPr>
+                <w:sz w:val="18"/>
+              </w:rPr>
+              <w:t>N/A</w:t>
+            </w:r>
+          </w:p>
+        </w:tc>
+        <w:tc>
+          <w:tcPr>
+            <w:tcW w:type="dxa" w:w="3324"/>
+          </w:tcPr>
+          <w:p>
+            <w:r/>
+            <w:hyperlink r:id="rId11">
+              <w:r>
+                <w:rPr>
+                  <w:color w:val="0563C1"/>
+                  <w:u w:val="single"/>
+                </w:rPr>
+                <w:t>medina niaheme</w:t>
+              </w:r>
+            </w:hyperlink>
+          </w:p>
+        </w:tc>
+      </w:tr>
+    </w:tbl>
+    <w:p/>
+    <w:p>
+      <w:r>
+        <w:rPr>
+          <w:b/>
+          <w:color w:val="4672C4"/>
+          <w:sz w:val="22"/>
+        </w:rPr>
+        <w:t>&gt;&gt; Section0 - Identification et renseignements de controle</w:t>
+      </w:r>
+    </w:p>
+    <w:p>
+      <w:pPr>
+        <w:ind w:left="283"/>
+      </w:pPr>
+      <w:r>
+        <w:rPr>
+          <w:sz w:val="20"/>
+        </w:rPr>
+        <w:t>- Le questionnaire semble ne pas être complètement fini mais le questionnaire est en statut complet, prière de compléter le questionnaire.</w:t>
+      </w:r>
+    </w:p>
+    <w:p>
+      <w:r>
+        <w:rPr>
+          <w:b/>
+          <w:color w:val="4672C4"/>
+          <w:sz w:val="22"/>
+        </w:rPr>
+        <w:t>&gt;&gt; Section1 - Caracteristiques des membres</w:t>
+      </w:r>
+    </w:p>
+    <w:p>
+      <w:pPr>
+        <w:ind w:left="283"/>
+      </w:pPr>
+      <w:r>
+        <w:rPr>
+          <w:sz w:val="20"/>
+        </w:rPr>
+        <w:t xml:space="preserve">- Incoherence! SED DIAW dispose d'un téléphone portable à s01q39, donc la raison évoquée ne peut pas être (ne dispose pas d'appareil). </w:t>
+        <w:br/>
+        <w:t xml:space="preserve">- Les informations sur l'acte de naissance (ni Jours, ni mois et ni années) de  AMED DIAW  manquent, s'il vous plait pouvez-vous fournir d'effort pour avoir ces informations. </w:t>
+        <w:br/>
+        <w:t xml:space="preserve">- Les informations sur l'acte de naissance (ni Jours, ni mois et ni années) de  FADY DIAW  manquent, s'il vous plait pouvez-vous fournir d'effort pour avoir ces informations. </w:t>
+        <w:br/>
+        <w:t xml:space="preserve">- Les informations sur l'acte de naissance (ni Jours, ni mois et ni années) de  KHADY NDIAYE  manquent, s'il vous plait pouvez-vous fournir d'effort pour avoir ces informations. </w:t>
+        <w:br/>
+        <w:t xml:space="preserve">- Les informations sur l'acte de naissance (ni Jours, ni mois et ni années) de  Mariama Ndiaye  manquent, s'il vous plait pouvez-vous fournir d'effort pour avoir ces informations. Attention ! Vous avez déclaré en s01q00 que le répondant est la personne elle-même, or Mariama Ndiaye est trop jeune (5 ans) pour fournir des informations correctes. Prière de refaire la section 1 pour Mariama Ndiaye en demandant à un adulte de répondre aux questions à sa place. </w:t>
+        <w:br/>
+        <w:t xml:space="preserve">- Les informations sur l'acte de naissance (ni Jours, ni mois et ni années) de  NAFI DIAW  manquent, s'il vous plait pouvez-vous fournir d'effort pour avoir ces informations. </w:t>
+        <w:br/>
+        <w:t xml:space="preserve">- Les informations sur l'acte de naissance (ni Jours, ni mois et ni années) de  OMAR  DIAW  manquent, s'il vous plait pouvez-vous fournir d'effort pour avoir ces informations. </w:t>
+        <w:br/>
+        <w:t xml:space="preserve">- Les informations sur l'acte de naissance (ni Jours, ni mois et ni années) de  TALLA DIAW  manquent, s'il vous plait pouvez-vous fournir d'effort pour avoir ces informations. </w:t>
+        <w:br/>
+        <w:t xml:space="preserve">- Les informations sur l'acte de naissance (ni Jours, ni mois et ni années) de  cheikh DIAW  manquent, s'il vous plait pouvez-vous fournir d'effort pour avoir ces informations. </w:t>
+        <w:br/>
+        <w:t>- Les informations sur l'acte de naissance (ni Jours, ni mois et ni années) de  yama DIAW  manquent, s'il vous plait pouvez-vous fournir d'effort pour avoir ces informations.</w:t>
+      </w:r>
+    </w:p>
+    <w:p>
+      <w:r>
+        <w:rPr>
+          <w:b/>
+          <w:color w:val="4672C4"/>
+          <w:sz w:val="22"/>
+        </w:rPr>
+        <w:t>&gt;&gt; Section2 - Education</w:t>
+      </w:r>
+    </w:p>
+    <w:p>
+      <w:pPr>
+        <w:ind w:left="283"/>
+      </w:pPr>
+      <w:r>
+        <w:rPr>
+          <w:sz w:val="20"/>
+        </w:rPr>
+        <w:t xml:space="preserve">- Peu probable! AMI DIAW  n'arrive pas  à comprendre un petit texte lu dans une langue locale (s02q03). Veuillez corriger ou donner des explications au QG. Peu probable! AMI DIAW  ne sait ni lire, ni écrire, ni comprendre dans aucune des langues  (s02q01,s02q02,s02q03). Veuillez corriger ou donner des explications au QG. </w:t>
+        <w:br/>
+        <w:t xml:space="preserve">- Peu probable! AMINATA  DIAW  n'arrive pas  à comprendre un petit texte lu dans une langue locale (s02q03). Veuillez corriger ou donner des explications au QG. </w:t>
+        <w:br/>
+        <w:t xml:space="preserve">- Peu probable! ANTA NIANG  n'arrive pas  à comprendre un petit texte lu dans une langue locale (s02q03). Veuillez corriger ou donner des explications au QG. Peu probable! ANTA NIANG  ne sait ni lire, ni écrire, ni comprendre dans aucune des langues  (s02q01,s02q02,s02q03). Veuillez corriger ou donner des explications au QG. </w:t>
+        <w:br/>
+        <w:t xml:space="preserve">- Peu probable! ASSANE DIAW  n'arrive pas  à comprendre un petit texte lu dans une langue locale (s02q03). Veuillez corriger ou donner des explications au QG. Peu probable! ASSANE DIAW  ne sait ni lire, ni écrire, ni comprendre dans aucune des langues  (s02q01,s02q02,s02q03). Veuillez corriger ou donner des explications au QG. </w:t>
+        <w:br/>
+        <w:t xml:space="preserve">- Peu probable! AWA DIAW  n'arrive pas  à comprendre un petit texte lu dans une langue locale (s02q03). Veuillez corriger ou donner des explications au QG. Peu probable! AWA DIAW  ne sait ni lire, ni écrire, ni comprendre dans aucune des langues  (s02q01,s02q02,s02q03). Veuillez corriger ou donner des explications au QG. </w:t>
+        <w:br/>
+        <w:t xml:space="preserve">- Peu probable! BABACAR DIAW  n'arrive pas  à comprendre un petit texte lu dans une langue locale (s02q03). Veuillez corriger ou donner des explications au QG. </w:t>
+        <w:br/>
+        <w:t xml:space="preserve">- Peu probable! Elhadji  Diaw  n'arrive pas  à comprendre un petit texte lu dans une langue locale (s02q03). Veuillez corriger ou donner des explications au QG. Peu probable! Elhadji  Diaw  ne sait ni lire, ni écrire, ni comprendre dans aucune des langues  (s02q01,s02q02,s02q03). Veuillez corriger ou donner des explications au QG. </w:t>
+        <w:br/>
+        <w:t xml:space="preserve">- Peu probable! FADY DIAW  n'arrive pas  à comprendre un petit texte lu dans une langue locale (s02q03). Veuillez corriger ou donner des explications au QG. </w:t>
+        <w:br/>
+        <w:t xml:space="preserve">- Peu probable! KHADY NDIAYE  n'arrive pas  à comprendre un petit texte lu dans une langue locale (s02q03). Veuillez corriger ou donner des explications au QG. Peu probable! KHADY NDIAYE  ne sait ni lire, ni écrire, ni comprendre dans aucune des langues  (s02q01,s02q02,s02q03). Veuillez corriger ou donner des explications au QG. </w:t>
+        <w:br/>
+        <w:t xml:space="preserve">- Peu probable! MARIAMA DIAW  n'arrive pas  à comprendre un petit texte lu dans une langue locale (s02q03). Veuillez corriger ou donner des explications au QG. </w:t>
+        <w:br/>
+        <w:t xml:space="preserve">- Peu probable! MODOU DIAW  n'arrive pas  à comprendre un petit texte lu dans une langue locale (s02q03). Veuillez corriger ou donner des explications au QG. </w:t>
+        <w:br/>
+        <w:t xml:space="preserve">- Peu probable! Mariama Ndiaye  n'arrive pas  à comprendre un petit texte lu dans une langue locale (s02q03). Veuillez corriger ou donner des explications au QG. Peu probable! Mariama Ndiaye  ne sait ni lire, ni écrire, ni comprendre dans aucune des langues  (s02q01,s02q02,s02q03). Veuillez corriger ou donner des explications au QG. </w:t>
+        <w:br/>
+        <w:t xml:space="preserve">- Peu probable! NAFI DIAW  n'arrive pas  à comprendre un petit texte lu dans une langue locale (s02q03). Veuillez corriger ou donner des explications au QG. </w:t>
+        <w:br/>
+        <w:t xml:space="preserve">- Peu probable! OUSSEYNOU DIAW  n'arrive pas  à comprendre un petit texte lu dans une langue locale (s02q03). Veuillez corriger ou donner des explications au QG. Peu probable! OUSSEYNOU DIAW  ne sait ni lire, ni écrire, ni comprendre dans aucune des langues  (s02q01,s02q02,s02q03). Veuillez corriger ou donner des explications au QG. </w:t>
+        <w:br/>
+        <w:t xml:space="preserve">- Peu probable! SED DIAW  n'arrive pas  à comprendre un petit texte lu dans une langue locale (s02q03). Veuillez corriger ou donner des explications au QG. Peu probable! SED DIAW  ne sait ni lire, ni écrire, ni comprendre dans aucune des langues  (s02q01,s02q02,s02q03). Veuillez corriger ou donner des explications au QG. </w:t>
+        <w:br/>
+        <w:t>- Peu probable! yama DIAW  n'arrive pas  à comprendre un petit texte lu dans une langue locale (s02q03). Veuillez corriger ou donner des explications au QG.</w:t>
+      </w:r>
+    </w:p>
+    <w:p>
+      <w:r>
+        <w:rPr>
+          <w:b/>
+          <w:color w:val="4672C4"/>
+          <w:sz w:val="22"/>
+        </w:rPr>
+        <w:t>&gt;&gt; Section3 - Sante</w:t>
+      </w:r>
+    </w:p>
+    <w:p>
+      <w:pPr>
+        <w:ind w:left="283"/>
+      </w:pPr>
+      <w:r>
+        <w:rPr>
+          <w:sz w:val="20"/>
+        </w:rPr>
+        <w:t xml:space="preserve">- || </w:t>
+        <w:br/>
+        <w:t xml:space="preserve">- </w:t>
+        <w:br/>
+        <w:t xml:space="preserve">- </w:t>
+        <w:br/>
+        <w:t xml:space="preserve">- </w:t>
+        <w:br/>
+        <w:t xml:space="preserve">- </w:t>
+        <w:br/>
+        <w:t xml:space="preserve">- </w:t>
+        <w:br/>
+        <w:t xml:space="preserve">- </w:t>
+        <w:br/>
+        <w:t xml:space="preserve">- </w:t>
+        <w:br/>
+        <w:t xml:space="preserve">- </w:t>
+        <w:br/>
+        <w:t xml:space="preserve">- </w:t>
+        <w:br/>
+        <w:t xml:space="preserve">- </w:t>
+        <w:br/>
+        <w:t xml:space="preserve">- </w:t>
+        <w:br/>
+        <w:t xml:space="preserve">- </w:t>
+        <w:br/>
+        <w:t xml:space="preserve">- </w:t>
+        <w:br/>
+        <w:t xml:space="preserve">- </w:t>
+        <w:br/>
+        <w:t>- Avertissement!!! Selon vos informations, aucun membre de ce ménage n'a eu de problème de santé au cours des 12 derniers mois. Veuillez revoir la section santé de ce ménage.</w:t>
+      </w:r>
+    </w:p>
+    <w:p>
+      <w:r>
+        <w:rPr>
+          <w:b/>
+          <w:color w:val="4672C4"/>
+          <w:sz w:val="22"/>
+        </w:rPr>
+        <w:t>&gt;&gt; Section4a - Emploi</w:t>
+      </w:r>
+    </w:p>
+    <w:p>
+      <w:pPr>
+        <w:ind w:left="283"/>
+      </w:pPr>
+      <w:r>
+        <w:rPr>
+          <w:sz w:val="20"/>
+        </w:rPr>
+        <w:t xml:space="preserve">- Avertissement! AMI DIAW travaille principalement dans l'agriculture ou élevage ou pêche et le secteur institutionnel déclaré semble  incohérent, prière de corriger ou confirmer avec le QG. </w:t>
+        <w:br/>
+        <w:t xml:space="preserve">- Avertissement! Nombre d'heure que AMINATA  DIAW a consacré à son emploi au cours des 7 derniers jours est trop faible, veuillez revoir s'il vous plait ou confirmer cette information avec QG. </w:t>
+        <w:br/>
+        <w:t xml:space="preserve">- Avertissement! Nombre d'heure que ANTA NIANG a consacré à son emploi au cours des 7 derniers jours est trop faible, veuillez revoir s'il vous plait ou confirmer cette information avec QG. </w:t>
+        <w:br/>
+        <w:t xml:space="preserve">- Avertissement! Nombre d'heure que AWA DIAW a consacré à son emploi au cours des 7 derniers jours est trop faible, veuillez revoir s'il vous plait ou confirmer cette information avec QG. </w:t>
+        <w:br/>
+        <w:t xml:space="preserve">- Avertissement! Nombre d'heure que FADY DIAW a consacré à son emploi au cours des 7 derniers jours est trop faible, veuillez revoir s'il vous plait ou confirmer cette information avec QG. </w:t>
+        <w:br/>
+        <w:t xml:space="preserve">- Avertissement! Nombre d'heure que KHADY NDIAYE a consacré à son emploi au cours des 7 derniers jours est trop faible, veuillez revoir s'il vous plait ou confirmer cette information avec QG. </w:t>
+        <w:br/>
+        <w:t xml:space="preserve">- Avertissement! Nombre d'heure que SED DIAW a consacré à son emploi au cours des 7 derniers jours est trop faible, veuillez revoir s'il vous plait ou confirmer cette information avec QG. </w:t>
+        <w:br/>
+        <w:t>- Avertissement! Nombre d'heure que yama DIAW a consacré à son emploi au cours des 7 derniers jours est trop faible, veuillez revoir s'il vous plait ou confirmer cette information avec QG.</w:t>
+      </w:r>
+    </w:p>
+    <w:p>
+      <w:r>
+        <w:rPr>
+          <w:b/>
+          <w:color w:val="4672C4"/>
+          <w:sz w:val="22"/>
+        </w:rPr>
+        <w:t>&gt;&gt; Section4b - Emploi - Activite principale</w:t>
+      </w:r>
+    </w:p>
+    <w:p>
+      <w:pPr>
+        <w:ind w:left="283"/>
+      </w:pPr>
+      <w:r>
+        <w:rPr>
+          <w:sz w:val="20"/>
+        </w:rPr>
+        <w:t>- Prière de changer la branche d'activité de AMINATA  DIAW, les agriculteurs dont leurs cultures est principalement destiné à la consommation du ménage sont des (Agriculteurs, subsistances) et ceux qui le font avec l'élevage sont des (Agriculteurs et eleveurs, subsistances)</w:t>
+        <w:br/>
+        <w:t xml:space="preserve">- Prière de changer la branche d'activité de ANTA NIANG, les agriculteurs dont leurs cultures est principalement destiné à la consommation du ménage sont des (Agriculteurs, subsistances) et ceux qui le font avec l'élevage sont des (Agriculteurs et eleveurs, subsistances)Nombre de mois exercé par ANTA NIANG dans l'emploi au cours des 12 derniers mois semble faible, veuillez corriger s'il vous plait ou comfirmer avec le QG. </w:t>
+        <w:br/>
+        <w:t xml:space="preserve">- Prière de changer la branche d'activité de AWA DIAW, les agriculteurs dont leurs cultures est principalement destiné à la consommation du ménage sont des (Agriculteurs, subsistances) et ceux qui le font avec l'élevage sont des (Agriculteurs et eleveurs, subsistances)Nombre de mois exercé par AWA DIAW dans l'emploi au cours des 12 derniers mois semble faible, veuillez corriger s'il vous plait ou comfirmer avec le QG. </w:t>
+        <w:br/>
+        <w:t xml:space="preserve">- Prière de changer la branche d'activité de FADY DIAW, les agriculteurs dont leurs cultures est principalement destiné à la consommation du ménage sont des (Agriculteurs, subsistances) et ceux qui le font avec l'élevage sont des (Agriculteurs et eleveurs, subsistances)Nombre de mois exercé par FADY DIAW dans l'emploi au cours des 12 derniers mois semble faible, veuillez corriger s'il vous plait ou comfirmer avec le QG. </w:t>
+        <w:br/>
+        <w:t xml:space="preserve">- Prière de changer la branche d'activité de KHADY NDIAYE, les agriculteurs dont leurs cultures est principalement destiné à la consommation du ménage sont des (Agriculteurs, subsistances) et ceux qui le font avec l'élevage sont des (Agriculteurs et eleveurs, subsistances)Nombre de mois exercé par KHADY NDIAYE dans l'emploi au cours des 12 derniers mois semble faible, veuillez corriger s'il vous plait ou comfirmer avec le QG. </w:t>
+        <w:br/>
+        <w:t>- Prière de changer la branche d'activité de SED DIAW, les agriculteurs dont leurs cultures est principalement destiné à la consommation du ménage sont des (Agriculteurs, subsistances) et ceux qui le font avec l'élevage sont des (Agriculteurs et eleveurs, subsistances)</w:t>
+        <w:br/>
+        <w:t>- Prière de changer la branche d'activité de yama DIAW, les agriculteurs dont leurs cultures est principalement destiné à la consommation du ménage sont des (Agriculteurs, subsistances) et ceux qui le font avec l'élevage sont des (Agriculteurs et eleveurs, subsistances)Nombre de mois exercé par yama DIAW dans l'emploi au cours des 12 derniers mois semble faible, veuillez corriger s'il vous plait ou comfirmer avec le QG.</w:t>
+      </w:r>
+    </w:p>
+    <w:p>
+      <w:r>
+        <w:rPr>
+          <w:b/>
+          <w:color w:val="4672C4"/>
+          <w:sz w:val="22"/>
+        </w:rPr>
+        <w:t>&gt;&gt; Section7b - Consommation alimentaire - 7 jours</w:t>
+      </w:r>
+    </w:p>
+    <w:p>
+      <w:pPr>
+        <w:ind w:left="283"/>
+      </w:pPr>
+      <w:r>
+        <w:rPr>
+          <w:sz w:val="20"/>
+        </w:rPr>
+        <w:t>- Avertissement!! La quantité (3.25 litre) du produit Huile de palme raffinée consommée  par le ménage semble très élevé, prière de corriger ou confirmer avec le QG. Avertissement!!! Le ménage a consommé 12 Tas Petit de Mâchoiron séchée (Kon), cette quantité semble anormale pour une consommation des 7 derniers jours.Prière de corriger ou de confirmer avec le QG. Avertissement!!! Le ménage a consommé 14 Paquet Petit de Thé en sachet, cette quantité semble anormale pour une consommation des 7 derniers jours.Prière de corriger ou de confirmer avec le QG. Avertissement!! le prix unitaire (100 Fcfa) de Thé en sachet (unité: Paquet) de taille Petit est très faible ou élevé. Prière de corriger ou de confirmer avec le QG. Avertissement!!! Le ménage a consommé 5 Cuillère Moyen de Pâte d'arachide, cette quantité semble anormale pour une consommation des 7 derniers jours. Etes vous sur d'avoir selectionner la bonne unitée ? prière de verifier et corriger. Le prix d'achat unitaire (1 Fcfa) de Courge en Pièce de taille Moyen  est invraisemblable, prière de regarder les reponses prises dans les questions s07bq07a s07bq07b s07bq07c s07bq08 pour mieux corriger. Attention ! Le prix unitaire d'achat (1 Fcfa) de Courge en Pièce (Moyen) est relativement faible par rapport aux autres prix observés dans cette zone. Prière de corriger ou de confirmer avec le QG.</w:t>
+      </w:r>
+    </w:p>
+    <w:p>
+      <w:r>
+        <w:rPr>
+          <w:b/>
+          <w:color w:val="4672C4"/>
+          <w:sz w:val="22"/>
+        </w:rPr>
+        <w:t>&gt;&gt; Section9b - Depenses non-alimentaires - 7 jours</w:t>
+      </w:r>
+    </w:p>
+    <w:p>
+      <w:pPr>
+        <w:ind w:left="283"/>
+      </w:pPr>
+      <w:r>
+        <w:rPr>
+          <w:sz w:val="20"/>
+        </w:rPr>
+        <w:t>- Il est difficile d'avoir un ménage qui n'a effectué aucune des dépenses mentionnées au cours de 7 derniers jours, prière de revoir la section 9B pour ce ménage.</w:t>
+      </w:r>
+    </w:p>
+    <w:p>
+      <w:r>
+        <w:rPr>
+          <w:b/>
+          <w:color w:val="4672C4"/>
+          <w:sz w:val="22"/>
+        </w:rPr>
+        <w:t>&gt;&gt; Section10a - Existence entreprise non agricole</w:t>
+      </w:r>
+    </w:p>
+    <w:p>
+      <w:pPr>
+        <w:ind w:left="283"/>
+      </w:pPr>
+      <w:r>
+        <w:rPr>
+          <w:sz w:val="20"/>
+        </w:rPr>
+        <w:t>- Avertissement!!! Le ménage de SED DIAWE a comme taille 17 personnes dont ils vivent à KAFFRINE Rural et aucune d'entre ne possède une entreprise non agricole, prière de revoir cette partie de la section 10 de ce menage.</w:t>
+      </w:r>
+    </w:p>
+    <w:p>
+      <w:r>
+        <w:rPr>
+          <w:b/>
+          <w:color w:val="4672C4"/>
+          <w:sz w:val="22"/>
+        </w:rPr>
+        <w:t>&gt;&gt; Section12 - Actifs du menage</w:t>
+      </w:r>
+    </w:p>
+    <w:p>
+      <w:pPr>
+        <w:ind w:left="283"/>
+      </w:pPr>
+      <w:r>
+        <w:rPr>
+          <w:sz w:val="20"/>
+        </w:rPr>
+        <w:t xml:space="preserve">- Le prix d'achat de l'article  Lit ne doit pas être égal 0 même si le ménage l'a reçu en cadeau prière de leurs aider à faire une estimations. Le prix de revente de l'article  Lit ne doit pas être égal 0 même si le ménage l'a reçu en cadeau prière de leurs aider à faire une estimations. </w:t>
+        <w:br/>
+        <w:t xml:space="preserve">- Le prix de revente de l'article  Matelas simple ne doit pas être égal 0 même si le ménage l'a reçu en cadeau prière de leurs aider à faire une estimations. </w:t>
+        <w:br/>
+        <w:t xml:space="preserve">- Le prix de revente de l'article  Radio simple/Radiocassette ne doit pas être égal 0 même si le ménage l'a reçu en cadeau prière de leurs aider à faire une estimations. </w:t>
+        <w:br/>
+        <w:t>- Le prix de revente de l'article  Téléphone portable ne doit pas être égal 0 même si le ménage l'a reçu en cadeau prière de leurs aider à faire une estimations.</w:t>
       </w:r>
     </w:p>
     <w:p>
@@ -1781,9 +2441,11 @@
         <w:rPr>
           <w:sz w:val="20"/>
         </w:rPr>
-        <w:t xml:space="preserve">- La superficie de la parcelle parcelle  de mil est de .a , elle doit être renseignée et ne doit pas contenir des chiffres de 9999 ou 0. Prière de corriger. Incoherence! Le nombre de cultures dans la parcelle parcelle  de mil est de .a cultures qui semble trop élévé ou non renseigné, prière de corriger. Incoherence! Le nombre de minutes (.a minutes) pour se rendre dans la parcelle parcelle  de mil est trop élevé, prière de corriger. La superficie de la parcelle parcelle  de mil selon les mesures GPS est de .a hectare qui semble élevé ou faible, prière de corriger. </w:t>
+        <w:t xml:space="preserve">- Le document légal (titre, acte, certificat etc. ) qui affirme votre possession de la parcelle parcelle de mil est  et semble exister dans les modalités, prière de prendre attache avec le QG pour plus d'explication afin de la classer bien. </w:t>
         <w:br/>
-        <w:t>- La superficie de la parcelle parcelle  de mil selon les mesures GPS est de .a hectare qui semble élevé ou faible, prière de corriger. Le document légal (titre, acte, certificat etc. ) qui affirme votre possession de la parcelle parcelle  de mil est  et semble exister dans les modalités, prière de prendre attache avec le QG pour plus d'explication afin de la classer bien.</w:t>
+        <w:t xml:space="preserve">- Le nombre d'application des engrais inorganiques dans la parcelle parcelle de mil est de  5 fois qui semble élevé ou faible, prière de corriger. Le document légal (titre, acte, certificat etc. ) qui affirme votre possession de la parcelle parcelle de mil est  et semble exister dans les modalités, prière de prendre attache avec le QG pour plus d'explication afin de la classer bien. </w:t>
+        <w:br/>
+        <w:t>- Le salaire d'une femme de 15ans et plus ayant travaillé sur la parcelle Parcelle arachide par jours au moment de la période des récoltes est de 200 FCFA qui semble faible ou  élevé, prière de corriger. Le document légal (titre, acte, certificat etc. ) qui affirme votre possession de la parcelle Parcelle arachide est  et semble exister dans les modalités, prière de prendre attache avec le QG pour plus d'explication afin de la classer bien.</w:t>
       </w:r>
     </w:p>
     <w:p>
@@ -1793,7 +2455,7 @@
           <w:color w:val="4672C4"/>
           <w:sz w:val="22"/>
         </w:rPr>
-        <w:t>&gt;&gt; Section16b - Couts des intrants agricoles</w:t>
+        <w:t>&gt;&gt; Section18c - Cueillette</w:t>
       </w:r>
     </w:p>
     <w:p>
@@ -1804,11 +2466,9 @@
         <w:rPr>
           <w:sz w:val="20"/>
         </w:rPr>
-        <w:t xml:space="preserve">- Quantité totale de [INTRANT] utilisée trop élevé, veuillez vérifier. </w:t>
+        <w:t xml:space="preserve">- Prière de renseigner la valeur de ce produit consommé ou stocké par votre ménage au cours des 12 derniers mois, prière de fournir d'effort pour avoir une estimation (s18cq03) au lieu de 9999. </w:t>
         <w:br/>
-        <w:t xml:space="preserve">- Quantité totale de [INTRANT] utilisée trop élevé, veuillez vérifier. </w:t>
-        <w:br/>
-        <w:t>- Quantité totale de [INTRANT] utilisée trop élevé, veuillez vérifier.</w:t>
+        <w:t>- Prière de verifier la valeur de ce produit consommé ou stocké par mois dans le ménage, prière de corriger ou confirmer avec le QG.</w:t>
       </w:r>
     </w:p>
     <w:p>
@@ -1829,13 +2489,2503 @@
         <w:rPr>
           <w:sz w:val="20"/>
         </w:rPr>
-        <w:t xml:space="preserve">- Prière de renseigner toutes les questions de la section 19, prière de prendre Non (s19q03) au cas ou le ménage ne possède cet article au lieu de laisser le champs non renseigner. </w:t>
+        <w:t xml:space="preserve">- Incohérence!! Le prix de revente de Hache/pioche dans cette section 19 ne doit pas être égal 0 même si le ménage l'a reçu en cadeau prière de leurs aider à faire une estimation. </w:t>
         <w:br/>
-        <w:t xml:space="preserve">- Prière de renseigner toutes les questions de la section 19, prière de prendre Non (s19q03) au cas ou le ménage ne possède cet article au lieu de laisser le champs non renseigner. </w:t>
+        <w:t xml:space="preserve">- Incohérence!! Le prix de revente de Houe asine dans cette section 19 ne doit pas être égal 0 même si le ménage l'a reçu en cadeau prière de leurs aider à faire une estimation. </w:t>
         <w:br/>
-        <w:t xml:space="preserve">- Prière de renseigner toutes les questions de la section 19, prière de prendre Non (s19q03) au cas ou le ménage ne possède cet article au lieu de laisser le champs non renseigner. </w:t>
+        <w:t xml:space="preserve">- Incohérence!! Le prix de revente de Houe/daba/hilaire dans cette section 19 ne doit pas être égal 0 même si le ménage l'a reçu en cadeau prière de leurs aider à faire une estimation. </w:t>
         <w:br/>
-        <w:t>- Prière de renseigner toutes les questions de la section 19, prière de prendre Non (s19q03) au cas ou le ménage ne possède cet article au lieu de laisser le champs non renseigner.</w:t>
+        <w:t xml:space="preserve">- Incohérence!! Le prix de revente de Machine à traire dans cette section 19 ne doit pas être égal 0 même si le ménage l'a reçu en cadeau prière de leurs aider à faire une estimation. </w:t>
+        <w:br/>
+        <w:t>- Incohérence!! Le prix de revente de Râteau dans cette section 19 ne doit pas être égal 0 même si le ménage l'a reçu en cadeau prière de leurs aider à faire une estimation.</w:t>
+      </w:r>
+    </w:p>
+    <w:p>
+      <w:r>
+        <w:t>________________________________________________________________________________</w:t>
+      </w:r>
+    </w:p>
+    <w:p>
+      <w:pPr>
+        <w:pStyle w:val="Heading2"/>
+      </w:pPr>
+      <w:r>
+        <w:t>Menage 5</w:t>
+      </w:r>
+    </w:p>
+    <w:tbl>
+      <w:tblPr>
+        <w:tblStyle w:val="TableGrid"/>
+        <w:tblW w:type="auto" w:w="0"/>
+        <w:tblLook w:firstColumn="1" w:firstRow="1" w:lastColumn="0" w:lastRow="0" w:noHBand="0" w:noVBand="1" w:val="04A0"/>
+      </w:tblPr>
+      <w:tblGrid>
+        <w:gridCol w:w="1662"/>
+        <w:gridCol w:w="1662"/>
+        <w:gridCol w:w="1662"/>
+        <w:gridCol w:w="1662"/>
+        <w:gridCol w:w="1662"/>
+        <w:gridCol w:w="1662"/>
+      </w:tblGrid>
+      <w:tr>
+        <w:tc>
+          <w:tcPr>
+            <w:tcW w:type="dxa" w:w="1662"/>
+            <w:shd w:fill="5B9BD5"/>
+          </w:tcPr>
+          <w:p>
+            <w:r>
+              <w:rPr>
+                <w:b/>
+                <w:color w:val="FFFFFF"/>
+                <w:sz w:val="16"/>
+              </w:rPr>
+              <w:t>Interview Key</w:t>
+            </w:r>
+          </w:p>
+        </w:tc>
+        <w:tc>
+          <w:tcPr>
+            <w:tcW w:type="dxa" w:w="1662"/>
+            <w:shd w:fill="5B9BD5"/>
+          </w:tcPr>
+          <w:p>
+            <w:r>
+              <w:rPr>
+                <w:b/>
+                <w:color w:val="FFFFFF"/>
+                <w:sz w:val="16"/>
+              </w:rPr>
+              <w:t>Interview ID</w:t>
+            </w:r>
+          </w:p>
+        </w:tc>
+        <w:tc>
+          <w:tcPr>
+            <w:tcW w:type="dxa" w:w="1662"/>
+            <w:shd w:fill="5B9BD5"/>
+          </w:tcPr>
+          <w:p>
+            <w:r>
+              <w:rPr>
+                <w:b/>
+                <w:color w:val="FFFFFF"/>
+                <w:sz w:val="16"/>
+              </w:rPr>
+              <w:t>ID Agent</w:t>
+            </w:r>
+          </w:p>
+        </w:tc>
+        <w:tc>
+          <w:tcPr>
+            <w:tcW w:type="dxa" w:w="1662"/>
+            <w:shd w:fill="5B9BD5"/>
+          </w:tcPr>
+          <w:p>
+            <w:r>
+              <w:rPr>
+                <w:b/>
+                <w:color w:val="FFFFFF"/>
+                <w:sz w:val="16"/>
+              </w:rPr>
+              <w:t>ID Equipe</w:t>
+            </w:r>
+          </w:p>
+        </w:tc>
+        <w:tc>
+          <w:tcPr>
+            <w:tcW w:type="dxa" w:w="1662"/>
+            <w:shd w:fill="5B9BD5"/>
+          </w:tcPr>
+          <w:p>
+            <w:r>
+              <w:rPr>
+                <w:b/>
+                <w:color w:val="FFFFFF"/>
+                <w:sz w:val="16"/>
+              </w:rPr>
+              <w:t>Agent</w:t>
+            </w:r>
+          </w:p>
+        </w:tc>
+        <w:tc>
+          <w:tcPr>
+            <w:tcW w:type="dxa" w:w="1662"/>
+            <w:shd w:fill="5B9BD5"/>
+          </w:tcPr>
+          <w:p>
+            <w:r>
+              <w:rPr>
+                <w:b/>
+                <w:color w:val="FFFFFF"/>
+                <w:sz w:val="16"/>
+              </w:rPr>
+              <w:t>Chef d'equipe</w:t>
+            </w:r>
+          </w:p>
+        </w:tc>
+      </w:tr>
+      <w:tr>
+        <w:tc>
+          <w:tcPr>
+            <w:tcW w:type="dxa" w:w="1662"/>
+          </w:tcPr>
+          <w:p>
+            <w:r>
+              <w:rPr>
+                <w:sz w:val="14"/>
+              </w:rPr>
+              <w:t>03-01-93-62</w:t>
+            </w:r>
+          </w:p>
+        </w:tc>
+        <w:tc>
+          <w:tcPr>
+            <w:tcW w:type="dxa" w:w="1662"/>
+          </w:tcPr>
+          <w:p>
+            <w:r>
+              <w:rPr>
+                <w:sz w:val="14"/>
+              </w:rPr>
+              <w:t>778b54c4cf704dbba383c60111d04ac8</w:t>
+            </w:r>
+          </w:p>
+        </w:tc>
+        <w:tc>
+          <w:tcPr>
+            <w:tcW w:type="dxa" w:w="1662"/>
+          </w:tcPr>
+          <w:p>
+            <w:r>
+              <w:rPr>
+                <w:sz w:val="14"/>
+              </w:rPr>
+              <w:t>EQ27_enq3</w:t>
+            </w:r>
+          </w:p>
+        </w:tc>
+        <w:tc>
+          <w:tcPr>
+            <w:tcW w:type="dxa" w:w="1662"/>
+          </w:tcPr>
+          <w:p>
+            <w:r>
+              <w:rPr>
+                <w:sz w:val="14"/>
+              </w:rPr>
+              <w:t>Equipe27</w:t>
+            </w:r>
+          </w:p>
+        </w:tc>
+        <w:tc>
+          <w:tcPr>
+            <w:tcW w:type="dxa" w:w="1662"/>
+          </w:tcPr>
+          <w:p>
+            <w:r>
+              <w:rPr>
+                <w:sz w:val="14"/>
+              </w:rPr>
+              <w:t>El Hadji Alioune THIAM</w:t>
+            </w:r>
+          </w:p>
+        </w:tc>
+        <w:tc>
+          <w:tcPr>
+            <w:tcW w:type="dxa" w:w="1662"/>
+          </w:tcPr>
+          <w:p>
+            <w:r>
+              <w:rPr>
+                <w:sz w:val="14"/>
+              </w:rPr>
+              <w:t>Soudou FAYE</w:t>
+            </w:r>
+          </w:p>
+        </w:tc>
+      </w:tr>
+    </w:tbl>
+    <w:p/>
+    <w:tbl>
+      <w:tblPr>
+        <w:tblStyle w:val="TableGrid"/>
+        <w:tblW w:type="auto" w:w="0"/>
+        <w:tblLook w:firstColumn="1" w:firstRow="1" w:lastColumn="0" w:lastRow="0" w:noHBand="0" w:noVBand="1" w:val="04A0"/>
+      </w:tblPr>
+      <w:tblGrid>
+        <w:gridCol w:w="3324"/>
+        <w:gridCol w:w="3324"/>
+        <w:gridCol w:w="3324"/>
+      </w:tblGrid>
+      <w:tr>
+        <w:tc>
+          <w:tcPr>
+            <w:tcW w:type="dxa" w:w="3324"/>
+            <w:shd w:fill="70AD47"/>
+          </w:tcPr>
+          <w:p>
+            <w:r>
+              <w:rPr>
+                <w:b/>
+                <w:color w:val="FFFFFF"/>
+                <w:sz w:val="18"/>
+              </w:rPr>
+              <w:t>Chef de Menage</w:t>
+            </w:r>
+          </w:p>
+        </w:tc>
+        <w:tc>
+          <w:tcPr>
+            <w:tcW w:type="dxa" w:w="3324"/>
+            <w:shd w:fill="70AD47"/>
+          </w:tcPr>
+          <w:p>
+            <w:r>
+              <w:rPr>
+                <w:b/>
+                <w:color w:val="FFFFFF"/>
+                <w:sz w:val="18"/>
+              </w:rPr>
+              <w:t>Quartier/Village (s00q05)</w:t>
+            </w:r>
+          </w:p>
+        </w:tc>
+        <w:tc>
+          <w:tcPr>
+            <w:tcW w:type="dxa" w:w="3324"/>
+            <w:shd w:fill="70AD47"/>
+          </w:tcPr>
+          <w:p>
+            <w:r>
+              <w:rPr>
+                <w:b/>
+                <w:color w:val="FFFFFF"/>
+                <w:sz w:val="18"/>
+              </w:rPr>
+              <w:t>Localisation GPS</w:t>
+            </w:r>
+          </w:p>
+        </w:tc>
+      </w:tr>
+      <w:tr>
+        <w:tc>
+          <w:tcPr>
+            <w:tcW w:type="dxa" w:w="3324"/>
+          </w:tcPr>
+          <w:p>
+            <w:r>
+              <w:rPr>
+                <w:sz w:val="18"/>
+              </w:rPr>
+              <w:t>IBRAHIMA SARR</w:t>
+            </w:r>
+          </w:p>
+        </w:tc>
+        <w:tc>
+          <w:tcPr>
+            <w:tcW w:type="dxa" w:w="3324"/>
+          </w:tcPr>
+          <w:p>
+            <w:r>
+              <w:rPr>
+                <w:sz w:val="18"/>
+              </w:rPr>
+              <w:t>N/A</w:t>
+            </w:r>
+          </w:p>
+        </w:tc>
+        <w:tc>
+          <w:tcPr>
+            <w:tcW w:type="dxa" w:w="3324"/>
+          </w:tcPr>
+          <w:p>
+            <w:r/>
+            <w:hyperlink r:id="rId12">
+              <w:r>
+                <w:rPr>
+                  <w:color w:val="0563C1"/>
+                  <w:u w:val="single"/>
+                </w:rPr>
+                <w:t>medina niaheme</w:t>
+              </w:r>
+            </w:hyperlink>
+          </w:p>
+        </w:tc>
+      </w:tr>
+    </w:tbl>
+    <w:p/>
+    <w:p>
+      <w:r>
+        <w:rPr>
+          <w:b/>
+          <w:color w:val="4672C4"/>
+          <w:sz w:val="22"/>
+        </w:rPr>
+        <w:t>&gt;&gt; Section0 - Identification et renseignements de controle</w:t>
+      </w:r>
+    </w:p>
+    <w:p>
+      <w:pPr>
+        <w:ind w:left="283"/>
+      </w:pPr>
+      <w:r>
+        <w:rPr>
+          <w:sz w:val="20"/>
+        </w:rPr>
+        <w:t>- Le questionnaire semble ne pas être complètement fini mais le questionnaire est en statut complet, prière de compléter le questionnaire.</w:t>
+      </w:r>
+    </w:p>
+    <w:p>
+      <w:r>
+        <w:rPr>
+          <w:b/>
+          <w:color w:val="4672C4"/>
+          <w:sz w:val="22"/>
+        </w:rPr>
+        <w:t>&gt;&gt; Section1 - Caracteristiques des membres</w:t>
+      </w:r>
+    </w:p>
+    <w:p>
+      <w:pPr>
+        <w:ind w:left="283"/>
+      </w:pPr>
+      <w:r>
+        <w:rPr>
+          <w:sz w:val="20"/>
+        </w:rPr>
+        <w:t>- Incoherence! IBRAHIMA SARR dispose d'un téléphone portable à s01q39, donc la raison évoquée ne peut pas être (ne dispose pas d'appareil).</w:t>
+      </w:r>
+    </w:p>
+    <w:p>
+      <w:r>
+        <w:rPr>
+          <w:b/>
+          <w:color w:val="4672C4"/>
+          <w:sz w:val="22"/>
+        </w:rPr>
+        <w:t>&gt;&gt; Section2 - Education</w:t>
+      </w:r>
+    </w:p>
+    <w:p>
+      <w:pPr>
+        <w:ind w:left="283"/>
+      </w:pPr>
+      <w:r>
+        <w:rPr>
+          <w:sz w:val="20"/>
+        </w:rPr>
+        <w:t xml:space="preserve">- Peu probable! Abibou sarr  n'arrive pas  à comprendre un petit texte lu dans une langue locale (s02q03). Veuillez corriger ou donner des explications au QG. Peu probable! Abibou sarr  ne sait ni lire, ni écrire, ni comprendre dans aucune des langues  (s02q01,s02q02,s02q03). Veuillez corriger ou donner des explications au QG. </w:t>
+        <w:br/>
+        <w:t xml:space="preserve">- Peu probable! Aminata diaw  n'arrive pas  à comprendre un petit texte lu dans une langue locale (s02q03). Veuillez corriger ou donner des explications au QG. Peu probable! Aminata diaw  ne sait ni lire, ni écrire, ni comprendre dans aucune des langues  (s02q01,s02q02,s02q03). Veuillez corriger ou donner des explications au QG. </w:t>
+        <w:br/>
+        <w:t xml:space="preserve">- Peu probable! Fatimata sarr  n'arrive pas  à comprendre un petit texte lu dans une langue locale (s02q03). Veuillez corriger ou donner des explications au QG. </w:t>
+        <w:br/>
+        <w:t xml:space="preserve">- Peu probable! IBRAHIMA SARR  n'arrive pas  à comprendre un petit texte lu dans une langue locale (s02q03). Veuillez corriger ou donner des explications au QG. </w:t>
+        <w:br/>
+        <w:t xml:space="preserve">- Peu probable! Ndeye gueye  n'arrive pas  à comprendre un petit texte lu dans une langue locale (s02q03). Veuillez corriger ou donner des explications au QG. Peu probable! Ndeye gueye  ne sait ni lire, ni écrire, ni comprendre dans aucune des langues  (s02q01,s02q02,s02q03). Veuillez corriger ou donner des explications au QG. </w:t>
+        <w:br/>
+        <w:t xml:space="preserve">- Peu probable! Pape oumar sarr  n'arrive pas  à comprendre un petit texte lu dans une langue locale (s02q03). Veuillez corriger ou donner des explications au QG. </w:t>
+        <w:br/>
+        <w:t xml:space="preserve">- Peu probable! SETTE gueye  n'arrive pas  à comprendre un petit texte lu dans une langue locale (s02q03). Veuillez corriger ou donner des explications au QG. </w:t>
+        <w:br/>
+        <w:t xml:space="preserve">- Peu probable! cheikh sarr  n'arrive pas  à comprendre un petit texte lu dans une langue locale (s02q03). Veuillez corriger ou donner des explications au QG. Peu probable! cheikh sarr  ne sait ni lire, ni écrire, ni comprendre dans aucune des langues  (s02q01,s02q02,s02q03). Veuillez corriger ou donner des explications au QG. </w:t>
+        <w:br/>
+        <w:t>- Peu probable! ousmane sarr  n'arrive pas  à comprendre un petit texte lu dans une langue locale (s02q03). Veuillez corriger ou donner des explications au QG.</w:t>
+      </w:r>
+    </w:p>
+    <w:p>
+      <w:r>
+        <w:rPr>
+          <w:b/>
+          <w:color w:val="4672C4"/>
+          <w:sz w:val="22"/>
+        </w:rPr>
+        <w:t>&gt;&gt; Section4a - Emploi</w:t>
+      </w:r>
+    </w:p>
+    <w:p>
+      <w:pPr>
+        <w:ind w:left="283"/>
+      </w:pPr>
+      <w:r>
+        <w:rPr>
+          <w:sz w:val="20"/>
+        </w:rPr>
+        <w:t>- Avertissement! ousmane sarr est trop jeune mais il a plus de 15 ans, prière de corriger ou confirmer.</w:t>
+      </w:r>
+    </w:p>
+    <w:p>
+      <w:r>
+        <w:rPr>
+          <w:b/>
+          <w:color w:val="4672C4"/>
+          <w:sz w:val="22"/>
+        </w:rPr>
+        <w:t>&gt;&gt; Section4b - Emploi - Activite principale</w:t>
+      </w:r>
+    </w:p>
+    <w:p>
+      <w:pPr>
+        <w:ind w:left="283"/>
+      </w:pPr>
+      <w:r>
+        <w:rPr>
+          <w:sz w:val="20"/>
+        </w:rPr>
+        <w:t xml:space="preserve">- Prière de changer la branche d'activité Aminata diaw, les cultivateurs dont leurs cultures est principalement destiné à la consommation du ménage sont des (Agriculteurs, subsistances) et ceux qui le font avec l'élevage sont des (Agriculteurs et eleveurs, subsistances). Nombre de mois exercé par Aminata diaw dans l'emploi au cours des 12 derniers mois semble faible, veuillez corriger s'il vous plait ou comfirmer avec le QG. </w:t>
+        <w:br/>
+        <w:t xml:space="preserve">- Prière de changer la branche d'activité Fatimata sarr, les cultivateurs dont leurs cultures est principalement destiné à la consommation du ménage sont des (Agriculteurs, subsistances) et ceux qui le font avec l'élevage sont des (Agriculteurs et eleveurs, subsistances). Nombre de mois exercé par Fatimata sarr dans l'emploi au cours des 12 derniers mois semble faible, veuillez corriger s'il vous plait ou comfirmer avec le QG. Attention ! Le nombre de jours que Fatimata sarr a travaillés par mois semble être inférieur à 15. Veuillez, s'il vous plaît, confirmer cette information. </w:t>
+        <w:br/>
+        <w:t xml:space="preserve">- Prière de changer la branche d'activité IBRAHIMA SARR, les cultivateurs dont leurs cultures est principalement destiné à la consommation du ménage sont des (Agriculteurs, subsistances) et ceux qui le font avec l'élevage sont des (Agriculteurs et eleveurs, subsistances). Nombre de mois exercé par IBRAHIMA SARR dans l'emploi au cours des 12 derniers mois semble faible, veuillez corriger s'il vous plait ou comfirmer avec le QG. </w:t>
+        <w:br/>
+        <w:t xml:space="preserve">- Prière de changer la branche d'activité SETTE gueye, les cultivateurs dont leurs cultures est principalement destiné à la consommation du ménage sont des (Agriculteurs, subsistances) et ceux qui le font avec l'élevage sont des (Agriculteurs et eleveurs, subsistances). Nombre de mois exercé par SETTE gueye dans l'emploi au cours des 12 derniers mois semble faible, veuillez corriger s'il vous plait ou comfirmer avec le QG. </w:t>
+        <w:br/>
+        <w:t>- Prière de changer la branche d'activité ousmane sarr, les cultivateurs dont leurs cultures est principalement destiné à la consommation du ménage sont des (Agriculteurs, subsistances) et ceux qui le font avec l'élevage sont des (Agriculteurs et eleveurs, subsistances). Nombre de mois exercé par ousmane sarr dans l'emploi au cours des 12 derniers mois semble faible, veuillez corriger s'il vous plait ou comfirmer avec le QG.</w:t>
+      </w:r>
+    </w:p>
+    <w:p>
+      <w:r>
+        <w:rPr>
+          <w:b/>
+          <w:color w:val="4672C4"/>
+          <w:sz w:val="22"/>
+        </w:rPr>
+        <w:t>&gt;&gt; Section4c - Emploi - Activite secondaire</w:t>
+      </w:r>
+    </w:p>
+    <w:p>
+      <w:pPr>
+        <w:ind w:left="283"/>
+      </w:pPr>
+      <w:r>
+        <w:rPr>
+          <w:sz w:val="20"/>
+        </w:rPr>
+        <w:t xml:space="preserve">- Avertissement!!! les informations de Aminata diaw sur le nombre de mois, jours ou heures de son emploi secondaire sont superieur a celles de son emploi principal , veuillez corriger ou confirmer aupres du QG. </w:t>
+        <w:br/>
+        <w:t xml:space="preserve">- Avertissement!!! les informations de IBRAHIMA SARR sur le nombre de mois, jours ou heures de son emploi secondaire sont superieur a celles de son emploi principal , veuillez corriger ou confirmer aupres du QG. </w:t>
+        <w:br/>
+        <w:t>- Avertissement!!! les informations de SETTE gueye sur le nombre de mois, jours ou heures de son emploi secondaire sont superieur a celles de son emploi principal , veuillez corriger ou confirmer aupres du QG.</w:t>
+      </w:r>
+    </w:p>
+    <w:p>
+      <w:r>
+        <w:rPr>
+          <w:b/>
+          <w:color w:val="4672C4"/>
+          <w:sz w:val="22"/>
+        </w:rPr>
+        <w:t>&gt;&gt; Section7b - Consommation alimentaire - 7 jours</w:t>
+      </w:r>
+    </w:p>
+    <w:p>
+      <w:pPr>
+        <w:ind w:left="283"/>
+      </w:pPr>
+      <w:r>
+        <w:rPr>
+          <w:sz w:val="20"/>
+        </w:rPr>
+        <w:t>- Attention ! Le prix unitaire d'achat (50 Fcfa) de Lait en poudre en Sachets (Petit) est relativement faible par rapport aux autres prix observés dans cette zone. Prière de corriger ou de confirmer avec le QG. Attention ! Le prix unitaire d'achat (600 Fcfa) de Capitaine frais en Kg (taille unique) est relativement faible par rapport aux autres prix observés dans cette zone. Prière de corriger ou de confirmer avec le QG. Avertissement!!! Le ménage a consommé 10 Paquet Petit de Thé en sachet, cette quantité semble anormale pour une consommation des 7 derniers jours.Prière de corriger ou de confirmer avec le QG. Avertissement!! le prix unitaire (100 Fcfa) de Thé en sachet (unité: Paquet) de taille Petit est très faible ou élevé. Prière de corriger ou de confirmer avec le QG. Difficile de consommer le Sel en Sac (5 Kg) taille unique prière de verifier. Incohérence!! Dans ce ménage, chaque individus consomme par jour 39.71314 Kg  de cereale; Prière de revoir les quantités prises de ces produits. Incohérence!! Dans ce ménage, chaque individus consomme par jour 39.71314 Kg  de cereale; Prière de revoir les quantités prises de ces produits. Incohérence!! Dans ce ménage, chaque individus consomme par jour 39.71314 Kg  de cereale; Prière de revoir les quantités prises de ces produits.</w:t>
+      </w:r>
+    </w:p>
+    <w:p>
+      <w:r>
+        <w:rPr>
+          <w:b/>
+          <w:color w:val="4672C4"/>
+          <w:sz w:val="22"/>
+        </w:rPr>
+        <w:t>&gt;&gt; Section9b - Depenses non-alimentaires - 7 jours</w:t>
+      </w:r>
+    </w:p>
+    <w:p>
+      <w:pPr>
+        <w:ind w:left="283"/>
+      </w:pPr>
+      <w:r>
+        <w:rPr>
+          <w:sz w:val="20"/>
+        </w:rPr>
+        <w:t>- Il est difficile d'avoir un ménage qui n'a effectué aucune des dépenses mentionnées au cours de 7 derniers jours, prière de revoir la section 9B pour ce ménage.</w:t>
+      </w:r>
+    </w:p>
+    <w:p>
+      <w:r>
+        <w:rPr>
+          <w:b/>
+          <w:color w:val="4672C4"/>
+          <w:sz w:val="22"/>
+        </w:rPr>
+        <w:t>&gt;&gt; Section9d - Depenses non-alimentaires - 3 mois</w:t>
+      </w:r>
+    </w:p>
+    <w:p>
+      <w:pPr>
+        <w:ind w:left="283"/>
+      </w:pPr>
+      <w:r>
+        <w:rPr>
+          <w:sz w:val="20"/>
+        </w:rPr>
+        <w:t>- Difficile pour un ménage de ne pas avoir effectué de dépenses au cours de 3 derniers mois sur les produits/services cités (Section 9D), prière de revoir la section pour ce ménage.</w:t>
+      </w:r>
+    </w:p>
+    <w:p>
+      <w:r>
+        <w:rPr>
+          <w:b/>
+          <w:color w:val="4672C4"/>
+          <w:sz w:val="22"/>
+        </w:rPr>
+        <w:t>&gt;&gt; Section12 - Actifs du menage</w:t>
+      </w:r>
+    </w:p>
+    <w:p>
+      <w:pPr>
+        <w:ind w:left="283"/>
+      </w:pPr>
+      <w:r>
+        <w:rPr>
+          <w:sz w:val="20"/>
+        </w:rPr>
+        <w:t>- Le prix d'achat de l'article  Table à manger  (table + chaises) ne doit pas être égal 0 même si le ménage l'a reçu en cadeau prière de leurs aider à faire une estimations. Avertissement!!! Le prix d'achat (0) de l'article  Table à manger  (table + chaises) est inférieur aux prix de revente (3000)  avec l'âge du bien atteignant 3 ans. Prière de vérifier ou confirmer avec l'enquêté et mettre les bonnes valeurs après verification, s'il le faut. Le prix d'achat de l'article  Table à manger  (table + chaises) est nul (achété à 0fcfa) mais le prix de revente est different de 0 impossible, prière de verifier et corriger.</w:t>
+      </w:r>
+    </w:p>
+    <w:p>
+      <w:r>
+        <w:rPr>
+          <w:b/>
+          <w:color w:val="4672C4"/>
+          <w:sz w:val="22"/>
+        </w:rPr>
+        <w:t>&gt;&gt; Section16a - Champs et parcelles</w:t>
+      </w:r>
+    </w:p>
+    <w:p>
+      <w:pPr>
+        <w:ind w:left="283"/>
+      </w:pPr>
+      <w:r>
+        <w:rPr>
+          <w:sz w:val="20"/>
+        </w:rPr>
+        <w:t xml:space="preserve">- Avertissement!! Le champs a comme nom (champs 1) qui ne semble pas être un bon nom ou contient des lettres, prière de mettre le vrai nom du champs. La quantité de fumure appliquée dans la parcelle parcelle maïs est de 98  qui semble élevé ou ne sait pas, prière de fournir d'effort pour estimer la quantité afin de corriger. La parcelle parcelle maïs n'a pas été mésurée pour des raisons comme qu'elle est trop petite, GPS en panne et que le Ménage indisponible. Nous vous rappelons que ces raisons ne passent pas pour la non mesure des parcelles prière de les mésurer. Le document légal (titre, acte, certificat etc. ) qui affirme votre possession de la parcelle parcelle maïs est  et semble exister dans les modalités, prière de prendre attache avec le QG pour plus d'explication afin de la classer bien. </w:t>
+        <w:br/>
+        <w:t xml:space="preserve">- Avertissement!! Le champs a comme nom (champs 1) qui ne semble pas être un bon nom ou contient des lettres, prière de mettre le vrai nom du champs. La superficie de la parcelle parcelle arachide selon les mesures GPS est de 2410 hectare qui semble élevé ou faible, prière de corriger. Le document légal (titre, acte, certificat etc. ) qui affirme votre possession de la parcelle parcelle arachide est  et semble exister dans les modalités, prière de prendre attache avec le QG pour plus d'explication afin de la classer bien. </w:t>
+        <w:br/>
+        <w:t>- Avertissement!! Le champs a comme nom (champs 1) qui ne semble pas être un bon nom ou contient des lettres, prière de mettre le vrai nom du champs. La superficie de la parcelle parcelle mil selon les mesures GPS est de 2202 hectare qui semble élevé ou faible, prière de corriger. Le document légal (titre, acte, certificat etc. ) qui affirme votre possession de la parcelle parcelle mil est  et semble exister dans les modalités, prière de prendre attache avec le QG pour plus d'explication afin de la classer bien.</w:t>
+      </w:r>
+    </w:p>
+    <w:p>
+      <w:r>
+        <w:rPr>
+          <w:b/>
+          <w:color w:val="4672C4"/>
+          <w:sz w:val="22"/>
+        </w:rPr>
+        <w:t>&gt;&gt; Section18c - Cueillette</w:t>
+      </w:r>
+    </w:p>
+    <w:p>
+      <w:pPr>
+        <w:ind w:left="283"/>
+      </w:pPr>
+      <w:r>
+        <w:rPr>
+          <w:sz w:val="20"/>
+        </w:rPr>
+        <w:t>- Prière de renseigner la valeur de ce produit consommé ou stocké par votre ménage au cours des 12 derniers mois, prière de fournir d'effort pour avoir une estimation (s18cq03) au lieu de 9999.</w:t>
+      </w:r>
+    </w:p>
+    <w:p>
+      <w:r>
+        <w:rPr>
+          <w:b/>
+          <w:color w:val="4672C4"/>
+          <w:sz w:val="22"/>
+        </w:rPr>
+        <w:t>&gt;&gt; Section19 - Equipements agricoles</w:t>
+      </w:r>
+    </w:p>
+    <w:p>
+      <w:pPr>
+        <w:ind w:left="283"/>
+      </w:pPr>
+      <w:r>
+        <w:rPr>
+          <w:sz w:val="20"/>
+        </w:rPr>
+        <w:t xml:space="preserve">- Attention ! Hache/pioche a été revendu à 5000 Fcfa qui est relativement élevé par rapport aux autres prix de revente observés dans cette zone. Prière de corriger ou de confirmer avec le QG. </w:t>
+        <w:br/>
+        <w:t>- Attention ! Houe/daba/hilaire a été revendu à 4000 Fcfa qui est relativement élevé par rapport aux autres prix de revente observés dans cette zone. Prière de corriger ou de confirmer avec le QG.</w:t>
+      </w:r>
+    </w:p>
+    <w:p>
+      <w:r>
+        <w:t>________________________________________________________________________________</w:t>
+      </w:r>
+    </w:p>
+    <w:p>
+      <w:pPr>
+        <w:pStyle w:val="Heading2"/>
+      </w:pPr>
+      <w:r>
+        <w:t>Menage 6</w:t>
+      </w:r>
+    </w:p>
+    <w:tbl>
+      <w:tblPr>
+        <w:tblStyle w:val="TableGrid"/>
+        <w:tblW w:type="auto" w:w="0"/>
+        <w:tblLook w:firstColumn="1" w:firstRow="1" w:lastColumn="0" w:lastRow="0" w:noHBand="0" w:noVBand="1" w:val="04A0"/>
+      </w:tblPr>
+      <w:tblGrid>
+        <w:gridCol w:w="1662"/>
+        <w:gridCol w:w="1662"/>
+        <w:gridCol w:w="1662"/>
+        <w:gridCol w:w="1662"/>
+        <w:gridCol w:w="1662"/>
+        <w:gridCol w:w="1662"/>
+      </w:tblGrid>
+      <w:tr>
+        <w:tc>
+          <w:tcPr>
+            <w:tcW w:type="dxa" w:w="1662"/>
+            <w:shd w:fill="5B9BD5"/>
+          </w:tcPr>
+          <w:p>
+            <w:r>
+              <w:rPr>
+                <w:b/>
+                <w:color w:val="FFFFFF"/>
+                <w:sz w:val="16"/>
+              </w:rPr>
+              <w:t>Interview Key</w:t>
+            </w:r>
+          </w:p>
+        </w:tc>
+        <w:tc>
+          <w:tcPr>
+            <w:tcW w:type="dxa" w:w="1662"/>
+            <w:shd w:fill="5B9BD5"/>
+          </w:tcPr>
+          <w:p>
+            <w:r>
+              <w:rPr>
+                <w:b/>
+                <w:color w:val="FFFFFF"/>
+                <w:sz w:val="16"/>
+              </w:rPr>
+              <w:t>Interview ID</w:t>
+            </w:r>
+          </w:p>
+        </w:tc>
+        <w:tc>
+          <w:tcPr>
+            <w:tcW w:type="dxa" w:w="1662"/>
+            <w:shd w:fill="5B9BD5"/>
+          </w:tcPr>
+          <w:p>
+            <w:r>
+              <w:rPr>
+                <w:b/>
+                <w:color w:val="FFFFFF"/>
+                <w:sz w:val="16"/>
+              </w:rPr>
+              <w:t>ID Agent</w:t>
+            </w:r>
+          </w:p>
+        </w:tc>
+        <w:tc>
+          <w:tcPr>
+            <w:tcW w:type="dxa" w:w="1662"/>
+            <w:shd w:fill="5B9BD5"/>
+          </w:tcPr>
+          <w:p>
+            <w:r>
+              <w:rPr>
+                <w:b/>
+                <w:color w:val="FFFFFF"/>
+                <w:sz w:val="16"/>
+              </w:rPr>
+              <w:t>ID Equipe</w:t>
+            </w:r>
+          </w:p>
+        </w:tc>
+        <w:tc>
+          <w:tcPr>
+            <w:tcW w:type="dxa" w:w="1662"/>
+            <w:shd w:fill="5B9BD5"/>
+          </w:tcPr>
+          <w:p>
+            <w:r>
+              <w:rPr>
+                <w:b/>
+                <w:color w:val="FFFFFF"/>
+                <w:sz w:val="16"/>
+              </w:rPr>
+              <w:t>Agent</w:t>
+            </w:r>
+          </w:p>
+        </w:tc>
+        <w:tc>
+          <w:tcPr>
+            <w:tcW w:type="dxa" w:w="1662"/>
+            <w:shd w:fill="5B9BD5"/>
+          </w:tcPr>
+          <w:p>
+            <w:r>
+              <w:rPr>
+                <w:b/>
+                <w:color w:val="FFFFFF"/>
+                <w:sz w:val="16"/>
+              </w:rPr>
+              <w:t>Chef d'equipe</w:t>
+            </w:r>
+          </w:p>
+        </w:tc>
+      </w:tr>
+      <w:tr>
+        <w:tc>
+          <w:tcPr>
+            <w:tcW w:type="dxa" w:w="1662"/>
+          </w:tcPr>
+          <w:p>
+            <w:r>
+              <w:rPr>
+                <w:sz w:val="14"/>
+              </w:rPr>
+              <w:t>63-04-38-67</w:t>
+            </w:r>
+          </w:p>
+        </w:tc>
+        <w:tc>
+          <w:tcPr>
+            <w:tcW w:type="dxa" w:w="1662"/>
+          </w:tcPr>
+          <w:p>
+            <w:r>
+              <w:rPr>
+                <w:sz w:val="14"/>
+              </w:rPr>
+              <w:t>49348ddaefbb45fdb8788cbde674c989</w:t>
+            </w:r>
+          </w:p>
+        </w:tc>
+        <w:tc>
+          <w:tcPr>
+            <w:tcW w:type="dxa" w:w="1662"/>
+          </w:tcPr>
+          <w:p>
+            <w:r>
+              <w:rPr>
+                <w:sz w:val="14"/>
+              </w:rPr>
+              <w:t>EQ27_enq3</w:t>
+            </w:r>
+          </w:p>
+        </w:tc>
+        <w:tc>
+          <w:tcPr>
+            <w:tcW w:type="dxa" w:w="1662"/>
+          </w:tcPr>
+          <w:p>
+            <w:r>
+              <w:rPr>
+                <w:sz w:val="14"/>
+              </w:rPr>
+              <w:t>Equipe27</w:t>
+            </w:r>
+          </w:p>
+        </w:tc>
+        <w:tc>
+          <w:tcPr>
+            <w:tcW w:type="dxa" w:w="1662"/>
+          </w:tcPr>
+          <w:p>
+            <w:r>
+              <w:rPr>
+                <w:sz w:val="14"/>
+              </w:rPr>
+              <w:t>El Hadji Alioune THIAM</w:t>
+            </w:r>
+          </w:p>
+        </w:tc>
+        <w:tc>
+          <w:tcPr>
+            <w:tcW w:type="dxa" w:w="1662"/>
+          </w:tcPr>
+          <w:p>
+            <w:r>
+              <w:rPr>
+                <w:sz w:val="14"/>
+              </w:rPr>
+              <w:t>Soudou FAYE</w:t>
+            </w:r>
+          </w:p>
+        </w:tc>
+      </w:tr>
+    </w:tbl>
+    <w:p/>
+    <w:tbl>
+      <w:tblPr>
+        <w:tblStyle w:val="TableGrid"/>
+        <w:tblW w:type="auto" w:w="0"/>
+        <w:tblLook w:firstColumn="1" w:firstRow="1" w:lastColumn="0" w:lastRow="0" w:noHBand="0" w:noVBand="1" w:val="04A0"/>
+      </w:tblPr>
+      <w:tblGrid>
+        <w:gridCol w:w="3324"/>
+        <w:gridCol w:w="3324"/>
+        <w:gridCol w:w="3324"/>
+      </w:tblGrid>
+      <w:tr>
+        <w:tc>
+          <w:tcPr>
+            <w:tcW w:type="dxa" w:w="3324"/>
+            <w:shd w:fill="70AD47"/>
+          </w:tcPr>
+          <w:p>
+            <w:r>
+              <w:rPr>
+                <w:b/>
+                <w:color w:val="FFFFFF"/>
+                <w:sz w:val="18"/>
+              </w:rPr>
+              <w:t>Chef de Menage</w:t>
+            </w:r>
+          </w:p>
+        </w:tc>
+        <w:tc>
+          <w:tcPr>
+            <w:tcW w:type="dxa" w:w="3324"/>
+            <w:shd w:fill="70AD47"/>
+          </w:tcPr>
+          <w:p>
+            <w:r>
+              <w:rPr>
+                <w:b/>
+                <w:color w:val="FFFFFF"/>
+                <w:sz w:val="18"/>
+              </w:rPr>
+              <w:t>Quartier/Village (s00q05)</w:t>
+            </w:r>
+          </w:p>
+        </w:tc>
+        <w:tc>
+          <w:tcPr>
+            <w:tcW w:type="dxa" w:w="3324"/>
+            <w:shd w:fill="70AD47"/>
+          </w:tcPr>
+          <w:p>
+            <w:r>
+              <w:rPr>
+                <w:b/>
+                <w:color w:val="FFFFFF"/>
+                <w:sz w:val="18"/>
+              </w:rPr>
+              <w:t>Localisation GPS</w:t>
+            </w:r>
+          </w:p>
+        </w:tc>
+      </w:tr>
+      <w:tr>
+        <w:tc>
+          <w:tcPr>
+            <w:tcW w:type="dxa" w:w="3324"/>
+          </w:tcPr>
+          <w:p>
+            <w:r>
+              <w:rPr>
+                <w:sz w:val="18"/>
+              </w:rPr>
+              <w:t>ABDOU SALL</w:t>
+            </w:r>
+          </w:p>
+        </w:tc>
+        <w:tc>
+          <w:tcPr>
+            <w:tcW w:type="dxa" w:w="3324"/>
+          </w:tcPr>
+          <w:p>
+            <w:r>
+              <w:rPr>
+                <w:sz w:val="18"/>
+              </w:rPr>
+              <w:t>N/A</w:t>
+            </w:r>
+          </w:p>
+        </w:tc>
+        <w:tc>
+          <w:tcPr>
+            <w:tcW w:type="dxa" w:w="3324"/>
+          </w:tcPr>
+          <w:p>
+            <w:r/>
+            <w:hyperlink r:id="rId12">
+              <w:r>
+                <w:rPr>
+                  <w:color w:val="0563C1"/>
+                  <w:u w:val="single"/>
+                </w:rPr>
+                <w:t>medina niaheme</w:t>
+              </w:r>
+            </w:hyperlink>
+          </w:p>
+        </w:tc>
+      </w:tr>
+    </w:tbl>
+    <w:p/>
+    <w:p>
+      <w:r>
+        <w:rPr>
+          <w:b/>
+          <w:color w:val="4672C4"/>
+          <w:sz w:val="22"/>
+        </w:rPr>
+        <w:t>&gt;&gt; Section0 - Identification et renseignements de controle</w:t>
+      </w:r>
+    </w:p>
+    <w:p>
+      <w:pPr>
+        <w:ind w:left="283"/>
+      </w:pPr>
+      <w:r>
+        <w:rPr>
+          <w:sz w:val="20"/>
+        </w:rPr>
+        <w:t>- Le questionnaire semble ne pas être complètement fini mais le questionnaire est en statut complet, prière de compléter le questionnaire.</w:t>
+      </w:r>
+    </w:p>
+    <w:p>
+      <w:r>
+        <w:rPr>
+          <w:b/>
+          <w:color w:val="4672C4"/>
+          <w:sz w:val="22"/>
+        </w:rPr>
+        <w:t>&gt;&gt; Section1 - Caracteristiques des membres</w:t>
+      </w:r>
+    </w:p>
+    <w:p>
+      <w:pPr>
+        <w:ind w:left="283"/>
+      </w:pPr>
+      <w:r>
+        <w:rPr>
+          <w:sz w:val="20"/>
+        </w:rPr>
+        <w:t xml:space="preserve">- Avertissement!!!  cheikh sall  possède un téléphone android mais dit n'avoir pas accès à l'internet, prière de confirmer cette information avec le QG ou la corriger. Incoherence! cheikh sall dispose d'un téléphone portable à s01q39, donc la raison évoquée ne peut pas être (ne dispose pas d'appareil). </w:t>
+        <w:br/>
+        <w:t xml:space="preserve">- Incoherence! fanta diaw dispose d'un téléphone portable à s01q39, donc la raison évoquée ne peut pas être (ne dispose pas d'appareil). </w:t>
+        <w:br/>
+        <w:t>- Le chef de ménage ou le/la Conjoint ( e ) ( hinthia gueye ) est visiteur, veuillez  corriger cette incoherence (question 1.12 et 1.13) merci.</w:t>
+      </w:r>
+    </w:p>
+    <w:p>
+      <w:r>
+        <w:rPr>
+          <w:b/>
+          <w:color w:val="4672C4"/>
+          <w:sz w:val="22"/>
+        </w:rPr>
+        <w:t>&gt;&gt; Section2 - Education</w:t>
+      </w:r>
+    </w:p>
+    <w:p>
+      <w:pPr>
+        <w:ind w:left="283"/>
+      </w:pPr>
+      <w:r>
+        <w:rPr>
+          <w:sz w:val="20"/>
+        </w:rPr>
+        <w:t xml:space="preserve">- Peu probable! Abdou sall  n'arrive pas  à comprendre un petit texte lu dans une langue locale (s02q03). Veuillez corriger ou donner des explications au QG. </w:t>
+        <w:br/>
+        <w:t xml:space="preserve">- Peu probable! Mouhamed sall  n'arrive pas  à comprendre un petit texte lu dans une langue locale (s02q03). Veuillez corriger ou donner des explications au QG. Peu probable! Mouhamed sall  ne sait ni lire, ni écrire, ni comprendre dans aucune des langues  (s02q01,s02q02,s02q03). Veuillez corriger ou donner des explications au QG. </w:t>
+        <w:br/>
+        <w:t xml:space="preserve">- Peu probable! cheikh sall  n'arrive pas  à comprendre un petit texte lu dans une langue locale (s02q03). Veuillez corriger ou donner des explications au QG. </w:t>
+        <w:br/>
+        <w:t xml:space="preserve">- Peu probable! fanta diaw  n'arrive pas  à comprendre un petit texte lu dans une langue locale (s02q03). Veuillez corriger ou donner des explications au QG. Peu probable! fanta diaw  ne sait ni lire, ni écrire, ni comprendre dans aucune des langues  (s02q01,s02q02,s02q03). Veuillez corriger ou donner des explications au QG. </w:t>
+        <w:br/>
+        <w:t xml:space="preserve">- Peu probable! fatou diaw  n'arrive pas  à comprendre un petit texte lu dans une langue locale (s02q03). Veuillez corriger ou donner des explications au QG. Peu probable! fatou diaw  ne sait ni lire, ni écrire, ni comprendre dans aucune des langues  (s02q01,s02q02,s02q03). Veuillez corriger ou donner des explications au QG. </w:t>
+        <w:br/>
+        <w:t xml:space="preserve">- Peu probable! ousmane sall  n'arrive pas  à comprendre un petit texte lu dans une langue locale (s02q03). Veuillez corriger ou donner des explications au QG. Peu probable! ousmane sall  ne sait ni lire, ni écrire, ni comprendre dans aucune des langues  (s02q01,s02q02,s02q03). Veuillez corriger ou donner des explications au QG. </w:t>
+        <w:br/>
+        <w:t>- Peu probable! seynabou diop  n'arrive pas  à comprendre un petit texte lu dans une langue locale (s02q03). Veuillez corriger ou donner des explications au QG. Peu probable! seynabou diop  ne sait ni lire, ni écrire, ni comprendre dans aucune des langues  (s02q01,s02q02,s02q03). Veuillez corriger ou donner des explications au QG.</w:t>
+      </w:r>
+    </w:p>
+    <w:p>
+      <w:r>
+        <w:rPr>
+          <w:b/>
+          <w:color w:val="4672C4"/>
+          <w:sz w:val="22"/>
+        </w:rPr>
+        <w:t>&gt;&gt; Section3 - Sante</w:t>
+      </w:r>
+    </w:p>
+    <w:p>
+      <w:pPr>
+        <w:ind w:left="283"/>
+      </w:pPr>
+      <w:r>
+        <w:rPr>
+          <w:sz w:val="20"/>
+        </w:rPr>
+        <w:t>- Le montant(75000 FCFA) des dépenses liées à l'accouchement de seynabou diop est faible ou élevé, prière de corriger.</w:t>
+      </w:r>
+    </w:p>
+    <w:p>
+      <w:r>
+        <w:rPr>
+          <w:b/>
+          <w:color w:val="4672C4"/>
+          <w:sz w:val="22"/>
+        </w:rPr>
+        <w:t>&gt;&gt; Section4a - Emploi</w:t>
+      </w:r>
+    </w:p>
+    <w:p>
+      <w:pPr>
+        <w:ind w:left="283"/>
+      </w:pPr>
+      <w:r>
+        <w:rPr>
+          <w:sz w:val="20"/>
+        </w:rPr>
+        <w:t>- Avertissement! fatou diaw n'a consacré aucune heure pour aucun des travaux du ménage, prière de regarder les réponses prises dans les questions (s04q01 s04q02 s04q03 s04q04 s04q05 s04q06 s04q07 s04q08).</w:t>
+      </w:r>
+    </w:p>
+    <w:p>
+      <w:r>
+        <w:rPr>
+          <w:b/>
+          <w:color w:val="4672C4"/>
+          <w:sz w:val="22"/>
+        </w:rPr>
+        <w:t>&gt;&gt; Section4b - Emploi - Activite principale</w:t>
+      </w:r>
+    </w:p>
+    <w:p>
+      <w:pPr>
+        <w:ind w:left="283"/>
+      </w:pPr>
+      <w:r>
+        <w:rPr>
+          <w:sz w:val="20"/>
+        </w:rPr>
+        <w:t xml:space="preserve">- Prière de changer la branche d'activité Abdou sall, les cultivateurs dont leurs cultures est principalement destiné à la consommation du ménage sont des (Agriculteurs, subsistances) et ceux qui le font avec l'élevage sont des (Agriculteurs et eleveurs, subsistances). Nombre de mois exercé par Abdou sall dans l'emploi au cours des 12 derniers mois semble faible, veuillez corriger s'il vous plait ou comfirmer avec le QG. </w:t>
+        <w:br/>
+        <w:t xml:space="preserve">- Prière de changer la branche d'activité cheikh sall, les cultivateurs dont leurs cultures est principalement destiné à la consommation du ménage sont des (Agriculteurs, subsistances) et ceux qui le font avec l'élevage sont des (Agriculteurs et eleveurs, subsistances). Nombre de mois exercé par cheikh sall dans l'emploi au cours des 12 derniers mois semble faible, veuillez corriger s'il vous plait ou comfirmer avec le QG. </w:t>
+        <w:br/>
+        <w:t xml:space="preserve">- Prière de changer la branche d'activité fanta diaw, les cultivateurs dont leurs cultures est principalement destiné à la consommation du ménage sont des (Agriculteurs, subsistances) et ceux qui le font avec l'élevage sont des (Agriculteurs et eleveurs, subsistances). Nombre de mois exercé par fanta diaw dans l'emploi au cours des 12 derniers mois semble faible, veuillez corriger s'il vous plait ou comfirmer avec le QG. </w:t>
+        <w:br/>
+        <w:t>- Prière de changer la branche d'activité ousmane sall, les cultivateurs dont leurs cultures est principalement destiné à la consommation du ménage sont des (Agriculteurs, subsistances) et ceux qui le font avec l'élevage sont des (Agriculteurs et eleveurs, subsistances). Nombre de mois exercé par ousmane sall dans l'emploi au cours des 12 derniers mois semble faible, veuillez corriger s'il vous plait ou comfirmer avec le QG.</w:t>
+      </w:r>
+    </w:p>
+    <w:p>
+      <w:r>
+        <w:rPr>
+          <w:b/>
+          <w:color w:val="4672C4"/>
+          <w:sz w:val="22"/>
+        </w:rPr>
+        <w:t>&gt;&gt; Section4c - Emploi - Activite secondaire</w:t>
+      </w:r>
+    </w:p>
+    <w:p>
+      <w:pPr>
+        <w:ind w:left="283"/>
+      </w:pPr>
+      <w:r>
+        <w:rPr>
+          <w:sz w:val="20"/>
+        </w:rPr>
+        <w:t xml:space="preserve">- Avertissement!!! les informations de Abdou sall sur le nombre de mois, jours ou heures de son emploi secondaire sont superieur a celles de son emploi principal , veuillez corriger ou confirmer aupres du QG. </w:t>
+        <w:br/>
+        <w:t xml:space="preserve">- Avertissement!!! les informations de cheikh sall sur le nombre de mois, jours ou heures de son emploi secondaire sont superieur a celles de son emploi principal , veuillez corriger ou confirmer aupres du QG. </w:t>
+        <w:br/>
+        <w:t>- Avertissement!!! les informations de fanta diaw sur le nombre de mois, jours ou heures de son emploi secondaire sont superieur a celles de son emploi principal , veuillez corriger ou confirmer aupres du QG.</w:t>
+      </w:r>
+    </w:p>
+    <w:p>
+      <w:r>
+        <w:rPr>
+          <w:b/>
+          <w:color w:val="4672C4"/>
+          <w:sz w:val="22"/>
+        </w:rPr>
+        <w:t>&gt;&gt; Section7b - Consommation alimentaire - 7 jours</w:t>
+      </w:r>
+    </w:p>
+    <w:p>
+      <w:pPr>
+        <w:ind w:left="283"/>
+      </w:pPr>
+      <w:r>
+        <w:rPr>
+          <w:sz w:val="20"/>
+        </w:rPr>
+        <w:t>- Attention ! Le prix unitaire d'achat (100 Fcfa) de Ail en Sachets (Petit) est relativement élevé par rapport aux autres prix observés dans cette zone. Prière de corriger ou de confirmer avec le QG. Attention ! Le prix unitaire d'achat (500 Fcfa) de Café en poudre soluble en Sachets (Petit) est relativement élevé par rapport aux autres prix observés dans cette zone. Prière de corriger ou de confirmer avec le QG. Avertissement!!! Le ménage a consommé 12 Tas Petit de Mâchoiron séchée (Kon), cette quantité semble anormale pour une consommation des 7 derniers jours.Prière de corriger ou de confirmer avec le QG. Attention ! Soupçons de quantité anormale! Le ménage de ABDOU SALL avec une taille de 8 personnes a consommé 12 Tas en Petit de Mâchoiron séchée (Kon) qui est relativement élevé comme consommation par rapport à la condition de vie des autres ménages de même taille dans cette zone. Prière de corriger ou de confirmer avec le QG. Avertissement!!! Le ménage a consommé 14 Paquet Petit de Thé en sachet, cette quantité semble anormale pour une consommation des 7 derniers jours.Prière de corriger ou de confirmer avec le QG. Avertissement!! le prix unitaire (100 Fcfa) de Thé en sachet (unité: Paquet) de taille Petit est très faible ou élevé. Prière de corriger ou de confirmer avec le QG. Attention ! Soupçons de quantité anormale! Le ménage de ABDOU SALL avec une taille de 8 personnes a consommé 14 Paquet en Petit de Thé en sachet qui est relativement élevé comme consommation par rapport à la condition de vie des autres ménages de même taille dans cette zone. Prière de corriger ou de confirmer avec le QG. Incohérence!! Dans ce ménage, chaque individus consomme par jour 53.86661 Kg  de cereale; Prière de revoir les quantités prises de ces produits. Incohérence!! Dans ce ménage, chaque individus consomme par jour 53.86661 Kg  de cereale; Prière de revoir les quantités prises de ces produits. Incohérence!! Dans ce ménage, chaque individus consomme par jour 53.86661 Kg  de cereale; Prière de revoir les quantités prises de ces produits. Le prix d'achat unitaire (1 Fcfa) de Poivre en Sachets de taille Petit  est invraisemblable, prière de regarder les reponses prises dans les questions s07bq07a s07bq07b s07bq07c s07bq08 pour mieux corriger. Attention ! Le prix unitaire d'achat (1 Fcfa) de Poivre en Sachets (Petit) est relativement faible par rapport aux autres prix observés dans cette zone. Prière de corriger ou de confirmer avec le QG. Attention ! Soupçons de quantité anormale! Le ménage de ABDOU SALL avec une taille de 8 personnes a consommé 9 Sachets en Petit de Poivre qui est relativement élevé comme consommation par rapport à la condition de vie des autres ménages de même taille dans cette zone. Prière de corriger ou de confirmer avec le QG.</w:t>
+      </w:r>
+    </w:p>
+    <w:p>
+      <w:r>
+        <w:rPr>
+          <w:b/>
+          <w:color w:val="4672C4"/>
+          <w:sz w:val="22"/>
+        </w:rPr>
+        <w:t>&gt;&gt; Section9d - Depenses non-alimentaires - 3 mois</w:t>
+      </w:r>
+    </w:p>
+    <w:p>
+      <w:pPr>
+        <w:ind w:left="283"/>
+      </w:pPr>
+      <w:r>
+        <w:rPr>
+          <w:sz w:val="20"/>
+        </w:rPr>
+        <w:t>- Peu plausible! le montant de la dépense pour Transport inter-localité à traction animale semble trop élevé. Veuillez, s'il vous plaît, confirmer cette information avec le QG ou la corriger.</w:t>
+      </w:r>
+    </w:p>
+    <w:p>
+      <w:r>
+        <w:rPr>
+          <w:b/>
+          <w:color w:val="4672C4"/>
+          <w:sz w:val="22"/>
+        </w:rPr>
+        <w:t>&gt;&gt; Section10b - caracteristiques entreprise non agricole</w:t>
+      </w:r>
+    </w:p>
+    <w:p>
+      <w:pPr>
+        <w:ind w:left="283"/>
+      </w:pPr>
+      <w:r>
+        <w:rPr>
+          <w:sz w:val="20"/>
+        </w:rPr>
+        <w:t>- L'entreprise maconnerie existe dit n'avoir pas fait la revente de marchandises achetées et revendues en état, aussi le montant obtenus sur la vente de produits transformés par l'entreprise  n'a reçu aucune somme sur les reventes (s10q46=0 &amp; s10q48=0 &amp; s10q50=0); alors s'agit-il de quelle entreprise ?</w:t>
+      </w:r>
+    </w:p>
+    <w:p>
+      <w:r>
+        <w:rPr>
+          <w:b/>
+          <w:color w:val="4672C4"/>
+          <w:sz w:val="22"/>
+        </w:rPr>
+        <w:t>&gt;&gt; Section13a - Transferts recus</w:t>
+      </w:r>
+    </w:p>
+    <w:p>
+      <w:pPr>
+        <w:ind w:left="283"/>
+      </w:pPr>
+      <w:r>
+        <w:rPr>
+          <w:sz w:val="20"/>
+        </w:rPr>
+        <w:t>- L'enquêteur prière de fournir d'effort pour avoir le niveau d'étude et l'âge de celui qui a envoyé/donné de l'argent dans la section 13a (Transfert reçu). L'âge de celui qui a envoyé/donné de l'argent dans la section 13a (Transfert reçu) semble  élévé, prière de corriger ou confirmer ave le QG.</w:t>
+      </w:r>
+    </w:p>
+    <w:p>
+      <w:r>
+        <w:rPr>
+          <w:b/>
+          <w:color w:val="4672C4"/>
+          <w:sz w:val="22"/>
+        </w:rPr>
+        <w:t>&gt;&gt; Section16a - Champs et parcelles</w:t>
+      </w:r>
+    </w:p>
+    <w:p>
+      <w:pPr>
+        <w:ind w:left="283"/>
+      </w:pPr>
+      <w:r>
+        <w:rPr>
+          <w:sz w:val="20"/>
+        </w:rPr>
+        <w:t xml:space="preserve">- Avertissement!! Le champs a comme nom (champs 1) qui ne semble pas être un bon nom ou contient des lettres, prière de mettre le vrai nom du champs. La quantité de fumure appliquée dans la parcelle parcelle aarachide est de 98  qui semble élevé ou ne sait pas, prière de fournir d'effort pour estimer la quantité afin de corriger. La superficie de la parcelle parcelle aarachide selon les mesures GPS est de 9984 hectare qui semble élevé ou faible, prière de corriger. Le document légal (titre, acte, certificat etc. ) qui affirme votre possession de la parcelle parcelle aarachide est  et semble exister dans les modalités, prière de prendre attache avec le QG pour plus d'explication afin de la classer bien. </w:t>
+        <w:br/>
+        <w:t xml:space="preserve">- Avertissement!! Le champs a comme nom (champs 1) qui ne semble pas être un bon nom ou contient des lettres, prière de mettre le vrai nom du champs. La superficie de la parcelle parcelle mil selon les mesures GPS est de 1756 hectare qui semble élevé ou faible, prière de corriger. Le document légal (titre, acte, certificat etc. ) qui affirme votre possession de la parcelle parcelle mil est  et semble exister dans les modalités, prière de prendre attache avec le QG pour plus d'explication afin de la classer bien. </w:t>
+        <w:br/>
+        <w:t>- Avertissement!! Le champs a comme nom (champs 1) qui ne semble pas être un bon nom ou contient des lettres, prière de mettre le vrai nom du champs. Le salaire d'un homme de 15ans et plus ayant travaillé sur la parcelle parcelle maïs par jours au moment de la période des récoltes est de 166.6667 FCFA qui semble faible ou  élevé, prière de corriger. Le salaire d'une femme de 15ans et plus ayant travaillé sur la parcelle parcelle maïs par jours au moment de la période des récoltes est de 333.3333 FCFA qui semble faible ou  élevé, prière de corriger. La superficie de la parcelle parcelle maïs selon les mesures GPS est de 5701 hectare qui semble élevé ou faible, prière de corriger. Le document légal (titre, acte, certificat etc. ) qui affirme votre possession de la parcelle parcelle maïs est  et semble exister dans les modalités, prière de prendre attache avec le QG pour plus d'explication afin de la classer bien.</w:t>
+      </w:r>
+    </w:p>
+    <w:p>
+      <w:r>
+        <w:rPr>
+          <w:b/>
+          <w:color w:val="4672C4"/>
+          <w:sz w:val="22"/>
+        </w:rPr>
+        <w:t>&gt;&gt; Section17 - Elevage</w:t>
+      </w:r>
+    </w:p>
+    <w:p>
+      <w:pPr>
+        <w:ind w:left="283"/>
+      </w:pPr>
+      <w:r>
+        <w:rPr>
+          <w:sz w:val="20"/>
+        </w:rPr>
+        <w:t>- Avertissement! Le prix de vente (7500 Fcfa) d'un Caprins (Chèvres) est trop petit ou élevé. Veuillez confirmer ces informations avec le QG ou apporter les corrections nécessaires.</w:t>
+      </w:r>
+    </w:p>
+    <w:p>
+      <w:r>
+        <w:rPr>
+          <w:b/>
+          <w:color w:val="4672C4"/>
+          <w:sz w:val="22"/>
+        </w:rPr>
+        <w:t>&gt;&gt; Section19 - Equipements agricoles</w:t>
+      </w:r>
+    </w:p>
+    <w:p>
+      <w:pPr>
+        <w:ind w:left="283"/>
+      </w:pPr>
+      <w:r>
+        <w:rPr>
+          <w:sz w:val="20"/>
+        </w:rPr>
+        <w:t xml:space="preserve">- Attention ! Houe/daba/hilaire a été revendu à 3000 Fcfa qui est relativement élevé par rapport aux autres prix de revente observés dans cette zone. Prière de corriger ou de confirmer avec le QG. </w:t>
+        <w:br/>
+        <w:t>- Avertissement!! Le prix d'achat (125000 FCFA) de Semoir est inférieur aux prix de revente (150000 FCFA), prière de verifier et corriger ou confirmer l'information avec le QG.</w:t>
+      </w:r>
+    </w:p>
+    <w:p>
+      <w:r>
+        <w:t>________________________________________________________________________________</w:t>
+      </w:r>
+    </w:p>
+    <w:p>
+      <w:pPr>
+        <w:pStyle w:val="Heading2"/>
+      </w:pPr>
+      <w:r>
+        <w:t>Menage 7</w:t>
+      </w:r>
+    </w:p>
+    <w:tbl>
+      <w:tblPr>
+        <w:tblStyle w:val="TableGrid"/>
+        <w:tblW w:type="auto" w:w="0"/>
+        <w:tblLook w:firstColumn="1" w:firstRow="1" w:lastColumn="0" w:lastRow="0" w:noHBand="0" w:noVBand="1" w:val="04A0"/>
+      </w:tblPr>
+      <w:tblGrid>
+        <w:gridCol w:w="1662"/>
+        <w:gridCol w:w="1662"/>
+        <w:gridCol w:w="1662"/>
+        <w:gridCol w:w="1662"/>
+        <w:gridCol w:w="1662"/>
+        <w:gridCol w:w="1662"/>
+      </w:tblGrid>
+      <w:tr>
+        <w:tc>
+          <w:tcPr>
+            <w:tcW w:type="dxa" w:w="1662"/>
+            <w:shd w:fill="5B9BD5"/>
+          </w:tcPr>
+          <w:p>
+            <w:r>
+              <w:rPr>
+                <w:b/>
+                <w:color w:val="FFFFFF"/>
+                <w:sz w:val="16"/>
+              </w:rPr>
+              <w:t>Interview Key</w:t>
+            </w:r>
+          </w:p>
+        </w:tc>
+        <w:tc>
+          <w:tcPr>
+            <w:tcW w:type="dxa" w:w="1662"/>
+            <w:shd w:fill="5B9BD5"/>
+          </w:tcPr>
+          <w:p>
+            <w:r>
+              <w:rPr>
+                <w:b/>
+                <w:color w:val="FFFFFF"/>
+                <w:sz w:val="16"/>
+              </w:rPr>
+              <w:t>Interview ID</w:t>
+            </w:r>
+          </w:p>
+        </w:tc>
+        <w:tc>
+          <w:tcPr>
+            <w:tcW w:type="dxa" w:w="1662"/>
+            <w:shd w:fill="5B9BD5"/>
+          </w:tcPr>
+          <w:p>
+            <w:r>
+              <w:rPr>
+                <w:b/>
+                <w:color w:val="FFFFFF"/>
+                <w:sz w:val="16"/>
+              </w:rPr>
+              <w:t>ID Agent</w:t>
+            </w:r>
+          </w:p>
+        </w:tc>
+        <w:tc>
+          <w:tcPr>
+            <w:tcW w:type="dxa" w:w="1662"/>
+            <w:shd w:fill="5B9BD5"/>
+          </w:tcPr>
+          <w:p>
+            <w:r>
+              <w:rPr>
+                <w:b/>
+                <w:color w:val="FFFFFF"/>
+                <w:sz w:val="16"/>
+              </w:rPr>
+              <w:t>ID Equipe</w:t>
+            </w:r>
+          </w:p>
+        </w:tc>
+        <w:tc>
+          <w:tcPr>
+            <w:tcW w:type="dxa" w:w="1662"/>
+            <w:shd w:fill="5B9BD5"/>
+          </w:tcPr>
+          <w:p>
+            <w:r>
+              <w:rPr>
+                <w:b/>
+                <w:color w:val="FFFFFF"/>
+                <w:sz w:val="16"/>
+              </w:rPr>
+              <w:t>Agent</w:t>
+            </w:r>
+          </w:p>
+        </w:tc>
+        <w:tc>
+          <w:tcPr>
+            <w:tcW w:type="dxa" w:w="1662"/>
+            <w:shd w:fill="5B9BD5"/>
+          </w:tcPr>
+          <w:p>
+            <w:r>
+              <w:rPr>
+                <w:b/>
+                <w:color w:val="FFFFFF"/>
+                <w:sz w:val="16"/>
+              </w:rPr>
+              <w:t>Chef d'equipe</w:t>
+            </w:r>
+          </w:p>
+        </w:tc>
+      </w:tr>
+      <w:tr>
+        <w:tc>
+          <w:tcPr>
+            <w:tcW w:type="dxa" w:w="1662"/>
+          </w:tcPr>
+          <w:p>
+            <w:r>
+              <w:rPr>
+                <w:sz w:val="14"/>
+              </w:rPr>
+              <w:t>17-81-79-75</w:t>
+            </w:r>
+          </w:p>
+        </w:tc>
+        <w:tc>
+          <w:tcPr>
+            <w:tcW w:type="dxa" w:w="1662"/>
+          </w:tcPr>
+          <w:p>
+            <w:r>
+              <w:rPr>
+                <w:sz w:val="14"/>
+              </w:rPr>
+              <w:t>8e27b2604ea44483906e0c5a755db61c</w:t>
+            </w:r>
+          </w:p>
+        </w:tc>
+        <w:tc>
+          <w:tcPr>
+            <w:tcW w:type="dxa" w:w="1662"/>
+          </w:tcPr>
+          <w:p>
+            <w:r>
+              <w:rPr>
+                <w:sz w:val="14"/>
+              </w:rPr>
+              <w:t>EQ27_enq2</w:t>
+            </w:r>
+          </w:p>
+        </w:tc>
+        <w:tc>
+          <w:tcPr>
+            <w:tcW w:type="dxa" w:w="1662"/>
+          </w:tcPr>
+          <w:p>
+            <w:r>
+              <w:rPr>
+                <w:sz w:val="14"/>
+              </w:rPr>
+              <w:t>Equipe27</w:t>
+            </w:r>
+          </w:p>
+        </w:tc>
+        <w:tc>
+          <w:tcPr>
+            <w:tcW w:type="dxa" w:w="1662"/>
+          </w:tcPr>
+          <w:p>
+            <w:r>
+              <w:rPr>
+                <w:sz w:val="14"/>
+              </w:rPr>
+              <w:t>Bidji SENGHOR</w:t>
+            </w:r>
+          </w:p>
+        </w:tc>
+        <w:tc>
+          <w:tcPr>
+            <w:tcW w:type="dxa" w:w="1662"/>
+          </w:tcPr>
+          <w:p>
+            <w:r>
+              <w:rPr>
+                <w:sz w:val="14"/>
+              </w:rPr>
+              <w:t>Soudou FAYE</w:t>
+            </w:r>
+          </w:p>
+        </w:tc>
+      </w:tr>
+    </w:tbl>
+    <w:p/>
+    <w:tbl>
+      <w:tblPr>
+        <w:tblStyle w:val="TableGrid"/>
+        <w:tblW w:type="auto" w:w="0"/>
+        <w:tblLook w:firstColumn="1" w:firstRow="1" w:lastColumn="0" w:lastRow="0" w:noHBand="0" w:noVBand="1" w:val="04A0"/>
+      </w:tblPr>
+      <w:tblGrid>
+        <w:gridCol w:w="3324"/>
+        <w:gridCol w:w="3324"/>
+        <w:gridCol w:w="3324"/>
+      </w:tblGrid>
+      <w:tr>
+        <w:tc>
+          <w:tcPr>
+            <w:tcW w:type="dxa" w:w="3324"/>
+            <w:shd w:fill="70AD47"/>
+          </w:tcPr>
+          <w:p>
+            <w:r>
+              <w:rPr>
+                <w:b/>
+                <w:color w:val="FFFFFF"/>
+                <w:sz w:val="18"/>
+              </w:rPr>
+              <w:t>Chef de Menage</w:t>
+            </w:r>
+          </w:p>
+        </w:tc>
+        <w:tc>
+          <w:tcPr>
+            <w:tcW w:type="dxa" w:w="3324"/>
+            <w:shd w:fill="70AD47"/>
+          </w:tcPr>
+          <w:p>
+            <w:r>
+              <w:rPr>
+                <w:b/>
+                <w:color w:val="FFFFFF"/>
+                <w:sz w:val="18"/>
+              </w:rPr>
+              <w:t>Quartier/Village (s00q05)</w:t>
+            </w:r>
+          </w:p>
+        </w:tc>
+        <w:tc>
+          <w:tcPr>
+            <w:tcW w:type="dxa" w:w="3324"/>
+            <w:shd w:fill="70AD47"/>
+          </w:tcPr>
+          <w:p>
+            <w:r>
+              <w:rPr>
+                <w:b/>
+                <w:color w:val="FFFFFF"/>
+                <w:sz w:val="18"/>
+              </w:rPr>
+              <w:t>Localisation GPS</w:t>
+            </w:r>
+          </w:p>
+        </w:tc>
+      </w:tr>
+      <w:tr>
+        <w:tc>
+          <w:tcPr>
+            <w:tcW w:type="dxa" w:w="3324"/>
+          </w:tcPr>
+          <w:p>
+            <w:r>
+              <w:rPr>
+                <w:sz w:val="18"/>
+              </w:rPr>
+              <w:t>MOTH NDIMBELANE</w:t>
+            </w:r>
+          </w:p>
+        </w:tc>
+        <w:tc>
+          <w:tcPr>
+            <w:tcW w:type="dxa" w:w="3324"/>
+          </w:tcPr>
+          <w:p>
+            <w:r>
+              <w:rPr>
+                <w:sz w:val="18"/>
+              </w:rPr>
+              <w:t>N/A</w:t>
+            </w:r>
+          </w:p>
+        </w:tc>
+        <w:tc>
+          <w:tcPr>
+            <w:tcW w:type="dxa" w:w="3324"/>
+          </w:tcPr>
+          <w:p>
+            <w:r/>
+            <w:hyperlink r:id="rId13">
+              <w:r>
+                <w:rPr>
+                  <w:color w:val="0563C1"/>
+                  <w:u w:val="single"/>
+                </w:rPr>
+                <w:t>M�DINA NIAHENE</w:t>
+              </w:r>
+            </w:hyperlink>
+          </w:p>
+        </w:tc>
+      </w:tr>
+    </w:tbl>
+    <w:p/>
+    <w:p>
+      <w:r>
+        <w:rPr>
+          <w:b/>
+          <w:color w:val="4672C4"/>
+          <w:sz w:val="22"/>
+        </w:rPr>
+        <w:t>&gt;&gt; Section0 - Identification et renseignements de controle</w:t>
+      </w:r>
+    </w:p>
+    <w:p>
+      <w:pPr>
+        <w:ind w:left="283"/>
+      </w:pPr>
+      <w:r>
+        <w:rPr>
+          <w:sz w:val="20"/>
+        </w:rPr>
+        <w:t>- Le questionnaire semble ne pas être complètement fini mais le questionnaire est en statut complet, prière de compléter le questionnaire.</w:t>
+      </w:r>
+    </w:p>
+    <w:p>
+      <w:r>
+        <w:rPr>
+          <w:b/>
+          <w:color w:val="4672C4"/>
+          <w:sz w:val="22"/>
+        </w:rPr>
+        <w:t>&gt;&gt; Section1 - Caracteristiques des membres</w:t>
+      </w:r>
+    </w:p>
+    <w:p>
+      <w:pPr>
+        <w:ind w:left="283"/>
+      </w:pPr>
+      <w:r>
+        <w:rPr>
+          <w:sz w:val="20"/>
+        </w:rPr>
+        <w:t xml:space="preserve">- Avertissement!! L'âge (5) ans du premier mariage de Sidy Ndimbelane semble incoherent. Prière de vérifier cette information auprès de l'enquêté et de corriger si nécessaire. </w:t>
+        <w:br/>
+        <w:t>- Incoherence! La mère de Moth Ndimbelane est trop jeune ou vielle pour avoir Moth Ndimbelane selon l'écart (12) d'âge entre lui et sa mère, prière de revoir l'âge de Moth Ndimbelane ou de sa mère. Dans le cas contraire rassurez vous que c'est bien son fils/fille biologique.</w:t>
+      </w:r>
+    </w:p>
+    <w:p>
+      <w:r>
+        <w:rPr>
+          <w:b/>
+          <w:color w:val="4672C4"/>
+          <w:sz w:val="22"/>
+        </w:rPr>
+        <w:t>&gt;&gt; Section2 - Education</w:t>
+      </w:r>
+    </w:p>
+    <w:p>
+      <w:pPr>
+        <w:ind w:left="283"/>
+      </w:pPr>
+      <w:r>
+        <w:rPr>
+          <w:sz w:val="20"/>
+        </w:rPr>
+        <w:t xml:space="preserve">- Peu probable! Aicha Niang  n'arrive pas  à comprendre un petit texte lu dans une langue locale (s02q03). Veuillez corriger ou donner des explications au QG. </w:t>
+        <w:br/>
+        <w:t xml:space="preserve">- Peu probable! Arame Ndao  n'arrive pas  à comprendre un petit texte lu dans une langue locale (s02q03). Veuillez corriger ou donner des explications au QG. </w:t>
+        <w:br/>
+        <w:t xml:space="preserve">- Peu probable! Arame Ndimbelane  n'arrive pas  à comprendre un petit texte lu dans une langue locale (s02q03). Veuillez corriger ou donner des explications au QG. </w:t>
+        <w:br/>
+        <w:t xml:space="preserve">- Peu probable! Babou Ndimbelane  n'arrive pas  à comprendre un petit texte lu dans une langue locale (s02q03). Veuillez corriger ou donner des explications au QG. </w:t>
+        <w:br/>
+        <w:t xml:space="preserve">- Peu probable! Fatou Ndao  n'arrive pas  à comprendre un petit texte lu dans une langue locale (s02q03). Veuillez corriger ou donner des explications au QG. Peu probable! Fatou Ndao  ne sait ni lire, ni écrire, ni comprendre dans aucune des langues  (s02q01,s02q02,s02q03). Veuillez corriger ou donner des explications au QG. </w:t>
+        <w:br/>
+        <w:t xml:space="preserve">- Peu probable! Fatou Ndimbelane  n'arrive pas  à comprendre un petit texte lu dans une langue locale (s02q03). Veuillez corriger ou donner des explications au QG. </w:t>
+        <w:br/>
+        <w:t xml:space="preserve">- Peu probable! Fatou Ndimbelane jr  n'arrive pas  à comprendre un petit texte lu dans une langue locale (s02q03). Veuillez corriger ou donner des explications au QG. Peu probable! Fatou Ndimbelane jr  ne sait ni lire, ni écrire, ni comprendre dans aucune des langues  (s02q01,s02q02,s02q03). Veuillez corriger ou donner des explications au QG. </w:t>
+        <w:br/>
+        <w:t xml:space="preserve">- Peu probable! Khady Ndimbelane  n'arrive pas  à comprendre un petit texte lu dans une langue locale (s02q03). Veuillez corriger ou donner des explications au QG. Peu probable! Khady Ndimbelane  ne sait ni lire, ni écrire, ni comprendre dans aucune des langues  (s02q01,s02q02,s02q03). Veuillez corriger ou donner des explications au QG. </w:t>
+        <w:br/>
+        <w:t xml:space="preserve">- Peu probable! Moth Ndimbelane  n'arrive pas  à comprendre un petit texte lu dans une langue locale (s02q03). Veuillez corriger ou donner des explications au QG. </w:t>
+        <w:br/>
+        <w:t xml:space="preserve">- Peu probable! Satou Ndimbelane  n'arrive pas  à comprendre un petit texte lu dans une langue locale (s02q03). Veuillez corriger ou donner des explications au QG. </w:t>
+        <w:br/>
+        <w:t>- Peu probable! Sidy Ndimbelane  n'arrive pas  à comprendre un petit texte lu dans une langue locale (s02q03). Veuillez corriger ou donner des explications au QG.</w:t>
+      </w:r>
+    </w:p>
+    <w:p>
+      <w:r>
+        <w:rPr>
+          <w:b/>
+          <w:color w:val="4672C4"/>
+          <w:sz w:val="22"/>
+        </w:rPr>
+        <w:t>&gt;&gt; Section4a - Emploi</w:t>
+      </w:r>
+    </w:p>
+    <w:p>
+      <w:pPr>
+        <w:ind w:left="283"/>
+      </w:pPr>
+      <w:r>
+        <w:rPr>
+          <w:sz w:val="20"/>
+        </w:rPr>
+        <w:t xml:space="preserve">- Fatou Ndimbelane fait par ses parents pour subvenir principalement à ses besoins et semble exister dans les modalités, prière de prendre attache avec le QG pour plus d'explication afin de la classer bien. </w:t>
+        <w:br/>
+        <w:t>- Khady Ndimbelane fait par ses parents pour subvenir principalement à ses besoins et semble exister dans les modalités, prière de prendre attache avec le QG pour plus d'explication afin de la classer bien.</w:t>
+      </w:r>
+    </w:p>
+    <w:p>
+      <w:r>
+        <w:rPr>
+          <w:b/>
+          <w:color w:val="4672C4"/>
+          <w:sz w:val="22"/>
+        </w:rPr>
+        <w:t>&gt;&gt; Section7b - Consommation alimentaire - 7 jours</w:t>
+      </w:r>
+    </w:p>
+    <w:p>
+      <w:pPr>
+        <w:ind w:left="283"/>
+      </w:pPr>
+      <w:r>
+        <w:rPr>
+          <w:sz w:val="20"/>
+        </w:rPr>
+        <w:t>- La dernière fois que vous avez acheté Feuilles de Fakoye (Feuille de corete) est chez un voisin et semble exister dans les modalités, prière de prendre attache avec le QG pour plus d'explication afin de la classer bien. Attention ! Le prix unitaire d'achat (37.5 Fcfa) de Cube alimentaire (Maggi, Jumbo, ) en Cube (Petit) est relativement élevé par rapport aux autres prix observés dans cette zone. Prière de corriger ou de confirmer avec le QG. Avertissement!!! Le ménage a consommé 14 Boite (Autre que la boite/pot de tomate) Petit de Thé en sachet, cette quantité semble anormale pour une consommation des 7 derniers jours.Les ménages consomment géneralement en sachet ou en paquet, prière de corriger ou de confirmer avec le QG. Incohérence!! Dans ce ménage, chaque individus consomme par jour 32.79834 Kg  de cereale; Prière de revoir les quantités prises de ces produits. Incohérence!! Dans ce ménage, chaque individus consomme par jour 32.79834 Kg  de cereale; Prière de revoir les quantités prises de ces produits. Le prix d'achat unitaire (150 Fcfa) de Maïs en grain en Kg de taille  taille unique  est très faible, prière de regarder les reponses prises dans les questions s07bq07a s07bq07b s07bq07c s07bq08 pour mieux corriger. Incohérence!! Dans ce ménage, chaque individus consomme par jour 32.79834 Kg  de cereale; Prière de revoir les quantités prises de ces produits. Le prix d'achat unitaire (200 Fcfa) de Mil en Kg de taille  taille unique  est très faible, prière de regarder les reponses prises dans les questions s07bq07a s07bq07b s07bq07c s07bq08 pour mieux corriger. Le ménage a consommé 1 Sac (25 Kg) taille unique de Sel, cette quantité semble anormale pour une consommation des 7 derniers jours. prière de verifier et corriger ou confirmer avec le QG. Le prix d'achat unitaire (1500 Fcfa) de Sel en Sac (25 Kg) de taille taille unique est très faible, prière de regarder les reponses prises dans les questions s07bq07a s07bq07b s07bq07c s07bq08 pour mieux corriger. Difficile de consommer le Sel en Sac (25 Kg) taille unique prière de verifier.</w:t>
+      </w:r>
+    </w:p>
+    <w:p>
+      <w:r>
+        <w:rPr>
+          <w:b/>
+          <w:color w:val="4672C4"/>
+          <w:sz w:val="22"/>
+        </w:rPr>
+        <w:t>&gt;&gt; Section9b - Depenses non-alimentaires - 7 jours</w:t>
+      </w:r>
+    </w:p>
+    <w:p>
+      <w:pPr>
+        <w:ind w:left="283"/>
+      </w:pPr>
+      <w:r>
+        <w:rPr>
+          <w:sz w:val="20"/>
+        </w:rPr>
+        <w:t>- Il est difficile d'avoir un ménage qui n'a effectué aucune des dépenses mentionnées au cours de 7 derniers jours, prière de revoir la section 9B pour ce ménage.</w:t>
+      </w:r>
+    </w:p>
+    <w:p>
+      <w:r>
+        <w:rPr>
+          <w:b/>
+          <w:color w:val="4672C4"/>
+          <w:sz w:val="22"/>
+        </w:rPr>
+        <w:t>&gt;&gt; Section10a - Existence entreprise non agricole</w:t>
+      </w:r>
+    </w:p>
+    <w:p>
+      <w:pPr>
+        <w:ind w:left="283"/>
+      </w:pPr>
+      <w:r>
+        <w:rPr>
+          <w:sz w:val="20"/>
+        </w:rPr>
+        <w:t>- Avertissement!!! Le ménage de Moth Ndimbelane a comme taille 12 personnes dont ils vivent à KAFFRINE Rural et aucune d'entre ne possède une entreprise non agricole, prière de revoir cette partie de la section 10 de ce menage.</w:t>
+      </w:r>
+    </w:p>
+    <w:p>
+      <w:r>
+        <w:rPr>
+          <w:b/>
+          <w:color w:val="4672C4"/>
+          <w:sz w:val="22"/>
+        </w:rPr>
+        <w:t>&gt;&gt; Section12 - Actifs du menage</w:t>
+      </w:r>
+    </w:p>
+    <w:p>
+      <w:pPr>
+        <w:ind w:left="283"/>
+      </w:pPr>
+      <w:r>
+        <w:rPr>
+          <w:sz w:val="20"/>
+        </w:rPr>
+        <w:t>- Le nombre d'article ( Fer à repasser à charbon)  dans ce ménages est élevé (6000), prière de corriger ou confirmer avec le QG.</w:t>
+      </w:r>
+    </w:p>
+    <w:p>
+      <w:r>
+        <w:rPr>
+          <w:b/>
+          <w:color w:val="4672C4"/>
+          <w:sz w:val="22"/>
+        </w:rPr>
+        <w:t>&gt;&gt; Section16a - Champs et parcelles</w:t>
+      </w:r>
+    </w:p>
+    <w:p>
+      <w:pPr>
+        <w:ind w:left="283"/>
+      </w:pPr>
+      <w:r>
+        <w:rPr>
+          <w:sz w:val="20"/>
+        </w:rPr>
+        <w:t xml:space="preserve">- Le document légal (titre, acte, certificat etc. ) qui affirme votre possession de la parcelle Arachide est  et semble exister dans les modalités, prière de prendre attache avec le QG pour plus d'explication afin de la classer bien. </w:t>
+        <w:br/>
+        <w:t xml:space="preserve">- Le document légal (titre, acte, certificat etc. ) qui affirme votre possession de la parcelle Arachide est  et semble exister dans les modalités, prière de prendre attache avec le QG pour plus d'explication afin de la classer bien. </w:t>
+        <w:br/>
+        <w:t>- Le document légal (titre, acte, certificat etc. ) qui affirme votre possession de la parcelle Mil est  et semble exister dans les modalités, prière de prendre attache avec le QG pour plus d'explication afin de la classer bien.</w:t>
+      </w:r>
+    </w:p>
+    <w:p>
+      <w:r>
+        <w:rPr>
+          <w:b/>
+          <w:color w:val="4672C4"/>
+          <w:sz w:val="22"/>
+        </w:rPr>
+        <w:t>&gt;&gt; Section18c - Cueillette</w:t>
+      </w:r>
+    </w:p>
+    <w:p>
+      <w:pPr>
+        <w:ind w:left="283"/>
+      </w:pPr>
+      <w:r>
+        <w:rPr>
+          <w:sz w:val="20"/>
+        </w:rPr>
+        <w:t xml:space="preserve">- Prière de renseigner la valeur de ce produit consommé ou stocké par votre ménage au cours des 12 derniers mois, prière de fournir d'effort pour avoir une estimation (s18cq03) au lieu de 9999. </w:t>
+        <w:br/>
+        <w:t xml:space="preserve">- Prière de renseigner la valeur de ce produit consommé ou stocké par votre ménage au cours des 12 derniers mois, prière de fournir d'effort pour avoir une estimation (s18cq03) au lieu de 9999. </w:t>
+        <w:br/>
+        <w:t>- Prière de renseigner la valeur de ce produit consommé ou stocké par votre ménage au cours des 12 derniers mois, prière de fournir d'effort pour avoir une estimation (s18cq03) au lieu de 9999.</w:t>
+      </w:r>
+    </w:p>
+    <w:p>
+      <w:r>
+        <w:rPr>
+          <w:b/>
+          <w:color w:val="4672C4"/>
+          <w:sz w:val="22"/>
+        </w:rPr>
+        <w:t>&gt;&gt; Section19 - Equipements agricoles</w:t>
+      </w:r>
+    </w:p>
+    <w:p>
+      <w:pPr>
+        <w:ind w:left="283"/>
+      </w:pPr>
+      <w:r>
+        <w:rPr>
+          <w:sz w:val="20"/>
+        </w:rPr>
+        <w:t xml:space="preserve">- Attention ! Fourchette a été revendu à 2000 Fcfa qui est relativement élevé par rapport aux autres prix de revente observés dans cette zone. Prière de corriger ou de confirmer avec le QG. </w:t>
+        <w:br/>
+        <w:t xml:space="preserve">- Attention ! Râteau a été revendu à 1500 Fcfa qui est relativement élevé par rapport aux autres prix de revente observés dans cette zone. Prière de corriger ou de confirmer avec le QG. </w:t>
+        <w:br/>
+        <w:t>- Avertissement!! Le prix d'achat (220000 FCFA) de Animaux de labour est inférieur aux prix de revente (350000 FCFA), prière de verifier et corriger ou confirmer l'information avec le QG.</w:t>
+      </w:r>
+    </w:p>
+    <w:p>
+      <w:r>
+        <w:t>________________________________________________________________________________</w:t>
+      </w:r>
+    </w:p>
+    <w:p>
+      <w:pPr>
+        <w:pStyle w:val="Heading2"/>
+      </w:pPr>
+      <w:r>
+        <w:t>Menage 9</w:t>
+      </w:r>
+    </w:p>
+    <w:tbl>
+      <w:tblPr>
+        <w:tblStyle w:val="TableGrid"/>
+        <w:tblW w:type="auto" w:w="0"/>
+        <w:tblLook w:firstColumn="1" w:firstRow="1" w:lastColumn="0" w:lastRow="0" w:noHBand="0" w:noVBand="1" w:val="04A0"/>
+      </w:tblPr>
+      <w:tblGrid>
+        <w:gridCol w:w="1662"/>
+        <w:gridCol w:w="1662"/>
+        <w:gridCol w:w="1662"/>
+        <w:gridCol w:w="1662"/>
+        <w:gridCol w:w="1662"/>
+        <w:gridCol w:w="1662"/>
+      </w:tblGrid>
+      <w:tr>
+        <w:tc>
+          <w:tcPr>
+            <w:tcW w:type="dxa" w:w="1662"/>
+            <w:shd w:fill="5B9BD5"/>
+          </w:tcPr>
+          <w:p>
+            <w:r>
+              <w:rPr>
+                <w:b/>
+                <w:color w:val="FFFFFF"/>
+                <w:sz w:val="16"/>
+              </w:rPr>
+              <w:t>Interview Key</w:t>
+            </w:r>
+          </w:p>
+        </w:tc>
+        <w:tc>
+          <w:tcPr>
+            <w:tcW w:type="dxa" w:w="1662"/>
+            <w:shd w:fill="5B9BD5"/>
+          </w:tcPr>
+          <w:p>
+            <w:r>
+              <w:rPr>
+                <w:b/>
+                <w:color w:val="FFFFFF"/>
+                <w:sz w:val="16"/>
+              </w:rPr>
+              <w:t>Interview ID</w:t>
+            </w:r>
+          </w:p>
+        </w:tc>
+        <w:tc>
+          <w:tcPr>
+            <w:tcW w:type="dxa" w:w="1662"/>
+            <w:shd w:fill="5B9BD5"/>
+          </w:tcPr>
+          <w:p>
+            <w:r>
+              <w:rPr>
+                <w:b/>
+                <w:color w:val="FFFFFF"/>
+                <w:sz w:val="16"/>
+              </w:rPr>
+              <w:t>ID Agent</w:t>
+            </w:r>
+          </w:p>
+        </w:tc>
+        <w:tc>
+          <w:tcPr>
+            <w:tcW w:type="dxa" w:w="1662"/>
+            <w:shd w:fill="5B9BD5"/>
+          </w:tcPr>
+          <w:p>
+            <w:r>
+              <w:rPr>
+                <w:b/>
+                <w:color w:val="FFFFFF"/>
+                <w:sz w:val="16"/>
+              </w:rPr>
+              <w:t>ID Equipe</w:t>
+            </w:r>
+          </w:p>
+        </w:tc>
+        <w:tc>
+          <w:tcPr>
+            <w:tcW w:type="dxa" w:w="1662"/>
+            <w:shd w:fill="5B9BD5"/>
+          </w:tcPr>
+          <w:p>
+            <w:r>
+              <w:rPr>
+                <w:b/>
+                <w:color w:val="FFFFFF"/>
+                <w:sz w:val="16"/>
+              </w:rPr>
+              <w:t>Agent</w:t>
+            </w:r>
+          </w:p>
+        </w:tc>
+        <w:tc>
+          <w:tcPr>
+            <w:tcW w:type="dxa" w:w="1662"/>
+            <w:shd w:fill="5B9BD5"/>
+          </w:tcPr>
+          <w:p>
+            <w:r>
+              <w:rPr>
+                <w:b/>
+                <w:color w:val="FFFFFF"/>
+                <w:sz w:val="16"/>
+              </w:rPr>
+              <w:t>Chef d'equipe</w:t>
+            </w:r>
+          </w:p>
+        </w:tc>
+      </w:tr>
+      <w:tr>
+        <w:tc>
+          <w:tcPr>
+            <w:tcW w:type="dxa" w:w="1662"/>
+          </w:tcPr>
+          <w:p>
+            <w:r>
+              <w:rPr>
+                <w:sz w:val="14"/>
+              </w:rPr>
+              <w:t>68-64-27-54</w:t>
+            </w:r>
+          </w:p>
+        </w:tc>
+        <w:tc>
+          <w:tcPr>
+            <w:tcW w:type="dxa" w:w="1662"/>
+          </w:tcPr>
+          <w:p>
+            <w:r>
+              <w:rPr>
+                <w:sz w:val="14"/>
+              </w:rPr>
+              <w:t>9aa6c48b5a64429fba77cc5b4bbfd2b3</w:t>
+            </w:r>
+          </w:p>
+        </w:tc>
+        <w:tc>
+          <w:tcPr>
+            <w:tcW w:type="dxa" w:w="1662"/>
+          </w:tcPr>
+          <w:p>
+            <w:r>
+              <w:rPr>
+                <w:sz w:val="14"/>
+              </w:rPr>
+              <w:t>EQ27_enq2</w:t>
+            </w:r>
+          </w:p>
+        </w:tc>
+        <w:tc>
+          <w:tcPr>
+            <w:tcW w:type="dxa" w:w="1662"/>
+          </w:tcPr>
+          <w:p>
+            <w:r>
+              <w:rPr>
+                <w:sz w:val="14"/>
+              </w:rPr>
+              <w:t>Equipe27</w:t>
+            </w:r>
+          </w:p>
+        </w:tc>
+        <w:tc>
+          <w:tcPr>
+            <w:tcW w:type="dxa" w:w="1662"/>
+          </w:tcPr>
+          <w:p>
+            <w:r>
+              <w:rPr>
+                <w:sz w:val="14"/>
+              </w:rPr>
+              <w:t>Bidji SENGHOR</w:t>
+            </w:r>
+          </w:p>
+        </w:tc>
+        <w:tc>
+          <w:tcPr>
+            <w:tcW w:type="dxa" w:w="1662"/>
+          </w:tcPr>
+          <w:p>
+            <w:r>
+              <w:rPr>
+                <w:sz w:val="14"/>
+              </w:rPr>
+              <w:t>Soudou FAYE</w:t>
+            </w:r>
+          </w:p>
+        </w:tc>
+      </w:tr>
+    </w:tbl>
+    <w:p/>
+    <w:tbl>
+      <w:tblPr>
+        <w:tblStyle w:val="TableGrid"/>
+        <w:tblW w:type="auto" w:w="0"/>
+        <w:tblLook w:firstColumn="1" w:firstRow="1" w:lastColumn="0" w:lastRow="0" w:noHBand="0" w:noVBand="1" w:val="04A0"/>
+      </w:tblPr>
+      <w:tblGrid>
+        <w:gridCol w:w="3324"/>
+        <w:gridCol w:w="3324"/>
+        <w:gridCol w:w="3324"/>
+      </w:tblGrid>
+      <w:tr>
+        <w:tc>
+          <w:tcPr>
+            <w:tcW w:type="dxa" w:w="3324"/>
+            <w:shd w:fill="70AD47"/>
+          </w:tcPr>
+          <w:p>
+            <w:r>
+              <w:rPr>
+                <w:b/>
+                <w:color w:val="FFFFFF"/>
+                <w:sz w:val="18"/>
+              </w:rPr>
+              <w:t>Chef de Menage</w:t>
+            </w:r>
+          </w:p>
+        </w:tc>
+        <w:tc>
+          <w:tcPr>
+            <w:tcW w:type="dxa" w:w="3324"/>
+            <w:shd w:fill="70AD47"/>
+          </w:tcPr>
+          <w:p>
+            <w:r>
+              <w:rPr>
+                <w:b/>
+                <w:color w:val="FFFFFF"/>
+                <w:sz w:val="18"/>
+              </w:rPr>
+              <w:t>Quartier/Village (s00q05)</w:t>
+            </w:r>
+          </w:p>
+        </w:tc>
+        <w:tc>
+          <w:tcPr>
+            <w:tcW w:type="dxa" w:w="3324"/>
+            <w:shd w:fill="70AD47"/>
+          </w:tcPr>
+          <w:p>
+            <w:r>
+              <w:rPr>
+                <w:b/>
+                <w:color w:val="FFFFFF"/>
+                <w:sz w:val="18"/>
+              </w:rPr>
+              <w:t>Localisation GPS</w:t>
+            </w:r>
+          </w:p>
+        </w:tc>
+      </w:tr>
+      <w:tr>
+        <w:tc>
+          <w:tcPr>
+            <w:tcW w:type="dxa" w:w="3324"/>
+          </w:tcPr>
+          <w:p>
+            <w:r>
+              <w:rPr>
+                <w:sz w:val="18"/>
+              </w:rPr>
+              <w:t>MOR NDIMBRLANE</w:t>
+            </w:r>
+          </w:p>
+        </w:tc>
+        <w:tc>
+          <w:tcPr>
+            <w:tcW w:type="dxa" w:w="3324"/>
+          </w:tcPr>
+          <w:p>
+            <w:r>
+              <w:rPr>
+                <w:sz w:val="18"/>
+              </w:rPr>
+              <w:t>N/A</w:t>
+            </w:r>
+          </w:p>
+        </w:tc>
+        <w:tc>
+          <w:tcPr>
+            <w:tcW w:type="dxa" w:w="3324"/>
+          </w:tcPr>
+          <w:p>
+            <w:r/>
+            <w:hyperlink r:id="rId14">
+              <w:r>
+                <w:rPr>
+                  <w:color w:val="0563C1"/>
+                  <w:u w:val="single"/>
+                </w:rPr>
+                <w:t>medina niaheme</w:t>
+              </w:r>
+            </w:hyperlink>
+          </w:p>
+        </w:tc>
+      </w:tr>
+    </w:tbl>
+    <w:p/>
+    <w:p>
+      <w:r>
+        <w:rPr>
+          <w:b/>
+          <w:color w:val="4672C4"/>
+          <w:sz w:val="22"/>
+        </w:rPr>
+        <w:t>&gt;&gt; Section0 - Identification et renseignements de controle</w:t>
+      </w:r>
+    </w:p>
+    <w:p>
+      <w:pPr>
+        <w:ind w:left="283"/>
+      </w:pPr>
+      <w:r>
+        <w:rPr>
+          <w:sz w:val="20"/>
+        </w:rPr>
+        <w:t>- Le questionnaire semble ne pas être complètement fini mais le questionnaire est en statut complet, prière de compléter le questionnaire. Il est obligatoire de prendre les coordonnées Gps avant d'administrer le questionnaire. Prière de prendre les coordonnées GPS.</w:t>
+      </w:r>
+    </w:p>
+    <w:p>
+      <w:r>
+        <w:rPr>
+          <w:b/>
+          <w:color w:val="4672C4"/>
+          <w:sz w:val="22"/>
+        </w:rPr>
+        <w:t>&gt;&gt; Section1 - Caracteristiques des membres</w:t>
+      </w:r>
+    </w:p>
+    <w:p>
+      <w:pPr>
+        <w:ind w:left="283"/>
+      </w:pPr>
+      <w:r>
+        <w:rPr>
+          <w:sz w:val="20"/>
+        </w:rPr>
+        <w:t xml:space="preserve">- Attention ! Le montant (4400 Fcfa) dépensé ou reçu en cadeau pour les cartes prépayées, les transferts de crédit et les abonnements de  Mor Ndimbelane est relativement élevé par rapport aux autres montants depansés observés dans cette zone. Prière de corriger ou de confirmer avec le QG. Attention ! Le montant (4400 Fcfa) dépensé ou reçu en cadeau pour les recharges internet ou de forfaits de données mobiles(hors appels vocaux), aucours des 30 derniers jours de  Mor Ndimbelane est relativement élevé par rapport aux autres montants depansés observés dans cette zone. Prière de corriger ou de confirmer avec le QG. </w:t>
+        <w:br/>
+        <w:t>- Incoherence! Rokhy Ndao dispose d'un téléphone portable à s01q39, donc la raison évoquée ne peut pas être (ne dispose pas d'appareil).</w:t>
+      </w:r>
+    </w:p>
+    <w:p>
+      <w:r>
+        <w:rPr>
+          <w:b/>
+          <w:color w:val="4672C4"/>
+          <w:sz w:val="22"/>
+        </w:rPr>
+        <w:t>&gt;&gt; Section2 - Education</w:t>
+      </w:r>
+    </w:p>
+    <w:p>
+      <w:pPr>
+        <w:ind w:left="283"/>
+      </w:pPr>
+      <w:r>
+        <w:rPr>
+          <w:sz w:val="20"/>
+        </w:rPr>
+        <w:t xml:space="preserve">- Peu probable! Adame willane  n'arrive pas  à comprendre un petit texte lu dans une langue locale (s02q03). Veuillez corriger ou donner des explications au QG. </w:t>
+        <w:br/>
+        <w:t xml:space="preserve">- Peu probable! Amy Ndimbelane  n'arrive pas  à comprendre un petit texte lu dans une langue locale (s02q03). Veuillez corriger ou donner des explications au QG. </w:t>
+        <w:br/>
+        <w:t xml:space="preserve">- Peu probable! Babacar Ndimbelane  n'arrive pas  à comprendre un petit texte lu dans une langue locale (s02q03). Veuillez corriger ou donner des explications au QG. Peu probable! Babacar Ndimbelane  ne sait ni lire, ni écrire, ni comprendre dans aucune des langues  (s02q01,s02q02,s02q03). Veuillez corriger ou donner des explications au QG. </w:t>
+        <w:br/>
+        <w:t xml:space="preserve">- Peu probable! Djibel Ndimbelane  n'arrive pas  à comprendre un petit texte lu dans une langue locale (s02q03). Veuillez corriger ou donner des explications au QG. Peu probable! Djibel Ndimbelane  ne sait ni lire, ni écrire, ni comprendre dans aucune des langues  (s02q01,s02q02,s02q03). Veuillez corriger ou donner des explications au QG. Peu plausible Djibel Ndimbelane fréquente au minimum le fondamental 1 mais ne sait ni lire ni comprendre la langue française, prière de corriger ou de confirmer avec le QG merci. </w:t>
+        <w:br/>
+        <w:t xml:space="preserve">- Peu probable! Elhadj Mor Ndimbelane  n'arrive pas  à comprendre un petit texte lu dans une langue locale (s02q03). Veuillez corriger ou donner des explications au QG. </w:t>
+        <w:br/>
+        <w:t xml:space="preserve">- Peu probable! Mor Ndimbelane  n'arrive pas  à comprendre un petit texte lu dans une langue locale (s02q03). Veuillez corriger ou donner des explications au QG. </w:t>
+        <w:br/>
+        <w:t xml:space="preserve">- Peu probable! Nagaye Diop  n'arrive pas  à comprendre un petit texte lu dans une langue locale (s02q03). Veuillez corriger ou donner des explications au QG. </w:t>
+        <w:br/>
+        <w:t xml:space="preserve">- Peu probable! Ndeye Fatou Ndimbelane  n'arrive pas  à comprendre un petit texte lu dans une langue locale (s02q03). Veuillez corriger ou donner des explications au QG. Peu probable! Ndeye Fatou Ndimbelane  ne sait ni lire, ni écrire, ni comprendre dans aucune des langues  (s02q01,s02q02,s02q03). Veuillez corriger ou donner des explications au QG. </w:t>
+        <w:br/>
+        <w:t xml:space="preserve">- Peu probable! Oumy Diaw  n'arrive pas  à comprendre un petit texte lu dans une langue locale (s02q03). Veuillez corriger ou donner des explications au QG. </w:t>
+        <w:br/>
+        <w:t xml:space="preserve">- Peu probable! Rokhy Ndao  n'arrive pas  à comprendre un petit texte lu dans une langue locale (s02q03). Veuillez corriger ou donner des explications au QG. Peu probable! Rokhy Ndao  ne sait ni lire, ni écrire, ni comprendre dans aucune des langues  (s02q01,s02q02,s02q03). Veuillez corriger ou donner des explications au QG. </w:t>
+        <w:br/>
+        <w:t>- Peu probable! Serigne Modou Ndimbelane  n'arrive pas  à comprendre un petit texte lu dans une langue locale (s02q03). Veuillez corriger ou donner des explications au QG. Peu probable! Serigne Modou Ndimbelane  ne sait ni lire, ni écrire, ni comprendre dans aucune des langues  (s02q01,s02q02,s02q03). Veuillez corriger ou donner des explications au QG. Peu plausible Serigne Modou Ndimbelane fréquente au minimum le fondamental 1 mais ne sait ni lire ni comprendre la langue française, prière de corriger ou de confirmer avec le QG merci.</w:t>
+      </w:r>
+    </w:p>
+    <w:p>
+      <w:r>
+        <w:rPr>
+          <w:b/>
+          <w:color w:val="4672C4"/>
+          <w:sz w:val="22"/>
+        </w:rPr>
+        <w:t>&gt;&gt; Section4a - Emploi</w:t>
+      </w:r>
+    </w:p>
+    <w:p>
+      <w:pPr>
+        <w:ind w:left="283"/>
+      </w:pPr>
+      <w:r>
+        <w:rPr>
+          <w:sz w:val="20"/>
+        </w:rPr>
+        <w:t xml:space="preserve">- Djibel Ndimbelane fait par ses parents pour subvenir principalement à ses besoins et semble exister dans les modalités, prière de prendre attache avec le QG pour plus d'explication afin de la classer bien. </w:t>
+        <w:br/>
+        <w:t>- Serigne Modou Ndimbelane fait par ses parents pour subvenir principalement à ses besoins et semble exister dans les modalités, prière de prendre attache avec le QG pour plus d'explication afin de la classer bien.</w:t>
+      </w:r>
+    </w:p>
+    <w:p>
+      <w:r>
+        <w:rPr>
+          <w:b/>
+          <w:color w:val="4672C4"/>
+          <w:sz w:val="22"/>
+        </w:rPr>
+        <w:t>&gt;&gt; Section4c - Emploi - Activite secondaire</w:t>
+      </w:r>
+    </w:p>
+    <w:p>
+      <w:pPr>
+        <w:ind w:left="283"/>
+      </w:pPr>
+      <w:r>
+        <w:rPr>
+          <w:sz w:val="20"/>
+        </w:rPr>
+        <w:t>- Attention ! Le nombre de jours que Mor Ndimbelane a travaillés par mois semble être inférieur à 15. Veuillez, s'il vous plaît, confirmer cette information. Avertissement!!! Mor Ndimbelane enquêté dans l'emploi principale n'a pas declaré son revenu prière de fournir plus d'effort pour lui demander son revenu, vous pouvez utiliser des stratégies pour faire une estimation ou demander des conseils au QG.</w:t>
+      </w:r>
+    </w:p>
+    <w:p>
+      <w:r>
+        <w:rPr>
+          <w:b/>
+          <w:color w:val="4672C4"/>
+          <w:sz w:val="22"/>
+        </w:rPr>
+        <w:t>&gt;&gt; Section6 - Epargne et credit</w:t>
+      </w:r>
+    </w:p>
+    <w:p>
+      <w:pPr>
+        <w:ind w:left="283"/>
+      </w:pPr>
+      <w:r>
+        <w:rPr>
+          <w:sz w:val="20"/>
+        </w:rPr>
+        <w:t>- Avertissement!!! Mor Ndimbelane a demandé un crédit auprès d'une institution financière au cours des 12 derniers mois, qui a obtenu un crédit auprès d'une de ces institutions au cours des 12 derniers mois dit n'avoir pas beneficer de crédit immobilier. Veuillez vous rassurez réellement que la personne n'a pas affecté de crédit immobilier.</w:t>
+      </w:r>
+    </w:p>
+    <w:p>
+      <w:r>
+        <w:rPr>
+          <w:b/>
+          <w:color w:val="4672C4"/>
+          <w:sz w:val="22"/>
+        </w:rPr>
+        <w:t>&gt;&gt; Section7b - Consommation alimentaire - 7 jours</w:t>
+      </w:r>
+    </w:p>
+    <w:p>
+      <w:pPr>
+        <w:ind w:left="283"/>
+      </w:pPr>
+      <w:r>
+        <w:rPr>
+          <w:sz w:val="20"/>
+        </w:rPr>
+        <w:t>- La dernière fois que vous avez acheté Feuilles de Fakoye (Feuille de corete) est chez un voisin et semble exister dans les modalités, prière de prendre attache avec le QG pour plus d'explication afin de la classer bien. Attention ! Le prix unitaire d'achat (100 Fcfa) de Poivre en Sachets (Petit) est relativement élevé par rapport aux autres prix observés dans cette zone. Prière de corriger ou de confirmer avec le QG. Attention ! Le prix unitaire d'achat (100 Fcfa) de Sel en Sachets (Petit) est relativement élevé par rapport aux autres prix observés dans cette zone. Prière de corriger ou de confirmer avec le QG. Attention ! Le prix unitaire d'achat (30 Fcfa) de Cube alimentaire (Maggi, Jumbo, ) en Cube (Petit) est relativement faible par rapport aux autres prix observés dans cette zone. Prière de corriger ou de confirmer avec le QG. Avertissement!! La quantité (5 litre) du produit Huile de soja  consommée  par le ménage semble très élevé, prière de corriger ou confirmer avec le QG. Avertissement!!! Le ménage a consommé 14 Boite (Autre que la boite/pot de tomate) Petit de Thé en sachet, cette quantité semble anormale pour une consommation des 7 derniers jours.Les ménages consomment géneralement en sachet ou en paquet, prière de corriger ou de confirmer avec le QG. Incohérence!! Dans ce ménage, chaque individus consomme par jour 32.71296 Kg  de cereale; Prière de revoir les quantités prises de ces produits. Incohérence!! Dans ce ménage, chaque individus consomme par jour 32.71296 Kg  de cereale; Prière de revoir les quantités prises de ces produits. Le prix d'achat unitaire (150 Fcfa) de Maïs en grain en Kg de taille  taille unique  est très faible, prière de regarder les reponses prises dans les questions s07bq07a s07bq07b s07bq07c s07bq08 pour mieux corriger. Attention ! Soupçons de quantité anormale! Le ménage de Mor Ndimbelane avec une taille de 14 personnes a consommé 14 Kg en taille unique de Maïs en grain qui est relativement élevé comme consommation par rapport à la condition de vie des autres ménages de même taille dans cette zone. Prière de corriger ou de confirmer avec le QG. Incohérence!! Dans ce ménage, chaque individus consomme par jour 32.71296 Kg  de cereale; Prière de revoir les quantités prises de ces produits. Le prix d'achat unitaire (200 Fcfa) de Mil en Kg de taille  taille unique  est très faible, prière de regarder les reponses prises dans les questions s07bq07a s07bq07b s07bq07c s07bq08 pour mieux corriger.</w:t>
+      </w:r>
+    </w:p>
+    <w:p>
+      <w:r>
+        <w:rPr>
+          <w:b/>
+          <w:color w:val="4672C4"/>
+          <w:sz w:val="22"/>
+        </w:rPr>
+        <w:t>&gt;&gt; Section10b - caracteristiques entreprise non agricole</w:t>
+      </w:r>
+    </w:p>
+    <w:p>
+      <w:pPr>
+        <w:ind w:left="283"/>
+      </w:pPr>
+      <w:r>
+        <w:rPr>
+          <w:sz w:val="20"/>
+        </w:rPr>
+        <w:t>- Peu plausible! la valeur actuelle déclarée en s10q38 pour produits alimentaires semble trop petite ou trop élevée. Veuillez, s'il vous plaît, confirmer cette information avec le QG ou la corriger. Le montant dépensé de L'entreprise produits alimentaires pour l'achat de ces marchandises revendues en état, sans transformation ne peut être supérieur aux montants obtenus sur la revente de marchandises achetées et revendues en état au cours des 30 derniers jours ou durant le dernier mois où l'entreprise a fonctionné (s10q47 &gt; s10q46), prière de corriger.</w:t>
+      </w:r>
+    </w:p>
+    <w:p>
+      <w:r>
+        <w:rPr>
+          <w:b/>
+          <w:color w:val="4672C4"/>
+          <w:sz w:val="22"/>
+        </w:rPr>
+        <w:t>&gt;&gt; Section12 - Actifs du menage</w:t>
+      </w:r>
+    </w:p>
+    <w:p>
+      <w:pPr>
+        <w:ind w:left="283"/>
+      </w:pPr>
+      <w:r>
+        <w:rPr>
+          <w:sz w:val="20"/>
+        </w:rPr>
+        <w:t>- Le prix de revente de l'article  Tapis ne doit pas être égal 0 même si le ménage l'a reçu en cadeau prière de leurs aider à faire une estimations.</w:t>
+      </w:r>
+    </w:p>
+    <w:p>
+      <w:r>
+        <w:rPr>
+          <w:b/>
+          <w:color w:val="4672C4"/>
+          <w:sz w:val="22"/>
+        </w:rPr>
+        <w:t>&gt;&gt; Section13a - Transferts recus</w:t>
+      </w:r>
+    </w:p>
+    <w:p>
+      <w:pPr>
+        <w:ind w:left="283"/>
+      </w:pPr>
+      <w:r>
+        <w:rPr>
+          <w:sz w:val="20"/>
+        </w:rPr>
+        <w:t>- Avertissement!! Le montant des transferts reçu par an semble très élevé ou faible, peut-être que vous vous êtes trompés du choix de l'unité.</w:t>
+      </w:r>
+    </w:p>
+    <w:p>
+      <w:r>
+        <w:rPr>
+          <w:b/>
+          <w:color w:val="4672C4"/>
+          <w:sz w:val="22"/>
+        </w:rPr>
+        <w:t>&gt;&gt; Section16a - Champs et parcelles</w:t>
+      </w:r>
+    </w:p>
+    <w:p>
+      <w:pPr>
+        <w:ind w:left="283"/>
+      </w:pPr>
+      <w:r>
+        <w:rPr>
+          <w:sz w:val="20"/>
+        </w:rPr>
+        <w:t xml:space="preserve">- Le document légal (titre, acte, certificat etc. ) qui affirme votre possession de la parcelle Arachide est  et semble exister dans les modalités, prière de prendre attache avec le QG pour plus d'explication afin de la classer bien. </w:t>
+        <w:br/>
+        <w:t xml:space="preserve">- Le document légal (titre, acte, certificat etc. ) qui affirme votre possession de la parcelle Arachide est  et semble exister dans les modalités, prière de prendre attache avec le QG pour plus d'explication afin de la classer bien. </w:t>
+        <w:br/>
+        <w:t>- Le document légal (titre, acte, certificat etc. ) qui affirme votre possession de la parcelle Mil est  et semble exister dans les modalités, prière de prendre attache avec le QG pour plus d'explication afin de la classer bien.</w:t>
+      </w:r>
+    </w:p>
+    <w:p>
+      <w:r>
+        <w:rPr>
+          <w:b/>
+          <w:color w:val="4672C4"/>
+          <w:sz w:val="22"/>
+        </w:rPr>
+        <w:t>&gt;&gt; Section17 - Elevage</w:t>
+      </w:r>
+    </w:p>
+    <w:p>
+      <w:pPr>
+        <w:ind w:left="283"/>
+      </w:pPr>
+      <w:r>
+        <w:rPr>
+          <w:sz w:val="20"/>
+        </w:rPr>
+        <w:t>- Avertissement! Le prix unitaire (11000 Fcfa) d'un Ovins (Moutons) est trop petit ou élevé. Veuillez confirmer ces informations avec le QG ou apporter les corrections nécessaires.</w:t>
+      </w:r>
+    </w:p>
+    <w:p>
+      <w:r>
+        <w:rPr>
+          <w:b/>
+          <w:color w:val="4672C4"/>
+          <w:sz w:val="22"/>
+        </w:rPr>
+        <w:t>&gt;&gt; Section18c - Cueillette</w:t>
+      </w:r>
+    </w:p>
+    <w:p>
+      <w:pPr>
+        <w:ind w:left="283"/>
+      </w:pPr>
+      <w:r>
+        <w:rPr>
+          <w:sz w:val="20"/>
+        </w:rPr>
+        <w:t xml:space="preserve">- Prière de renseigner la valeur de ce produit consommé ou stocké par votre ménage au cours des 12 derniers mois, prière de fournir d'effort pour avoir une estimation (s18cq03) au lieu de 9999. </w:t>
+        <w:br/>
+        <w:t>- Prière de renseigner la valeur de ce produit consommé ou stocké par votre ménage au cours des 12 derniers mois, prière de fournir d'effort pour avoir une estimation (s18cq03) au lieu de 9999.</w:t>
+      </w:r>
+    </w:p>
+    <w:p>
+      <w:r>
+        <w:rPr>
+          <w:b/>
+          <w:color w:val="4672C4"/>
+          <w:sz w:val="22"/>
+        </w:rPr>
+        <w:t>&gt;&gt; Section19 - Equipements agricoles</w:t>
+      </w:r>
+    </w:p>
+    <w:p>
+      <w:pPr>
+        <w:ind w:left="283"/>
+      </w:pPr>
+      <w:r>
+        <w:rPr>
+          <w:sz w:val="20"/>
+        </w:rPr>
+        <w:t xml:space="preserve">- Attention ! Fourchette a été revendu à 2000 Fcfa qui est relativement élevé par rapport aux autres prix de revente observés dans cette zone. Prière de corriger ou de confirmer avec le QG. </w:t>
+        <w:br/>
+        <w:t xml:space="preserve">- Attention ! Houe/daba/hilaire a été achété à 7500 Fcfa est relativement élevé par rapport aux autres prix d'achat observés dans cette zone. Prière de corriger ou de confirmer avec le QG. Attention ! Houe/daba/hilaire a été revendu à 7500 Fcfa qui est relativement élevé par rapport aux autres prix de revente observés dans cette zone. Prière de corriger ou de confirmer avec le QG. </w:t>
+        <w:br/>
+        <w:t>- Attention ! Râteau a été revendu à 1500 Fcfa qui est relativement élevé par rapport aux autres prix de revente observés dans cette zone. Prière de corriger ou de confirmer avec le QG.</w:t>
       </w:r>
     </w:p>
     <w:p>
@@ -2139,7 +5289,7 @@
           </w:tcPr>
           <w:p>
             <w:r/>
-            <w:hyperlink r:id="rId11">
+            <w:hyperlink r:id="rId15">
               <w:r>
                 <w:rPr>
                   <w:color w:val="0563C1"/>
@@ -2153,6 +5303,27 @@
       </w:tr>
     </w:tbl>
     <w:p/>
+    <w:p>
+      <w:r>
+        <w:rPr>
+          <w:b/>
+          <w:color w:val="4672C4"/>
+          <w:sz w:val="22"/>
+        </w:rPr>
+        <w:t>&gt;&gt; Section0 - Identification et renseignements de controle</w:t>
+      </w:r>
+    </w:p>
+    <w:p>
+      <w:pPr>
+        <w:ind w:left="283"/>
+      </w:pPr>
+      <w:r>
+        <w:rPr>
+          <w:sz w:val="20"/>
+        </w:rPr>
+        <w:t>- Le questionnaire semble ne pas être complètement fini mais le questionnaire est en statut complet, prière de compléter le questionnaire.</w:t>
+      </w:r>
+    </w:p>
     <w:p>
       <w:r>
         <w:rPr>
@@ -2251,15 +5422,30 @@
         <w:br/>
         <w:t xml:space="preserve">- Avertissement! Khodia Ndao travaille principalement dans l'agriculture ou élevage ou pêche et le secteur institutionnel déclaré semble  incohérent, prière de corriger ou confirmer avec le QG. Khodia Ndao fait par son fils pour subvenir principalement à ses besoins et semble exister dans les modalités, prière de prendre attache avec le QG pour plus d'explication afin de la classer bien. </w:t>
         <w:br/>
-        <w:t xml:space="preserve">- Awa Ndimbelane fait par ses parents pour subvenir principalement à ses besoins et semble exister dans les modalités, prière de prendre attache avec le QG pour plus d'explication afin de la classer bien. </w:t>
-        <w:br/>
-        <w:t xml:space="preserve">- BAYE Mbaye  Ndimbelane fait par ses parents pour subvenir principalement à ses besoins et semble exister dans les modalités, prière de prendre attache avec le QG pour plus d'explication afin de la classer bien. </w:t>
-        <w:br/>
         <w:t xml:space="preserve">- Coumba Ndimbelane fait par ses parents pour subvenir principalement à ses besoins et semble exister dans les modalités, prière de prendre attache avec le QG pour plus d'explication afin de la classer bien. </w:t>
         <w:br/>
-        <w:t xml:space="preserve">- Ndeye Fatou Ndimbelane fait par ses parents pour subvenir principalement à ses besoins et semble exister dans les modalités, prière de prendre attache avec le QG pour plus d'explication afin de la classer bien. </w:t>
-        <w:br/>
-        <w:t>- talla Ndimbelane fait par ses parents pour subvenir principalement à ses besoins et semble exister dans les modalités, prière de prendre attache avec le QG pour plus d'explication afin de la classer bien.</w:t>
+        <w:t>- Ndeye Fatou Ndimbelane fait par ses parents pour subvenir principalement à ses besoins et semble exister dans les modalités, prière de prendre attache avec le QG pour plus d'explication afin de la classer bien.</w:t>
+      </w:r>
+    </w:p>
+    <w:p>
+      <w:r>
+        <w:rPr>
+          <w:b/>
+          <w:color w:val="4672C4"/>
+          <w:sz w:val="22"/>
+        </w:rPr>
+        <w:t>&gt;&gt; Section4b - Emploi - Activite principale</w:t>
+      </w:r>
+    </w:p>
+    <w:p>
+      <w:pPr>
+        <w:ind w:left="283"/>
+      </w:pPr>
+      <w:r>
+        <w:rPr>
+          <w:sz w:val="20"/>
+        </w:rPr>
+        <w:t>- || Prière de changer la branche d'activité talla Ndimbelane, les cultivateurs dont leurs cultures est principalement destiné à la consommation du ménage sont des (Agriculteurs, subsistances) et ceux qui le font avec l'élevage sont des (Agriculteurs et eleveurs, subsistances).</w:t>
       </w:r>
     </w:p>
     <w:p>
@@ -2301,7 +5487,7 @@
         <w:rPr>
           <w:sz w:val="20"/>
         </w:rPr>
-        <w:t>- Attention ! Le prix unitaire d'achat (200 Fcfa) de Mâchoiron séchée (Kon) en Tas (Petit) est relativement élevé par rapport aux autres prix observés dans cette zone. Prière de corriger ou de confirmer avec le QG. Attention ! Le prix unitaire d'achat (25 Fcfa) de Cube alimentaire (Maggi, Jumbo, ) en Cube (Petit) est relativement faible par rapport aux autres prix observés dans cette zone. Prière de corriger ou de confirmer avec le QG. Avertissement!!! Le ménage a consommé 12 Boite (Autre que la boite/pot de tomate) Petit de Thé en sachet, cette quantité semble anormale pour une consommation des 7 derniers jours.Les ménages consomment géneralement en sachet ou en paquet, prière de corriger ou de confirmer avec le QG. Avertissement!!! Le ménage a consommé 4 Cuillère Moyen de Pâte d'arachide, cette quantité semble anormale pour une consommation des 7 derniers jours. Etes vous sur d'avoir selectionner la bonne unitée ? prière de verifier et corriger. Incohérence!! Dans ce ménage, chaque individus consomme par jour 15.52976 Kg  de cereale; Prière de revoir les quantités prises de ces produits. Incohérence!! Dans ce ménage, chaque individus consomme par jour 15.52976 Kg  de cereale; Prière de revoir les quantités prises de ces produits. Le prix d'achat unitaire (150 Fcfa) de Maïs en grain en Kg de taille  taille unique  est très faible, prière de regarder les reponses prises dans les questions s07bq07a s07bq07b s07bq07c s07bq08 pour mieux corriger. Incohérence!! Dans ce ménage, chaque individus consomme par jour 15.52976 Kg  de cereale; Prière de revoir les quantités prises de ces produits. Le prix d'achat unitaire (200 Fcfa) de Mil en Kg de taille  taille unique  est très faible, prière de regarder les reponses prises dans les questions s07bq07a s07bq07b s07bq07c s07bq08 pour mieux corriger. Le prix d'achat unitaire (750 Fcfa) de Sel en Sac (5 Kg) de taille taille unique est très faible, prière de regarder les reponses prises dans les questions s07bq07a s07bq07b s07bq07c s07bq08 pour mieux corriger. Difficile de consommer le Sel en Sac (5 Kg) taille unique prière de verifier.</w:t>
+        <w:t>- Attention ! Le prix unitaire d'achat (200 Fcfa) de Mâchoiron séchée (Kon) en Tas (Petit) est relativement élevé par rapport aux autres prix observés dans cette zone. Prière de corriger ou de confirmer avec le QG. Attention ! Le prix unitaire d'achat (25 Fcfa) de Cube alimentaire (Maggi, Jumbo, ) en Cube (Petit) est relativement faible par rapport aux autres prix observés dans cette zone. Prière de corriger ou de confirmer avec le QG. Avertissement!!! Le ménage a consommé 12 Boite (Autre que la boite/pot de tomate) Petit de Thé en sachet, cette quantité semble anormale pour une consommation des 7 derniers jours.Les ménages consomment géneralement en sachet ou en paquet, prière de corriger ou de confirmer avec le QG. Avertissement!!! Le ménage a consommé 4 Cuillère Moyen de Pâte d'arachide, cette quantité semble anormale pour une consommation des 7 derniers jours. Etes vous sur d'avoir selectionner la bonne unitée ? prière de verifier et corriger. Incohérence!! Dans ce ménage, chaque individus consomme par jour 25.06944 Kg  de cereale; Prière de revoir les quantités prises de ces produits. Incohérence!! Dans ce ménage, chaque individus consomme par jour 25.06944 Kg  de cereale; Prière de revoir les quantités prises de ces produits. Le prix d'achat unitaire (150 Fcfa) de Maïs en grain en Kg de taille  taille unique  est très faible, prière de regarder les reponses prises dans les questions s07bq07a s07bq07b s07bq07c s07bq08 pour mieux corriger. Incohérence!! Dans ce ménage, chaque individus consomme par jour 25.06944 Kg  de cereale; Prière de revoir les quantités prises de ces produits. Le prix d'achat unitaire (200 Fcfa) de Mil en Kg de taille  taille unique  est très faible, prière de regarder les reponses prises dans les questions s07bq07a s07bq07b s07bq07c s07bq08 pour mieux corriger. Attention ! Soupçons de quantité anormale! Le ménage de PAPE Ndimbelane avec une taille de 18 personnes a consommé 28 Kg en taille unique de Mil qui est relativement élevé comme consommation par rapport à la condition de vie des autres ménages de même taille dans cette zone. Prière de corriger ou de confirmer avec le QG. Le prix d'achat unitaire (750 Fcfa) de Sel en Sac (5 Kg) de taille taille unique est très faible, prière de regarder les reponses prises dans les questions s07bq07a s07bq07b s07bq07c s07bq08 pour mieux corriger. Difficile de consommer le Sel en Sac (5 Kg) taille unique prière de verifier.</w:t>
       </w:r>
     </w:p>
     <w:p>
@@ -2369,6 +5555,27 @@
         <w:t xml:space="preserve">- Le document légal (titre, acte, certificat etc. ) qui affirme votre possession de la parcelle Mil est  et semble exister dans les modalités, prière de prendre attache avec le QG pour plus d'explication afin de la classer bien. </w:t>
         <w:br/>
         <w:t>- Le document légal (titre, acte, certificat etc. ) qui affirme votre possession de la parcelle Mil est  et semble exister dans les modalités, prière de prendre attache avec le QG pour plus d'explication afin de la classer bien.</w:t>
+      </w:r>
+    </w:p>
+    <w:p>
+      <w:r>
+        <w:rPr>
+          <w:b/>
+          <w:color w:val="4672C4"/>
+          <w:sz w:val="22"/>
+        </w:rPr>
+        <w:t>&gt;&gt; Section19 - Equipements agricoles</w:t>
+      </w:r>
+    </w:p>
+    <w:p>
+      <w:pPr>
+        <w:ind w:left="283"/>
+      </w:pPr>
+      <w:r>
+        <w:rPr>
+          <w:sz w:val="20"/>
+        </w:rPr>
+        <w:t>- Attention ! Houe/daba/hilaire a été revendu à 2500 Fcfa qui est relativement élevé par rapport aux autres prix de revente observés dans cette zone. Prière de corriger ou de confirmer avec le QG.</w:t>
       </w:r>
     </w:p>
     <w:p>
@@ -2672,7 +5879,7 @@
           </w:tcPr>
           <w:p>
             <w:r/>
-            <w:hyperlink r:id="rId12">
+            <w:hyperlink r:id="rId16">
               <w:r>
                 <w:rPr>
                   <w:color w:val="0563C1"/>
@@ -2935,7 +6142,7 @@
         <w:rPr>
           <w:sz w:val="20"/>
         </w:rPr>
-        <w:t>- Attention ! Le prix unitaire d'achat (150 Fcfa) de Tomate fraîche en Tas (Petit) est relativement élevé par rapport aux autres prix observés dans cette zone. Prière de corriger ou de confirmer avec le QG. Avertissement!! La quantité (3.75 litre) du produit Huile d'arachide raffinée consommée  par le ménage semble très élevé, prière de corriger ou confirmer avec le QG. Avertissement!!! Le ménage a consommé 10 Morceau (Portion) Petit de Carpe séchée, cette quantité semble anormale pour une consommation des 7 derniers jours.Prière de corriger ou de confirmer avec le QG. Attention ! Le prix unitaire d'achat (50 Fcfa) de Carpe séchée en Morceau (Portion) (Petit) est relativement faible par rapport aux autres prix observés dans cette zone. Prière de corriger ou de confirmer avec le QG. Avertissement!!! Le ménage a consommé 14 Paquet Petit de Thé en sachet, cette quantité semble anormale pour une consommation des 7 derniers jours.Prière de corriger ou de confirmer avec le QG. Avertissement!! le prix unitaire (100 Fcfa) de Thé en sachet (unité: Paquet) de taille Petit est très faible ou élevé. Prière de corriger ou de confirmer avec le QG. Le ménage a consommé Arachides pilées mais les informations sur la quantité, l'unité ou la taille ne sont pas renseignées.Prière de renseigner. Le ménage a consommé Arachides séchées en coques mais les informations sur la quantité, l'unité ou la taille ne sont pas renseignées.Prière de renseigner. Le ménage a consommé Courge mais les informations sur la quantité, l'unité ou la taille ne sont pas renseignées.Prière de renseigner. Le ménage a consommé Feuilles de Fakoye (Feuille de corete) mais les informations sur la quantité, l'unité ou la taille ne sont pas renseignées.Prière de renseigner. Le ménage a consommé Gombo frais mais les informations sur la quantité, l'unité ou la taille ne sont pas renseignées.Prière de renseigner. Le ménage a consommé Mayonnaise mais les informations sur la quantité, l'unité ou la taille ne sont pas renseignées.Prière de renseigner. Le ménage a consommé Oignon frais mais les informations sur la quantité, l'unité ou la taille ne sont pas renseignées.Prière de renseigner. Le ménage a consommé Piment frais mais les informations sur la quantité, l'unité ou la taille ne sont pas renseignées.Prière de renseigner. Le ménage a consommé Poireau mais les informations sur la quantité, l'unité ou la taille ne sont pas renseignées.Prière de renseigner. Le ménage a consommé Poisson frais type 11 mais les informations sur la quantité, l'unité ou la taille ne sont pas renseignées.Prière de renseigner. Le ménage a consommé Poivre mais les informations sur la quantité, l'unité ou la taille ne sont pas renseignées.Prière de renseigner. Le ménage a consommé Poivron frais mais les informations sur la quantité, l'unité ou la taille ne sont pas renseignées.Prière de renseigner. Le ménage a consommé Pâte d'arachide mais les informations sur la quantité, l'unité ou la taille ne sont pas renseignées.Prière de renseigner. Le ménage a consommé Tamarin noir mais les informations sur la quantité, l'unité ou la taille ne sont pas renseignées.Prière de renseigner. Le prix d'achat unitaire (1000 Fcfa) de Sel en Sac (10 Kg) de taille taille unique est très faible, prière de regarder les reponses prises dans les questions s07bq07a s07bq07b s07bq07c s07bq08 pour mieux corriger.</w:t>
+        <w:t>- Attention ! Le prix unitaire d'achat (1200 Fcfa) de Capitaine frais en Kg (taille unique) est relativement élevé par rapport aux autres prix observés dans cette zone. Prière de corriger ou de confirmer avec le QG. Attention ! Le prix unitaire d'achat (150 Fcfa) de Tomate fraîche en Tas (Petit) est relativement élevé par rapport aux autres prix observés dans cette zone. Prière de corriger ou de confirmer avec le QG. Attention ! Le prix unitaire d'achat (50 Fcfa) de Concentré de tomate en Sachets industriel (Petit) est relativement faible par rapport aux autres prix observés dans cette zone. Prière de corriger ou de confirmer avec le QG. Avertissement!! La quantité (3.75 litre) du produit Huile d'arachide raffinée consommée  par le ménage semble très élevé, prière de corriger ou confirmer avec le QG. Avertissement!!! Le ménage a consommé 10 Morceau (Portion) Petit de Carpe séchée, cette quantité semble anormale pour une consommation des 7 derniers jours.Prière de corriger ou de confirmer avec le QG. Avertissement!!! Le ménage a consommé 14 Paquet Petit de Thé en sachet, cette quantité semble anormale pour une consommation des 7 derniers jours.Prière de corriger ou de confirmer avec le QG. Avertissement!! le prix unitaire (100 Fcfa) de Thé en sachet (unité: Paquet) de taille Petit est très faible ou élevé. Prière de corriger ou de confirmer avec le QG. Avertissement!!! Le ménage a consommé 4 Cuillère Moyen de Pâte d'arachide, cette quantité semble anormale pour une consommation des 7 derniers jours. Etes vous sur d'avoir selectionner la bonne unitée ? prière de verifier et corriger. Le prix d'achat unitaire (1000 Fcfa) de Sel en Sac (10 Kg) de taille taille unique est très faible, prière de regarder les reponses prises dans les questions s07bq07a s07bq07b s07bq07c s07bq08 pour mieux corriger.</w:t>
       </w:r>
     </w:p>
     <w:p>
@@ -2999,6 +6206,27 @@
           <w:sz w:val="20"/>
         </w:rPr>
         <w:t>- Incohérence!! L'entreprise vente de légume dit avoir réçu une somme sur la revente de ces marchandises achetées et revendues en état (s10q46 est differnt de 0) mais n'a depensé aucune somme sur l'achat des marchandises revendues en état (s10q47==0), prière de fournir plus d'effort pour estimer le montant obtenu sur la depense de ces marchandises achetées et revendues en état.</w:t>
+      </w:r>
+    </w:p>
+    <w:p>
+      <w:r>
+        <w:rPr>
+          <w:b/>
+          <w:color w:val="4672C4"/>
+          <w:sz w:val="22"/>
+        </w:rPr>
+        <w:t>&gt;&gt; Section11 - Caracteristiques logement</w:t>
+      </w:r>
+    </w:p>
+    <w:p>
+      <w:pPr>
+        <w:ind w:left="283"/>
+      </w:pPr>
+      <w:r>
+        <w:rPr>
+          <w:sz w:val="20"/>
+        </w:rPr>
+        <w:t>- Le moyen que le ménage utilise pour se débarrasser des excréments hors de la concession est pas encord vider et semble exister dans les modalités, prière de prendre attache avec le QG pour plus d'explication afin de la classer bien.</w:t>
       </w:r>
     </w:p>
     <w:p>
@@ -3056,7 +6284,7 @@
           <w:color w:val="4672C4"/>
           <w:sz w:val="22"/>
         </w:rPr>
-        <w:t>&gt;&gt; Section16b - Couts des intrants agricoles</w:t>
+        <w:t>&gt;&gt; Section16c - Cultures</w:t>
       </w:r>
     </w:p>
     <w:p>
@@ -3067,17 +6295,7 @@
         <w:rPr>
           <w:sz w:val="20"/>
         </w:rPr>
-        <w:t xml:space="preserve">- Quantité totale de [INTRANT] utilisée trop élevé, veuillez vérifier. </w:t>
-        <w:br/>
-        <w:t xml:space="preserve">- Quantité totale de [INTRANT] utilisée trop élevé, veuillez vérifier. </w:t>
-        <w:br/>
-        <w:t xml:space="preserve">- Quantité totale de [INTRANT] utilisée trop élevé, veuillez vérifier. </w:t>
-        <w:br/>
-        <w:t xml:space="preserve">- Quantité totale de [INTRANT] utilisée trop élevé, veuillez vérifier. </w:t>
-        <w:br/>
-        <w:t xml:space="preserve">- Quantité totale de [INTRANT] utilisée trop élevé, veuillez vérifier. </w:t>
-        <w:br/>
-        <w:t>- Quantité totale de [INTRANT] utilisée trop élevé, veuillez vérifier.</w:t>
+        <w:t>- La quantité estimée en Kg est incorrecte (Exemple : si le ménage a eu 10 sacs de 100kg = 10*100=1000kg), prière de corriger merci.</w:t>
       </w:r>
     </w:p>
     <w:p>
@@ -3127,13 +6345,1786 @@
         <w:rPr>
           <w:sz w:val="20"/>
         </w:rPr>
-        <w:t xml:space="preserve">- Attention ! Machette a été revendu à 2500 Fcfa qui est relativement élevé par rapport aux autres prix de revente observés dans cette zone. Prière de corriger ou de confirmer avec le QG. </w:t>
-        <w:br/>
         <w:t xml:space="preserve">- Avertissement!! Le prix d'achat (250000 FCFA) de Animaux de labour est inférieur aux prix de revente (300000 FCFA), prière de verifier et corriger ou confirmer l'information avec le QG. </w:t>
         <w:br/>
-        <w:t xml:space="preserve">- Prière de renseigner toutes les questions de la section 19, prière de prendre Non (s19q03) au cas ou le ménage ne possède cet article au lieu de laisser le champs non renseigner. </w:t>
+        <w:t>- Incohérence!! Le prix de revente de Houe/daba/hilaire dans cette section 19 ne doit pas être égal 0 même si le ménage l'a reçu en cadeau prière de leurs aider à faire une estimation.</w:t>
+      </w:r>
+    </w:p>
+    <w:p>
+      <w:r>
+        <w:t>________________________________________________________________________________</w:t>
+      </w:r>
+    </w:p>
+    <w:p>
+      <w:pPr>
+        <w:pStyle w:val="Heading2"/>
+      </w:pPr>
+      <w:r>
+        <w:t>Menage 12</w:t>
+      </w:r>
+    </w:p>
+    <w:tbl>
+      <w:tblPr>
+        <w:tblStyle w:val="TableGrid"/>
+        <w:tblW w:type="auto" w:w="0"/>
+        <w:tblLook w:firstColumn="1" w:firstRow="1" w:lastColumn="0" w:lastRow="0" w:noHBand="0" w:noVBand="1" w:val="04A0"/>
+      </w:tblPr>
+      <w:tblGrid>
+        <w:gridCol w:w="1662"/>
+        <w:gridCol w:w="1662"/>
+        <w:gridCol w:w="1662"/>
+        <w:gridCol w:w="1662"/>
+        <w:gridCol w:w="1662"/>
+        <w:gridCol w:w="1662"/>
+      </w:tblGrid>
+      <w:tr>
+        <w:tc>
+          <w:tcPr>
+            <w:tcW w:type="dxa" w:w="1662"/>
+            <w:shd w:fill="5B9BD5"/>
+          </w:tcPr>
+          <w:p>
+            <w:r>
+              <w:rPr>
+                <w:b/>
+                <w:color w:val="FFFFFF"/>
+                <w:sz w:val="16"/>
+              </w:rPr>
+              <w:t>Interview Key</w:t>
+            </w:r>
+          </w:p>
+        </w:tc>
+        <w:tc>
+          <w:tcPr>
+            <w:tcW w:type="dxa" w:w="1662"/>
+            <w:shd w:fill="5B9BD5"/>
+          </w:tcPr>
+          <w:p>
+            <w:r>
+              <w:rPr>
+                <w:b/>
+                <w:color w:val="FFFFFF"/>
+                <w:sz w:val="16"/>
+              </w:rPr>
+              <w:t>Interview ID</w:t>
+            </w:r>
+          </w:p>
+        </w:tc>
+        <w:tc>
+          <w:tcPr>
+            <w:tcW w:type="dxa" w:w="1662"/>
+            <w:shd w:fill="5B9BD5"/>
+          </w:tcPr>
+          <w:p>
+            <w:r>
+              <w:rPr>
+                <w:b/>
+                <w:color w:val="FFFFFF"/>
+                <w:sz w:val="16"/>
+              </w:rPr>
+              <w:t>ID Agent</w:t>
+            </w:r>
+          </w:p>
+        </w:tc>
+        <w:tc>
+          <w:tcPr>
+            <w:tcW w:type="dxa" w:w="1662"/>
+            <w:shd w:fill="5B9BD5"/>
+          </w:tcPr>
+          <w:p>
+            <w:r>
+              <w:rPr>
+                <w:b/>
+                <w:color w:val="FFFFFF"/>
+                <w:sz w:val="16"/>
+              </w:rPr>
+              <w:t>ID Equipe</w:t>
+            </w:r>
+          </w:p>
+        </w:tc>
+        <w:tc>
+          <w:tcPr>
+            <w:tcW w:type="dxa" w:w="1662"/>
+            <w:shd w:fill="5B9BD5"/>
+          </w:tcPr>
+          <w:p>
+            <w:r>
+              <w:rPr>
+                <w:b/>
+                <w:color w:val="FFFFFF"/>
+                <w:sz w:val="16"/>
+              </w:rPr>
+              <w:t>Agent</w:t>
+            </w:r>
+          </w:p>
+        </w:tc>
+        <w:tc>
+          <w:tcPr>
+            <w:tcW w:type="dxa" w:w="1662"/>
+            <w:shd w:fill="5B9BD5"/>
+          </w:tcPr>
+          <w:p>
+            <w:r>
+              <w:rPr>
+                <w:b/>
+                <w:color w:val="FFFFFF"/>
+                <w:sz w:val="16"/>
+              </w:rPr>
+              <w:t>Chef d'equipe</w:t>
+            </w:r>
+          </w:p>
+        </w:tc>
+      </w:tr>
+      <w:tr>
+        <w:tc>
+          <w:tcPr>
+            <w:tcW w:type="dxa" w:w="1662"/>
+          </w:tcPr>
+          <w:p>
+            <w:r>
+              <w:rPr>
+                <w:sz w:val="14"/>
+              </w:rPr>
+              <w:t>87-56-94-25</w:t>
+            </w:r>
+          </w:p>
+        </w:tc>
+        <w:tc>
+          <w:tcPr>
+            <w:tcW w:type="dxa" w:w="1662"/>
+          </w:tcPr>
+          <w:p>
+            <w:r>
+              <w:rPr>
+                <w:sz w:val="14"/>
+              </w:rPr>
+              <w:t>49b81347ebd049a39c625424cc2ae7f2</w:t>
+            </w:r>
+          </w:p>
+        </w:tc>
+        <w:tc>
+          <w:tcPr>
+            <w:tcW w:type="dxa" w:w="1662"/>
+          </w:tcPr>
+          <w:p>
+            <w:r>
+              <w:rPr>
+                <w:sz w:val="14"/>
+              </w:rPr>
+              <w:t>EQ27_enq3</w:t>
+            </w:r>
+          </w:p>
+        </w:tc>
+        <w:tc>
+          <w:tcPr>
+            <w:tcW w:type="dxa" w:w="1662"/>
+          </w:tcPr>
+          <w:p>
+            <w:r>
+              <w:rPr>
+                <w:sz w:val="14"/>
+              </w:rPr>
+              <w:t>Equipe27</w:t>
+            </w:r>
+          </w:p>
+        </w:tc>
+        <w:tc>
+          <w:tcPr>
+            <w:tcW w:type="dxa" w:w="1662"/>
+          </w:tcPr>
+          <w:p>
+            <w:r>
+              <w:rPr>
+                <w:sz w:val="14"/>
+              </w:rPr>
+              <w:t>El Hadji Alioune THIAM</w:t>
+            </w:r>
+          </w:p>
+        </w:tc>
+        <w:tc>
+          <w:tcPr>
+            <w:tcW w:type="dxa" w:w="1662"/>
+          </w:tcPr>
+          <w:p>
+            <w:r>
+              <w:rPr>
+                <w:sz w:val="14"/>
+              </w:rPr>
+              <w:t>Soudou FAYE</w:t>
+            </w:r>
+          </w:p>
+        </w:tc>
+      </w:tr>
+    </w:tbl>
+    <w:p/>
+    <w:tbl>
+      <w:tblPr>
+        <w:tblStyle w:val="TableGrid"/>
+        <w:tblW w:type="auto" w:w="0"/>
+        <w:tblLook w:firstColumn="1" w:firstRow="1" w:lastColumn="0" w:lastRow="0" w:noHBand="0" w:noVBand="1" w:val="04A0"/>
+      </w:tblPr>
+      <w:tblGrid>
+        <w:gridCol w:w="3324"/>
+        <w:gridCol w:w="3324"/>
+        <w:gridCol w:w="3324"/>
+      </w:tblGrid>
+      <w:tr>
+        <w:tc>
+          <w:tcPr>
+            <w:tcW w:type="dxa" w:w="3324"/>
+            <w:shd w:fill="70AD47"/>
+          </w:tcPr>
+          <w:p>
+            <w:r>
+              <w:rPr>
+                <w:b/>
+                <w:color w:val="FFFFFF"/>
+                <w:sz w:val="18"/>
+              </w:rPr>
+              <w:t>Chef de Menage</w:t>
+            </w:r>
+          </w:p>
+        </w:tc>
+        <w:tc>
+          <w:tcPr>
+            <w:tcW w:type="dxa" w:w="3324"/>
+            <w:shd w:fill="70AD47"/>
+          </w:tcPr>
+          <w:p>
+            <w:r>
+              <w:rPr>
+                <w:b/>
+                <w:color w:val="FFFFFF"/>
+                <w:sz w:val="18"/>
+              </w:rPr>
+              <w:t>Quartier/Village (s00q05)</w:t>
+            </w:r>
+          </w:p>
+        </w:tc>
+        <w:tc>
+          <w:tcPr>
+            <w:tcW w:type="dxa" w:w="3324"/>
+            <w:shd w:fill="70AD47"/>
+          </w:tcPr>
+          <w:p>
+            <w:r>
+              <w:rPr>
+                <w:b/>
+                <w:color w:val="FFFFFF"/>
+                <w:sz w:val="18"/>
+              </w:rPr>
+              <w:t>Localisation GPS</w:t>
+            </w:r>
+          </w:p>
+        </w:tc>
+      </w:tr>
+      <w:tr>
+        <w:tc>
+          <w:tcPr>
+            <w:tcW w:type="dxa" w:w="3324"/>
+          </w:tcPr>
+          <w:p>
+            <w:r>
+              <w:rPr>
+                <w:sz w:val="18"/>
+              </w:rPr>
+              <w:t>OUSMANE DIAW</w:t>
+            </w:r>
+          </w:p>
+        </w:tc>
+        <w:tc>
+          <w:tcPr>
+            <w:tcW w:type="dxa" w:w="3324"/>
+          </w:tcPr>
+          <w:p>
+            <w:r>
+              <w:rPr>
+                <w:sz w:val="18"/>
+              </w:rPr>
+              <w:t>N/A</w:t>
+            </w:r>
+          </w:p>
+        </w:tc>
+        <w:tc>
+          <w:tcPr>
+            <w:tcW w:type="dxa" w:w="3324"/>
+          </w:tcPr>
+          <w:p>
+            <w:r/>
+            <w:hyperlink r:id="rId17">
+              <w:r>
+                <w:rPr>
+                  <w:color w:val="0563C1"/>
+                  <w:u w:val="single"/>
+                </w:rPr>
+                <w:t>medina niaheme</w:t>
+              </w:r>
+            </w:hyperlink>
+          </w:p>
+        </w:tc>
+      </w:tr>
+    </w:tbl>
+    <w:p/>
+    <w:p>
+      <w:r>
+        <w:rPr>
+          <w:b/>
+          <w:color w:val="4672C4"/>
+          <w:sz w:val="22"/>
+        </w:rPr>
+        <w:t>&gt;&gt; Section0 - Identification et renseignements de controle</w:t>
+      </w:r>
+    </w:p>
+    <w:p>
+      <w:pPr>
+        <w:ind w:left="283"/>
+      </w:pPr>
+      <w:r>
+        <w:rPr>
+          <w:sz w:val="20"/>
+        </w:rPr>
+        <w:t>- Le questionnaire semble ne pas être complètement fini mais le questionnaire est en statut complet, prière de compléter le questionnaire.</w:t>
+      </w:r>
+    </w:p>
+    <w:p>
+      <w:r>
+        <w:rPr>
+          <w:b/>
+          <w:color w:val="4672C4"/>
+          <w:sz w:val="22"/>
+        </w:rPr>
+        <w:t>&gt;&gt; Section1 - Caracteristiques des membres</w:t>
+      </w:r>
+    </w:p>
+    <w:p>
+      <w:pPr>
+        <w:ind w:left="283"/>
+      </w:pPr>
+      <w:r>
+        <w:rPr>
+          <w:sz w:val="20"/>
+        </w:rPr>
+        <w:t xml:space="preserve">- Avertissement!!!  Fana dieng  ne possède pas le téléphone android, a accès à l'internet , prière de confirmer cette information. </w:t>
         <w:br/>
-        <w:t>- Prière de renseigner toutes les questions de la section 19, prière de prendre Non (s19q03) au cas ou le ménage ne possède cet article au lieu de laisser le champs non renseigner.</w:t>
+        <w:t xml:space="preserve">- Attention ! Le montant (4000 Fcfa) dépensé ou reçu en cadeau pour les recharges internet ou de forfaits de données mobiles(hors appels vocaux), aucours des 30 derniers jours de  Ousmane diaw est relativement élevé par rapport aux autres montants depansés observés dans cette zone. Prière de corriger ou de confirmer avec le QG. </w:t>
+        <w:br/>
+        <w:t>- Incohérence!! Le nombre d'année (9999) que Amina diaw a vécu dans la localité est superieur à son âge (44) ou ne sait pas. Prière de corriger.</w:t>
+      </w:r>
+    </w:p>
+    <w:p>
+      <w:r>
+        <w:rPr>
+          <w:b/>
+          <w:color w:val="4672C4"/>
+          <w:sz w:val="22"/>
+        </w:rPr>
+        <w:t>&gt;&gt; Section2 - Education</w:t>
+      </w:r>
+    </w:p>
+    <w:p>
+      <w:pPr>
+        <w:ind w:left="283"/>
+      </w:pPr>
+      <w:r>
+        <w:rPr>
+          <w:sz w:val="20"/>
+        </w:rPr>
+        <w:t xml:space="preserve">- Peu probable! Amina diaw  n'arrive pas  à comprendre un petit texte lu dans une langue locale (s02q03). Veuillez corriger ou donner des explications au QG. </w:t>
+        <w:br/>
+        <w:t xml:space="preserve">- Peu probable! Amy diaw  n'arrive pas  à comprendre un petit texte lu dans une langue locale (s02q03). Veuillez corriger ou donner des explications au QG. </w:t>
+        <w:br/>
+        <w:t xml:space="preserve">- Peu probable! Fana dieng  n'arrive pas  à comprendre un petit texte lu dans une langue locale (s02q03). Veuillez corriger ou donner des explications au QG. Peu probable! Fana dieng  ne sait ni lire, ni écrire, ni comprendre dans aucune des langues  (s02q01,s02q02,s02q03). Veuillez corriger ou donner des explications au QG. </w:t>
+        <w:br/>
+        <w:t xml:space="preserve">- Peu probable! Mamour diaw  n'arrive pas  à comprendre un petit texte lu dans une langue locale (s02q03). Veuillez corriger ou donner des explications au QG. Peu probable! Mamour diaw  ne sait ni lire, ni écrire, ni comprendre dans aucune des langues  (s02q01,s02q02,s02q03). Veuillez corriger ou donner des explications au QG. </w:t>
+        <w:br/>
+        <w:t xml:space="preserve">- Peu probable! Mariama diaw  n'arrive pas  à comprendre un petit texte lu dans une langue locale (s02q03). Veuillez corriger ou donner des explications au QG. </w:t>
+        <w:br/>
+        <w:t xml:space="preserve">- Peu probable! Ousmane diaw  n'arrive pas  à comprendre un petit texte lu dans une langue locale (s02q03). Veuillez corriger ou donner des explications au QG. </w:t>
+        <w:br/>
+        <w:t>- Peu probable! Yacine diaw  n'arrive pas  à comprendre un petit texte lu dans une langue locale (s02q03). Veuillez corriger ou donner des explications au QG.</w:t>
+      </w:r>
+    </w:p>
+    <w:p>
+      <w:r>
+        <w:rPr>
+          <w:b/>
+          <w:color w:val="4672C4"/>
+          <w:sz w:val="22"/>
+        </w:rPr>
+        <w:t>&gt;&gt; Section4b - Emploi - Activite principale</w:t>
+      </w:r>
+    </w:p>
+    <w:p>
+      <w:pPr>
+        <w:ind w:left="283"/>
+      </w:pPr>
+      <w:r>
+        <w:rPr>
+          <w:sz w:val="20"/>
+        </w:rPr>
+        <w:t xml:space="preserve">- Nombre de mois exercé par Mariama diaw dans l'emploi au cours des 12 derniers mois semble faible, veuillez corriger s'il vous plait ou comfirmer avec le QG. Nombre d'heures par jour que Mariama diaw consacre habituellement à l'emploi est egale à 0 et le Nombre de jours par mois consacré habituellement à l'emploi est différent de 0, veuillez revoir s'il vous plait. Attention! le nombre d'heure que Mariama diaw a travaillé par jour semble être inferieur à 4, veuillez s'il vous plait confirmer cette information avec le QG. </w:t>
+        <w:br/>
+        <w:t xml:space="preserve">- Prière de changer la branche d'activité Mamour diaw, les cultivateurs dont leurs cultures est principalement destiné à la consommation du ménage sont des (Agriculteurs, subsistances) et ceux qui le font avec l'élevage sont des (Agriculteurs et eleveurs, subsistances). Nombre de mois exercé par Mamour diaw dans l'emploi au cours des 12 derniers mois semble faible, veuillez corriger s'il vous plait ou comfirmer avec le QG. </w:t>
+        <w:br/>
+        <w:t xml:space="preserve">- Prière de changer la branche d'activité Ousmane diaw, les cultivateurs dont leurs cultures est principalement destiné à la consommation du ménage sont des (Agriculteurs, subsistances) et ceux qui le font avec l'élevage sont des (Agriculteurs et eleveurs, subsistances). Nombre de mois exercé par Ousmane diaw dans l'emploi au cours des 12 derniers mois semble faible, veuillez corriger s'il vous plait ou comfirmer avec le QG. </w:t>
+        <w:br/>
+        <w:t>- Prière de changer la branche d'activité Yacine diaw, les cultivateurs dont leurs cultures est principalement destiné à la consommation du ménage sont des (Agriculteurs, subsistances) et ceux qui le font avec l'élevage sont des (Agriculteurs et eleveurs, subsistances). Nombre de mois exercé par Yacine diaw dans l'emploi au cours des 12 derniers mois semble faible, veuillez corriger s'il vous plait ou comfirmer avec le QG.</w:t>
+      </w:r>
+    </w:p>
+    <w:p>
+      <w:r>
+        <w:rPr>
+          <w:b/>
+          <w:color w:val="4672C4"/>
+          <w:sz w:val="22"/>
+        </w:rPr>
+        <w:t>&gt;&gt; Section4c - Emploi - Activite secondaire</w:t>
+      </w:r>
+    </w:p>
+    <w:p>
+      <w:pPr>
+        <w:ind w:left="283"/>
+      </w:pPr>
+      <w:r>
+        <w:rPr>
+          <w:sz w:val="20"/>
+        </w:rPr>
+        <w:t xml:space="preserve">- Avertissement!!! la branche d'activité de Amina diaw est identique dans l'emploi principale et secondaire, prière de confirmer cette information avec le QG ou de corriger. </w:t>
+        <w:br/>
+        <w:t xml:space="preserve">- Avertissement!!! les informations de Ousmane diaw sur le nombre de mois, jours ou heures de son emploi secondaire sont superieur a celles de son emploi principal , veuillez corriger ou confirmer aupres du QG. </w:t>
+        <w:br/>
+        <w:t>- Avertissement!!! les informations de Yacine diaw sur le nombre de mois, jours ou heures de son emploi secondaire sont superieur a celles de son emploi principal , veuillez corriger ou confirmer aupres du QG.</w:t>
+      </w:r>
+    </w:p>
+    <w:p>
+      <w:r>
+        <w:rPr>
+          <w:b/>
+          <w:color w:val="4672C4"/>
+          <w:sz w:val="22"/>
+        </w:rPr>
+        <w:t>&gt;&gt; Section7b - Consommation alimentaire - 7 jours</w:t>
+      </w:r>
+    </w:p>
+    <w:p>
+      <w:pPr>
+        <w:ind w:left="283"/>
+      </w:pPr>
+      <w:r>
+        <w:rPr>
+          <w:sz w:val="20"/>
+        </w:rPr>
+        <w:t>- Attention ! Le prix unitaire d'achat (100 Fcfa) de Sel en Sachets (Petit) est relativement élevé par rapport aux autres prix observés dans cette zone. Prière de corriger ou de confirmer avec le QG. Attention ! Le prix unitaire d'achat (100 Fcfa) de Soumbala (moutarde africaine) en Sachets (Petit) est relativement élevé par rapport aux autres prix observés dans cette zone. Prière de corriger ou de confirmer avec le QG. Attention ! Le prix unitaire d'achat (150 Fcfa) de Niébé/Haricots secs en Sachets (Petit) est relativement élevé par rapport aux autres prix observés dans cette zone. Prière de corriger ou de confirmer avec le QG. Attention ! Le prix unitaire d'achat (600 Fcfa) de Capitaine frais en Kg (taille unique) est relativement faible par rapport aux autres prix observés dans cette zone. Prière de corriger ou de confirmer avec le QG. Avertissement!! La quantité (4 litre) du produit Huile de soja  consommée  par le ménage semble très élevé, prière de corriger ou confirmer avec le QG. Avertissement!!! Le ménage a consommé 14 Paquet Petit de Thé en sachet, cette quantité semble anormale pour une consommation des 7 derniers jours.Prière de corriger ou de confirmer avec le QG. Avertissement!! le prix unitaire (100 Fcfa) de Thé en sachet (unité: Paquet) de taille Petit est très faible ou élevé. Prière de corriger ou de confirmer avec le QG. Incohérence!! Dans ce ménage, chaque individus consomme par jour 53.27551 Kg  de cereale; Prière de revoir les quantités prises de ces produits. Incohérence!! Dans ce ménage, chaque individus consomme par jour 53.27551 Kg  de cereale; Prière de revoir les quantités prises de ces produits. Incohérence!! Dans ce ménage, chaque individus consomme par jour 53.27551 Kg  de cereale; Prière de revoir les quantités prises de ces produits. Attention ! Soupçons de quantité anormale! Le ménage de OUSMANE DIAW avec une taille de 7 personnes a consommé 14 Kg en taille unique de Maïs en grain qui est relativement élevé comme consommation par rapport à la condition de vie des autres ménages de même taille dans cette zone. Prière de corriger ou de confirmer avec le QG. Le prix d'achat unitaire (1 Fcfa) de Poireau en Sachets de taille Petit  est invraisemblable, prière de regarder les reponses prises dans les questions s07bq07a s07bq07b s07bq07c s07bq08 pour mieux corriger. Le prix d'achat unitaire (1200 Fcfa) de Macaroni en Kg de taille taille unique semble élevé, prière de regarder les reponses prises dans les questions s07bq07a s07bq07b s07bq07c s07bq08 pour mieux corriger.</w:t>
+      </w:r>
+    </w:p>
+    <w:p>
+      <w:r>
+        <w:rPr>
+          <w:b/>
+          <w:color w:val="4672C4"/>
+          <w:sz w:val="22"/>
+        </w:rPr>
+        <w:t>&gt;&gt; Section10b - caracteristiques entreprise non agricole</w:t>
+      </w:r>
+    </w:p>
+    <w:p>
+      <w:pPr>
+        <w:ind w:left="283"/>
+      </w:pPr>
+      <w:r>
+        <w:rPr>
+          <w:sz w:val="20"/>
+        </w:rPr>
+        <w:t>- Le montant dépensé de l'entreprise vendre du produit alimentaire en achat de matières premières pour les produits vendus au cours des 30 derniers jours ou durant le dernier mois où l'entreprise a fonctionné ne peut pas être supéreur aux montants obtenus sur la vente de produits transformés par l'entreprise au cours de cette même période où l'entreprise a fonctionné (s10q49 &gt; s10q48), prière de corriger. Cette entreprise vendre du produit alimentaire dit avoir obtenu une valeur sur les marchandises vendu en etat, les marchandises vendu après transformation et les services rendus. Prière de corriger. Cette entreprise vendre du produit alimentaire dit avoir obtenu une valeur sur les marchandises vendu en etat et les marchandises vendu après transformation. L'entreprise vendre du produit alimentaire est généralement une entreprise commerciale ou de service dont elle ne depense pas en achat de matières premières.Elle ne transforme pas de produit donc ne peut pas obtenir un montant sur la vente des produits transformés (10.48 ou 10.49). Prière de mettre 0 pour ces questions si elles ne font pas de transformation.</w:t>
+      </w:r>
+    </w:p>
+    <w:p>
+      <w:r>
+        <w:rPr>
+          <w:b/>
+          <w:color w:val="4672C4"/>
+          <w:sz w:val="22"/>
+        </w:rPr>
+        <w:t>&gt;&gt; Section11 - Caracteristiques logement</w:t>
+      </w:r>
+    </w:p>
+    <w:p>
+      <w:pPr>
+        <w:ind w:left="283"/>
+      </w:pPr>
+      <w:r>
+        <w:rPr>
+          <w:sz w:val="20"/>
+        </w:rPr>
+        <w:t>- Le montant (FCFA) du loyer mensuel payé pour un logement comme le votre dans ce village/quartier est trop élevé, Veuillez s'il vous plaît corriger cette information.</w:t>
+      </w:r>
+    </w:p>
+    <w:p>
+      <w:r>
+        <w:rPr>
+          <w:b/>
+          <w:color w:val="4672C4"/>
+          <w:sz w:val="22"/>
+        </w:rPr>
+        <w:t>&gt;&gt; Section16a - Champs et parcelles</w:t>
+      </w:r>
+    </w:p>
+    <w:p>
+      <w:pPr>
+        <w:ind w:left="283"/>
+      </w:pPr>
+      <w:r>
+        <w:rPr>
+          <w:sz w:val="20"/>
+        </w:rPr>
+        <w:t xml:space="preserve">- Avertissement!! Le champs a comme nom (champs 1) qui ne semble pas être un bon nom ou contient des lettres, prière de mettre le vrai nom du champs. La quantité de fumure appliquée dans la parcelle parcelle arachide est de 98  qui semble élevé ou ne sait pas, prière de fournir d'effort pour estimer la quantité afin de corriger. La superficie de la parcelle parcelle arachide selon les mesures GPS est de 2614 hectare qui semble élevé ou faible, prière de corriger. </w:t>
+        <w:br/>
+        <w:t xml:space="preserve">- Avertissement!! Le champs a comme nom (champs 1) qui ne semble pas être un bon nom ou contient des lettres, prière de mettre le vrai nom du champs. Le salaire total payé de toutes catégories confondues par le ménage OUSMANE DIAW pour la main-d'oeuvre non-familiale sur la parcelle parcelle maïs au cours de la campagne pour la période des récoltes est de 100000 qui semble élevé ou faible. Merci de corriger. La parcelle parcelle maïs n'a pas été mésurée pour des raisons comme qu'elle est trop petite, GPS en panne et que le Ménage indisponible. Nous vous rappelons que ces raisons ne passent pas pour la non mesure des parcelles prière de les mésurer. Le document légal (titre, acte, certificat etc. ) qui affirme votre possession de la parcelle parcelle maïs est  et semble exister dans les modalités, prière de prendre attache avec le QG pour plus d'explication afin de la classer bien. </w:t>
+        <w:br/>
+        <w:t>- Avertissement!! Le champs a comme nom (champs 1) qui ne semble pas être un bon nom ou contient des lettres, prière de mettre le vrai nom du champs. Le salaire total payé de toutes catégories confondues par le ménage OUSMANE DIAW pour la main-d'oeuvre non-familiale sur la parcelle parcelle mil au cours de la campagne pour la période des récoltes est de 0 qui semble élevé ou faible. Merci de corriger. La superficie de la parcelle parcelle mil selon les mesures GPS est de 4727 hectare qui semble élevé ou faible, prière de corriger. Le document légal (titre, acte, certificat etc. ) qui affirme votre possession de la parcelle parcelle mil est  et semble exister dans les modalités, prière de prendre attache avec le QG pour plus d'explication afin de la classer bien.</w:t>
+      </w:r>
+    </w:p>
+    <w:p>
+      <w:r>
+        <w:rPr>
+          <w:b/>
+          <w:color w:val="4672C4"/>
+          <w:sz w:val="22"/>
+        </w:rPr>
+        <w:t>&gt;&gt; Section19 - Equipements agricoles</w:t>
+      </w:r>
+    </w:p>
+    <w:p>
+      <w:pPr>
+        <w:ind w:left="283"/>
+      </w:pPr>
+      <w:r>
+        <w:rPr>
+          <w:sz w:val="20"/>
+        </w:rPr>
+        <w:t>- Avertissement!! L'âge (28 ans)  de Charrettes dans ce ménage semble être élevé, prière de corriger ou confirmer avec le QG.</w:t>
+      </w:r>
+    </w:p>
+    <w:p>
+      <w:r>
+        <w:t>________________________________________________________________________________</w:t>
+      </w:r>
+    </w:p>
+    <w:p>
+      <w:pPr>
+        <w:pStyle w:val="Heading2"/>
+      </w:pPr>
+      <w:r>
+        <w:t>Menage 14</w:t>
+      </w:r>
+    </w:p>
+    <w:tbl>
+      <w:tblPr>
+        <w:tblStyle w:val="TableGrid"/>
+        <w:tblW w:type="auto" w:w="0"/>
+        <w:tblLook w:firstColumn="1" w:firstRow="1" w:lastColumn="0" w:lastRow="0" w:noHBand="0" w:noVBand="1" w:val="04A0"/>
+      </w:tblPr>
+      <w:tblGrid>
+        <w:gridCol w:w="1662"/>
+        <w:gridCol w:w="1662"/>
+        <w:gridCol w:w="1662"/>
+        <w:gridCol w:w="1662"/>
+        <w:gridCol w:w="1662"/>
+        <w:gridCol w:w="1662"/>
+      </w:tblGrid>
+      <w:tr>
+        <w:tc>
+          <w:tcPr>
+            <w:tcW w:type="dxa" w:w="1662"/>
+            <w:shd w:fill="5B9BD5"/>
+          </w:tcPr>
+          <w:p>
+            <w:r>
+              <w:rPr>
+                <w:b/>
+                <w:color w:val="FFFFFF"/>
+                <w:sz w:val="16"/>
+              </w:rPr>
+              <w:t>Interview Key</w:t>
+            </w:r>
+          </w:p>
+        </w:tc>
+        <w:tc>
+          <w:tcPr>
+            <w:tcW w:type="dxa" w:w="1662"/>
+            <w:shd w:fill="5B9BD5"/>
+          </w:tcPr>
+          <w:p>
+            <w:r>
+              <w:rPr>
+                <w:b/>
+                <w:color w:val="FFFFFF"/>
+                <w:sz w:val="16"/>
+              </w:rPr>
+              <w:t>Interview ID</w:t>
+            </w:r>
+          </w:p>
+        </w:tc>
+        <w:tc>
+          <w:tcPr>
+            <w:tcW w:type="dxa" w:w="1662"/>
+            <w:shd w:fill="5B9BD5"/>
+          </w:tcPr>
+          <w:p>
+            <w:r>
+              <w:rPr>
+                <w:b/>
+                <w:color w:val="FFFFFF"/>
+                <w:sz w:val="16"/>
+              </w:rPr>
+              <w:t>ID Agent</w:t>
+            </w:r>
+          </w:p>
+        </w:tc>
+        <w:tc>
+          <w:tcPr>
+            <w:tcW w:type="dxa" w:w="1662"/>
+            <w:shd w:fill="5B9BD5"/>
+          </w:tcPr>
+          <w:p>
+            <w:r>
+              <w:rPr>
+                <w:b/>
+                <w:color w:val="FFFFFF"/>
+                <w:sz w:val="16"/>
+              </w:rPr>
+              <w:t>ID Equipe</w:t>
+            </w:r>
+          </w:p>
+        </w:tc>
+        <w:tc>
+          <w:tcPr>
+            <w:tcW w:type="dxa" w:w="1662"/>
+            <w:shd w:fill="5B9BD5"/>
+          </w:tcPr>
+          <w:p>
+            <w:r>
+              <w:rPr>
+                <w:b/>
+                <w:color w:val="FFFFFF"/>
+                <w:sz w:val="16"/>
+              </w:rPr>
+              <w:t>Agent</w:t>
+            </w:r>
+          </w:p>
+        </w:tc>
+        <w:tc>
+          <w:tcPr>
+            <w:tcW w:type="dxa" w:w="1662"/>
+            <w:shd w:fill="5B9BD5"/>
+          </w:tcPr>
+          <w:p>
+            <w:r>
+              <w:rPr>
+                <w:b/>
+                <w:color w:val="FFFFFF"/>
+                <w:sz w:val="16"/>
+              </w:rPr>
+              <w:t>Chef d'equipe</w:t>
+            </w:r>
+          </w:p>
+        </w:tc>
+      </w:tr>
+      <w:tr>
+        <w:tc>
+          <w:tcPr>
+            <w:tcW w:type="dxa" w:w="1662"/>
+          </w:tcPr>
+          <w:p>
+            <w:r>
+              <w:rPr>
+                <w:sz w:val="14"/>
+              </w:rPr>
+              <w:t>75-42-82-54</w:t>
+            </w:r>
+          </w:p>
+        </w:tc>
+        <w:tc>
+          <w:tcPr>
+            <w:tcW w:type="dxa" w:w="1662"/>
+          </w:tcPr>
+          <w:p>
+            <w:r>
+              <w:rPr>
+                <w:sz w:val="14"/>
+              </w:rPr>
+              <w:t>5bf89b5eabc342ceb9601a012b0a7c1d</w:t>
+            </w:r>
+          </w:p>
+        </w:tc>
+        <w:tc>
+          <w:tcPr>
+            <w:tcW w:type="dxa" w:w="1662"/>
+          </w:tcPr>
+          <w:p>
+            <w:r>
+              <w:rPr>
+                <w:sz w:val="14"/>
+              </w:rPr>
+              <w:t>EQ27_enq3</w:t>
+            </w:r>
+          </w:p>
+        </w:tc>
+        <w:tc>
+          <w:tcPr>
+            <w:tcW w:type="dxa" w:w="1662"/>
+          </w:tcPr>
+          <w:p>
+            <w:r>
+              <w:rPr>
+                <w:sz w:val="14"/>
+              </w:rPr>
+              <w:t>Equipe27</w:t>
+            </w:r>
+          </w:p>
+        </w:tc>
+        <w:tc>
+          <w:tcPr>
+            <w:tcW w:type="dxa" w:w="1662"/>
+          </w:tcPr>
+          <w:p>
+            <w:r>
+              <w:rPr>
+                <w:sz w:val="14"/>
+              </w:rPr>
+              <w:t>El Hadji Alioune THIAM</w:t>
+            </w:r>
+          </w:p>
+        </w:tc>
+        <w:tc>
+          <w:tcPr>
+            <w:tcW w:type="dxa" w:w="1662"/>
+          </w:tcPr>
+          <w:p>
+            <w:r>
+              <w:rPr>
+                <w:sz w:val="14"/>
+              </w:rPr>
+              <w:t>Soudou FAYE</w:t>
+            </w:r>
+          </w:p>
+        </w:tc>
+      </w:tr>
+    </w:tbl>
+    <w:p/>
+    <w:tbl>
+      <w:tblPr>
+        <w:tblStyle w:val="TableGrid"/>
+        <w:tblW w:type="auto" w:w="0"/>
+        <w:tblLook w:firstColumn="1" w:firstRow="1" w:lastColumn="0" w:lastRow="0" w:noHBand="0" w:noVBand="1" w:val="04A0"/>
+      </w:tblPr>
+      <w:tblGrid>
+        <w:gridCol w:w="3324"/>
+        <w:gridCol w:w="3324"/>
+        <w:gridCol w:w="3324"/>
+      </w:tblGrid>
+      <w:tr>
+        <w:tc>
+          <w:tcPr>
+            <w:tcW w:type="dxa" w:w="3324"/>
+            <w:shd w:fill="70AD47"/>
+          </w:tcPr>
+          <w:p>
+            <w:r>
+              <w:rPr>
+                <w:b/>
+                <w:color w:val="FFFFFF"/>
+                <w:sz w:val="18"/>
+              </w:rPr>
+              <w:t>Chef de Menage</w:t>
+            </w:r>
+          </w:p>
+        </w:tc>
+        <w:tc>
+          <w:tcPr>
+            <w:tcW w:type="dxa" w:w="3324"/>
+            <w:shd w:fill="70AD47"/>
+          </w:tcPr>
+          <w:p>
+            <w:r>
+              <w:rPr>
+                <w:b/>
+                <w:color w:val="FFFFFF"/>
+                <w:sz w:val="18"/>
+              </w:rPr>
+              <w:t>Quartier/Village (s00q05)</w:t>
+            </w:r>
+          </w:p>
+        </w:tc>
+        <w:tc>
+          <w:tcPr>
+            <w:tcW w:type="dxa" w:w="3324"/>
+            <w:shd w:fill="70AD47"/>
+          </w:tcPr>
+          <w:p>
+            <w:r>
+              <w:rPr>
+                <w:b/>
+                <w:color w:val="FFFFFF"/>
+                <w:sz w:val="18"/>
+              </w:rPr>
+              <w:t>Localisation GPS</w:t>
+            </w:r>
+          </w:p>
+        </w:tc>
+      </w:tr>
+      <w:tr>
+        <w:tc>
+          <w:tcPr>
+            <w:tcW w:type="dxa" w:w="3324"/>
+          </w:tcPr>
+          <w:p>
+            <w:r>
+              <w:rPr>
+                <w:sz w:val="18"/>
+              </w:rPr>
+              <w:t>OUMAR DIAWE</w:t>
+            </w:r>
+          </w:p>
+        </w:tc>
+        <w:tc>
+          <w:tcPr>
+            <w:tcW w:type="dxa" w:w="3324"/>
+          </w:tcPr>
+          <w:p>
+            <w:r>
+              <w:rPr>
+                <w:sz w:val="18"/>
+              </w:rPr>
+              <w:t>N/A</w:t>
+            </w:r>
+          </w:p>
+        </w:tc>
+        <w:tc>
+          <w:tcPr>
+            <w:tcW w:type="dxa" w:w="3324"/>
+          </w:tcPr>
+          <w:p>
+            <w:r/>
+            <w:hyperlink r:id="rId18">
+              <w:r>
+                <w:rPr>
+                  <w:color w:val="0563C1"/>
+                  <w:u w:val="single"/>
+                </w:rPr>
+                <w:t>medina niaheme</w:t>
+              </w:r>
+            </w:hyperlink>
+          </w:p>
+        </w:tc>
+      </w:tr>
+    </w:tbl>
+    <w:p/>
+    <w:p>
+      <w:r>
+        <w:rPr>
+          <w:b/>
+          <w:color w:val="4672C4"/>
+          <w:sz w:val="22"/>
+        </w:rPr>
+        <w:t>&gt;&gt; Section0 - Identification et renseignements de controle</w:t>
+      </w:r>
+    </w:p>
+    <w:p>
+      <w:pPr>
+        <w:ind w:left="283"/>
+      </w:pPr>
+      <w:r>
+        <w:rPr>
+          <w:sz w:val="20"/>
+        </w:rPr>
+        <w:t>- Le questionnaire semble ne pas être complètement fini mais le questionnaire est en statut complet, prière de compléter le questionnaire.</w:t>
+      </w:r>
+    </w:p>
+    <w:p>
+      <w:r>
+        <w:rPr>
+          <w:b/>
+          <w:color w:val="4672C4"/>
+          <w:sz w:val="22"/>
+        </w:rPr>
+        <w:t>&gt;&gt; Section1 - Caracteristiques des membres</w:t>
+      </w:r>
+    </w:p>
+    <w:p>
+      <w:pPr>
+        <w:ind w:left="283"/>
+      </w:pPr>
+      <w:r>
+        <w:rPr>
+          <w:sz w:val="20"/>
+        </w:rPr>
+        <w:t xml:space="preserve">- Avertissement!! L'âge (16) ans du premier mariage de Oumar diaw semble incoherent. Prière de vérifier cette information auprès de l'enquêté et de corriger si nécessaire. </w:t>
+        <w:br/>
+        <w:t>- Incoherence! La mère de hamath  diaw est trop jeune ou vielle pour avoir hamath  diaw selon l'écart (11) d'âge entre lui et sa mère, prière de revoir l'âge de hamath  diaw ou de sa mère. Dans le cas contraire rassurez vous que c'est bien son fils/fille biologique.</w:t>
+      </w:r>
+    </w:p>
+    <w:p>
+      <w:r>
+        <w:rPr>
+          <w:b/>
+          <w:color w:val="4672C4"/>
+          <w:sz w:val="22"/>
+        </w:rPr>
+        <w:t>&gt;&gt; Section2 - Education</w:t>
+      </w:r>
+    </w:p>
+    <w:p>
+      <w:pPr>
+        <w:ind w:left="283"/>
+      </w:pPr>
+      <w:r>
+        <w:rPr>
+          <w:sz w:val="20"/>
+        </w:rPr>
+        <w:t xml:space="preserve">- Peu probable! Aissatou diaw  n'arrive pas  à comprendre un petit texte lu dans une langue locale (s02q03). Veuillez corriger ou donner des explications au QG. </w:t>
+        <w:br/>
+        <w:t xml:space="preserve">- Peu probable! Awa diaw  n'arrive pas  à comprendre un petit texte lu dans une langue locale (s02q03). Veuillez corriger ou donner des explications au QG. Peu probable! Awa diaw  ne sait ni lire, ni écrire, ni comprendre dans aucune des langues  (s02q01,s02q02,s02q03). Veuillez corriger ou donner des explications au QG. </w:t>
+        <w:br/>
+        <w:t xml:space="preserve">- Peu probable! Khady sarr  n'arrive pas  à comprendre un petit texte lu dans une langue locale (s02q03). Veuillez corriger ou donner des explications au QG. Peu probable! Khady sarr  ne sait ni lire, ni écrire, ni comprendre dans aucune des langues  (s02q01,s02q02,s02q03). Veuillez corriger ou donner des explications au QG. </w:t>
+        <w:br/>
+        <w:t xml:space="preserve">- Peu probable! Marame diaw  n'arrive pas  à comprendre un petit texte lu dans une langue locale (s02q03). Veuillez corriger ou donner des explications au QG. Peu probable! Marame diaw  ne sait ni lire, ni écrire, ni comprendre dans aucune des langues  (s02q01,s02q02,s02q03). Veuillez corriger ou donner des explications au QG. </w:t>
+        <w:br/>
+        <w:t xml:space="preserve">- Peu probable! Oumar diaw  n'arrive pas  à comprendre un petit texte lu dans une langue locale (s02q03). Veuillez corriger ou donner des explications au QG. </w:t>
+        <w:br/>
+        <w:t xml:space="preserve">- Peu probable! hamath  diaw  n'arrive pas  à comprendre un petit texte lu dans une langue locale (s02q03). Veuillez corriger ou donner des explications au QG. </w:t>
+        <w:br/>
+        <w:t>- Peu probable! khady diaw  n'arrive pas  à comprendre un petit texte lu dans une langue locale (s02q03). Veuillez corriger ou donner des explications au QG. Peu probable! khady diaw  ne sait ni lire, ni écrire, ni comprendre dans aucune des langues  (s02q01,s02q02,s02q03). Veuillez corriger ou donner des explications au QG.</w:t>
+      </w:r>
+    </w:p>
+    <w:p>
+      <w:r>
+        <w:rPr>
+          <w:b/>
+          <w:color w:val="4672C4"/>
+          <w:sz w:val="22"/>
+        </w:rPr>
+        <w:t>&gt;&gt; Section4b - Emploi - Activite principale</w:t>
+      </w:r>
+    </w:p>
+    <w:p>
+      <w:pPr>
+        <w:ind w:left="283"/>
+      </w:pPr>
+      <w:r>
+        <w:rPr>
+          <w:sz w:val="20"/>
+        </w:rPr>
+        <w:t xml:space="preserve">- Prière de changer la branche d'activité Khady sarr, les cultivateurs dont leurs cultures est principalement destiné à la consommation du ménage sont des (Agriculteurs, subsistances) et ceux qui le font avec l'élevage sont des (Agriculteurs et eleveurs, subsistances). </w:t>
+        <w:br/>
+        <w:t xml:space="preserve">- Prière de changer la branche d'activité Marame diaw, les cultivateurs dont leurs cultures est principalement destiné à la consommation du ménage sont des (Agriculteurs, subsistances) et ceux qui le font avec l'élevage sont des (Agriculteurs et eleveurs, subsistances). </w:t>
+        <w:br/>
+        <w:t xml:space="preserve">- Prière de changer la branche d'activité Oumar diaw, les cultivateurs dont leurs cultures est principalement destiné à la consommation du ménage sont des (Agriculteurs, subsistances) et ceux qui le font avec l'élevage sont des (Agriculteurs et eleveurs, subsistances). </w:t>
+        <w:br/>
+        <w:t>- Prière de changer la branche d'activité hamath  diaw, les cultivateurs dont leurs cultures est principalement destiné à la consommation du ménage sont des (Agriculteurs, subsistances) et ceux qui le font avec l'élevage sont des (Agriculteurs et eleveurs, subsistances).</w:t>
+      </w:r>
+    </w:p>
+    <w:p>
+      <w:r>
+        <w:rPr>
+          <w:b/>
+          <w:color w:val="4672C4"/>
+          <w:sz w:val="22"/>
+        </w:rPr>
+        <w:t>&gt;&gt; Section4c - Emploi - Activite secondaire</w:t>
+      </w:r>
+    </w:p>
+    <w:p>
+      <w:pPr>
+        <w:ind w:left="283"/>
+      </w:pPr>
+      <w:r>
+        <w:rPr>
+          <w:sz w:val="20"/>
+        </w:rPr>
+        <w:t xml:space="preserve">- Attention ! Le nombre de jours que Khady sarr a travaillés par mois semble être inférieur à 15. Veuillez, s'il vous plaît, confirmer cette information. Avertissement!!! les informations de Khady sarr sur le nombre de mois, jours ou heures de son emploi secondaire sont superieur a celles de son emploi principal , veuillez corriger ou confirmer aupres du QG. </w:t>
+        <w:br/>
+        <w:t>- Avertissement!!! la branche d'activité de Marame diaw est identique dans l'emploi principale et secondaire, prière de confirmer cette information avec le QG ou de corriger. Avertissement!!! les informations de Marame diaw sur le nombre de mois, jours ou heures de son emploi secondaire sont superieur a celles de son emploi principal , veuillez corriger ou confirmer aupres du QG.</w:t>
+      </w:r>
+    </w:p>
+    <w:p>
+      <w:r>
+        <w:rPr>
+          <w:b/>
+          <w:color w:val="4672C4"/>
+          <w:sz w:val="22"/>
+        </w:rPr>
+        <w:t>&gt;&gt; Section7b - Consommation alimentaire - 7 jours</w:t>
+      </w:r>
+    </w:p>
+    <w:p>
+      <w:pPr>
+        <w:ind w:left="283"/>
+      </w:pPr>
+      <w:r>
+        <w:rPr>
+          <w:sz w:val="20"/>
+        </w:rPr>
+        <w:t>- Attention ! Le prix unitaire d'achat (100 Fcfa) de Poivre en Sachets (Petit) est relativement élevé par rapport aux autres prix observés dans cette zone. Prière de corriger ou de confirmer avec le QG. Attention ! Le prix unitaire d'achat (100 Fcfa) de Soumbala (moutarde africaine) en Sachets (Petit) est relativement élevé par rapport aux autres prix observés dans cette zone. Prière de corriger ou de confirmer avec le QG. Attention ! Le prix unitaire d'achat (1000 Fcfa) de Aubergine sauvage  en Tas (Petit) est relativement élevé par rapport aux autres prix observés dans cette zone. Prière de corriger ou de confirmer avec le QG. Attention ! Le prix unitaire d'achat (600 Fcfa) de Capitaine frais en Kg (taille unique) est relativement faible par rapport aux autres prix observés dans cette zone. Prière de corriger ou de confirmer avec le QG. Avertissement!! La quantité (7 litre) du produit Huile de soja  consommée  par le ménage semble très élevé, prière de corriger ou confirmer avec le QG. Attention ! Soupçons de quantité anormale! Le ménage de OUMAR DIAWE avec une taille de 7 personnes a consommé 7 Litre en taille unique de Huile de soja  qui est relativement élevé comme consommation par rapport à la condition de vie des autres ménages de même taille dans cette zone. Prière de corriger ou de confirmer avec le QG. Avertissement!!! Le ménage a consommé 8 Paquet Petit de Thé en sachet, cette quantité semble anormale pour une consommation des 7 derniers jours.Prière de corriger ou de confirmer avec le QG. Avertissement!! le prix unitaire (100 Fcfa) de Thé en sachet (unité: Paquet) de taille Petit est très faible ou élevé. Prière de corriger ou de confirmer avec le QG. Incohérence!! Dans ce ménage, chaque individus consomme par jour 86.37469 Kg  de cereale; Prière de revoir les quantités prises de ces produits. Incohérence!! Dans ce ménage, chaque individus consomme par jour 86.37469 Kg  de cereale; Prière de revoir les quantités prises de ces produits. Incohérence!! Dans ce ménage, chaque individus consomme par jour 86.37469 Kg  de cereale; Prière de revoir les quantités prises de ces produits.</w:t>
+      </w:r>
+    </w:p>
+    <w:p>
+      <w:r>
+        <w:rPr>
+          <w:b/>
+          <w:color w:val="4672C4"/>
+          <w:sz w:val="22"/>
+        </w:rPr>
+        <w:t>&gt;&gt; Section10b - caracteristiques entreprise non agricole</w:t>
+      </w:r>
+    </w:p>
+    <w:p>
+      <w:pPr>
+        <w:ind w:left="283"/>
+      </w:pPr>
+      <w:r>
+        <w:rPr>
+          <w:sz w:val="20"/>
+        </w:rPr>
+        <w:t>- L'entreprise construction de batiments existe dit n'avoir pas fait la revente de marchandises achetées et revendues en état, aussi le montant obtenus sur la vente de produits transformés par l'entreprise  n'a reçu aucune somme sur les reventes (s10q46=0 &amp; s10q48=0 &amp; s10q50=0); alors s'agit-il de quelle entreprise ?</w:t>
+      </w:r>
+    </w:p>
+    <w:p>
+      <w:r>
+        <w:rPr>
+          <w:b/>
+          <w:color w:val="4672C4"/>
+          <w:sz w:val="22"/>
+        </w:rPr>
+        <w:t>&gt;&gt; Section11 - Caracteristiques logement</w:t>
+      </w:r>
+    </w:p>
+    <w:p>
+      <w:pPr>
+        <w:ind w:left="283"/>
+      </w:pPr>
+      <w:r>
+        <w:rPr>
+          <w:sz w:val="20"/>
+        </w:rPr>
+        <w:t>- Le montant (FCFA) du loyer mensuel payé pour un logement comme le votre dans ce village/quartier est trop élevé, Veuillez s'il vous plaît corriger cette information.</w:t>
+      </w:r>
+    </w:p>
+    <w:p>
+      <w:r>
+        <w:rPr>
+          <w:b/>
+          <w:color w:val="4672C4"/>
+          <w:sz w:val="22"/>
+        </w:rPr>
+        <w:t>&gt;&gt; Section14 - Chocs</w:t>
+      </w:r>
+    </w:p>
+    <w:p>
+      <w:pPr>
+        <w:ind w:left="283"/>
+      </w:pPr>
+      <w:r>
+        <w:rPr>
+          <w:sz w:val="20"/>
+        </w:rPr>
+        <w:t>- Avertissement!! Le ménage n'a été négativement affecté par aucun des problèmes donnés dans la section 14. Confirmez vous cette information avec le QG?</w:t>
+      </w:r>
+    </w:p>
+    <w:p>
+      <w:r>
+        <w:rPr>
+          <w:b/>
+          <w:color w:val="4672C4"/>
+          <w:sz w:val="22"/>
+        </w:rPr>
+        <w:t>&gt;&gt; Section16a - Champs et parcelles</w:t>
+      </w:r>
+    </w:p>
+    <w:p>
+      <w:pPr>
+        <w:ind w:left="283"/>
+      </w:pPr>
+      <w:r>
+        <w:rPr>
+          <w:sz w:val="20"/>
+        </w:rPr>
+        <w:t xml:space="preserve">- Avertissement!! Le champs a comme nom (champs 1) qui ne semble pas être un bon nom ou contient des lettres, prière de mettre le vrai nom du champs. La quantité de fumure appliquée dans la parcelle parcelle mil est de 98  qui semble élevé ou ne sait pas, prière de fournir d'effort pour estimer la quantité afin de corriger. La superficie de la parcelle parcelle mil selon les mesures GPS est de 2338 hectare qui semble élevé ou faible, prière de corriger. Le document légal (titre, acte, certificat etc. ) qui affirme votre possession de la parcelle parcelle mil est  et semble exister dans les modalités, prière de prendre attache avec le QG pour plus d'explication afin de la classer bien. </w:t>
+        <w:br/>
+        <w:t>- Avertissement!! Le champs a comme nom (champs 1) qui ne semble pas être un bon nom ou contient des lettres, prière de mettre le vrai nom du champs. La superficie de la parcelle parcelle arachide selon les mesures GPS est de 1349 hectare qui semble élevé ou faible, prière de corriger. Le document légal (titre, acte, certificat etc. ) qui affirme votre possession de la parcelle parcelle arachide est  et semble exister dans les modalités, prière de prendre attache avec le QG pour plus d'explication afin de la classer bien.</w:t>
+      </w:r>
+    </w:p>
+    <w:p>
+      <w:r>
+        <w:t>________________________________________________________________________________</w:t>
+      </w:r>
+    </w:p>
+    <w:p>
+      <w:pPr>
+        <w:pStyle w:val="Heading2"/>
+      </w:pPr>
+      <w:r>
+        <w:t>Menage 15</w:t>
+      </w:r>
+    </w:p>
+    <w:tbl>
+      <w:tblPr>
+        <w:tblStyle w:val="TableGrid"/>
+        <w:tblW w:type="auto" w:w="0"/>
+        <w:tblLook w:firstColumn="1" w:firstRow="1" w:lastColumn="0" w:lastRow="0" w:noHBand="0" w:noVBand="1" w:val="04A0"/>
+      </w:tblPr>
+      <w:tblGrid>
+        <w:gridCol w:w="1662"/>
+        <w:gridCol w:w="1662"/>
+        <w:gridCol w:w="1662"/>
+        <w:gridCol w:w="1662"/>
+        <w:gridCol w:w="1662"/>
+        <w:gridCol w:w="1662"/>
+      </w:tblGrid>
+      <w:tr>
+        <w:tc>
+          <w:tcPr>
+            <w:tcW w:type="dxa" w:w="1662"/>
+            <w:shd w:fill="5B9BD5"/>
+          </w:tcPr>
+          <w:p>
+            <w:r>
+              <w:rPr>
+                <w:b/>
+                <w:color w:val="FFFFFF"/>
+                <w:sz w:val="16"/>
+              </w:rPr>
+              <w:t>Interview Key</w:t>
+            </w:r>
+          </w:p>
+        </w:tc>
+        <w:tc>
+          <w:tcPr>
+            <w:tcW w:type="dxa" w:w="1662"/>
+            <w:shd w:fill="5B9BD5"/>
+          </w:tcPr>
+          <w:p>
+            <w:r>
+              <w:rPr>
+                <w:b/>
+                <w:color w:val="FFFFFF"/>
+                <w:sz w:val="16"/>
+              </w:rPr>
+              <w:t>Interview ID</w:t>
+            </w:r>
+          </w:p>
+        </w:tc>
+        <w:tc>
+          <w:tcPr>
+            <w:tcW w:type="dxa" w:w="1662"/>
+            <w:shd w:fill="5B9BD5"/>
+          </w:tcPr>
+          <w:p>
+            <w:r>
+              <w:rPr>
+                <w:b/>
+                <w:color w:val="FFFFFF"/>
+                <w:sz w:val="16"/>
+              </w:rPr>
+              <w:t>ID Agent</w:t>
+            </w:r>
+          </w:p>
+        </w:tc>
+        <w:tc>
+          <w:tcPr>
+            <w:tcW w:type="dxa" w:w="1662"/>
+            <w:shd w:fill="5B9BD5"/>
+          </w:tcPr>
+          <w:p>
+            <w:r>
+              <w:rPr>
+                <w:b/>
+                <w:color w:val="FFFFFF"/>
+                <w:sz w:val="16"/>
+              </w:rPr>
+              <w:t>ID Equipe</w:t>
+            </w:r>
+          </w:p>
+        </w:tc>
+        <w:tc>
+          <w:tcPr>
+            <w:tcW w:type="dxa" w:w="1662"/>
+            <w:shd w:fill="5B9BD5"/>
+          </w:tcPr>
+          <w:p>
+            <w:r>
+              <w:rPr>
+                <w:b/>
+                <w:color w:val="FFFFFF"/>
+                <w:sz w:val="16"/>
+              </w:rPr>
+              <w:t>Agent</w:t>
+            </w:r>
+          </w:p>
+        </w:tc>
+        <w:tc>
+          <w:tcPr>
+            <w:tcW w:type="dxa" w:w="1662"/>
+            <w:shd w:fill="5B9BD5"/>
+          </w:tcPr>
+          <w:p>
+            <w:r>
+              <w:rPr>
+                <w:b/>
+                <w:color w:val="FFFFFF"/>
+                <w:sz w:val="16"/>
+              </w:rPr>
+              <w:t>Chef d'equipe</w:t>
+            </w:r>
+          </w:p>
+        </w:tc>
+      </w:tr>
+      <w:tr>
+        <w:tc>
+          <w:tcPr>
+            <w:tcW w:type="dxa" w:w="1662"/>
+          </w:tcPr>
+          <w:p>
+            <w:r>
+              <w:rPr>
+                <w:sz w:val="14"/>
+              </w:rPr>
+              <w:t>89-47-89-23</w:t>
+            </w:r>
+          </w:p>
+        </w:tc>
+        <w:tc>
+          <w:tcPr>
+            <w:tcW w:type="dxa" w:w="1662"/>
+          </w:tcPr>
+          <w:p>
+            <w:r>
+              <w:rPr>
+                <w:sz w:val="14"/>
+              </w:rPr>
+              <w:t>40c626d141134b7385d376dee6e4a058</w:t>
+            </w:r>
+          </w:p>
+        </w:tc>
+        <w:tc>
+          <w:tcPr>
+            <w:tcW w:type="dxa" w:w="1662"/>
+          </w:tcPr>
+          <w:p>
+            <w:r>
+              <w:rPr>
+                <w:sz w:val="14"/>
+              </w:rPr>
+              <w:t>EQ27_enq1</w:t>
+            </w:r>
+          </w:p>
+        </w:tc>
+        <w:tc>
+          <w:tcPr>
+            <w:tcW w:type="dxa" w:w="1662"/>
+          </w:tcPr>
+          <w:p>
+            <w:r>
+              <w:rPr>
+                <w:sz w:val="14"/>
+              </w:rPr>
+              <w:t>Equipe27</w:t>
+            </w:r>
+          </w:p>
+        </w:tc>
+        <w:tc>
+          <w:tcPr>
+            <w:tcW w:type="dxa" w:w="1662"/>
+          </w:tcPr>
+          <w:p>
+            <w:r>
+              <w:rPr>
+                <w:sz w:val="14"/>
+              </w:rPr>
+              <w:t>Aissatou SENE</w:t>
+            </w:r>
+          </w:p>
+        </w:tc>
+        <w:tc>
+          <w:tcPr>
+            <w:tcW w:type="dxa" w:w="1662"/>
+          </w:tcPr>
+          <w:p>
+            <w:r>
+              <w:rPr>
+                <w:sz w:val="14"/>
+              </w:rPr>
+              <w:t>Soudou FAYE</w:t>
+            </w:r>
+          </w:p>
+        </w:tc>
+      </w:tr>
+    </w:tbl>
+    <w:p/>
+    <w:tbl>
+      <w:tblPr>
+        <w:tblStyle w:val="TableGrid"/>
+        <w:tblW w:type="auto" w:w="0"/>
+        <w:tblLook w:firstColumn="1" w:firstRow="1" w:lastColumn="0" w:lastRow="0" w:noHBand="0" w:noVBand="1" w:val="04A0"/>
+      </w:tblPr>
+      <w:tblGrid>
+        <w:gridCol w:w="3324"/>
+        <w:gridCol w:w="3324"/>
+        <w:gridCol w:w="3324"/>
+      </w:tblGrid>
+      <w:tr>
+        <w:tc>
+          <w:tcPr>
+            <w:tcW w:type="dxa" w:w="3324"/>
+            <w:shd w:fill="70AD47"/>
+          </w:tcPr>
+          <w:p>
+            <w:r>
+              <w:rPr>
+                <w:b/>
+                <w:color w:val="FFFFFF"/>
+                <w:sz w:val="18"/>
+              </w:rPr>
+              <w:t>Chef de Menage</w:t>
+            </w:r>
+          </w:p>
+        </w:tc>
+        <w:tc>
+          <w:tcPr>
+            <w:tcW w:type="dxa" w:w="3324"/>
+            <w:shd w:fill="70AD47"/>
+          </w:tcPr>
+          <w:p>
+            <w:r>
+              <w:rPr>
+                <w:b/>
+                <w:color w:val="FFFFFF"/>
+                <w:sz w:val="18"/>
+              </w:rPr>
+              <w:t>Quartier/Village (s00q05)</w:t>
+            </w:r>
+          </w:p>
+        </w:tc>
+        <w:tc>
+          <w:tcPr>
+            <w:tcW w:type="dxa" w:w="3324"/>
+            <w:shd w:fill="70AD47"/>
+          </w:tcPr>
+          <w:p>
+            <w:r>
+              <w:rPr>
+                <w:b/>
+                <w:color w:val="FFFFFF"/>
+                <w:sz w:val="18"/>
+              </w:rPr>
+              <w:t>Localisation GPS</w:t>
+            </w:r>
+          </w:p>
+        </w:tc>
+      </w:tr>
+      <w:tr>
+        <w:tc>
+          <w:tcPr>
+            <w:tcW w:type="dxa" w:w="3324"/>
+          </w:tcPr>
+          <w:p>
+            <w:r>
+              <w:rPr>
+                <w:sz w:val="18"/>
+              </w:rPr>
+              <w:t>ABDOU KHADY NDIMBELANE</w:t>
+            </w:r>
+          </w:p>
+        </w:tc>
+        <w:tc>
+          <w:tcPr>
+            <w:tcW w:type="dxa" w:w="3324"/>
+          </w:tcPr>
+          <w:p>
+            <w:r>
+              <w:rPr>
+                <w:sz w:val="18"/>
+              </w:rPr>
+              <w:t>N/A</w:t>
+            </w:r>
+          </w:p>
+        </w:tc>
+        <w:tc>
+          <w:tcPr>
+            <w:tcW w:type="dxa" w:w="3324"/>
+          </w:tcPr>
+          <w:p>
+            <w:r/>
+            <w:hyperlink r:id="rId19">
+              <w:r>
+                <w:rPr>
+                  <w:color w:val="0563C1"/>
+                  <w:u w:val="single"/>
+                </w:rPr>
+                <w:t>M�DINA NIAHENE</w:t>
+              </w:r>
+            </w:hyperlink>
+          </w:p>
+        </w:tc>
+      </w:tr>
+    </w:tbl>
+    <w:p/>
+    <w:p>
+      <w:r>
+        <w:rPr>
+          <w:b/>
+          <w:color w:val="4672C4"/>
+          <w:sz w:val="22"/>
+        </w:rPr>
+        <w:t>&gt;&gt; Section0 - Identification et renseignements de controle</w:t>
+      </w:r>
+    </w:p>
+    <w:p>
+      <w:pPr>
+        <w:ind w:left="283"/>
+      </w:pPr>
+      <w:r>
+        <w:rPr>
+          <w:sz w:val="20"/>
+        </w:rPr>
+        <w:t>- Le questionnaire semble ne pas être complètement fini mais le questionnaire est en statut complet, prière de compléter le questionnaire.</w:t>
+      </w:r>
+    </w:p>
+    <w:p>
+      <w:r>
+        <w:rPr>
+          <w:b/>
+          <w:color w:val="4672C4"/>
+          <w:sz w:val="22"/>
+        </w:rPr>
+        <w:t>&gt;&gt; Section1 - Caracteristiques des membres</w:t>
+      </w:r>
+    </w:p>
+    <w:p>
+      <w:pPr>
+        <w:ind w:left="283"/>
+      </w:pPr>
+      <w:r>
+        <w:rPr>
+          <w:sz w:val="20"/>
+        </w:rPr>
+        <w:t xml:space="preserve">- La catégorie socioprofessionnelle de la mère biologique de  ABDOU KHADY NDIMBELANE n'est pas coherente avec les réponses des questions s01q35 et s01q36, prière de corriger ou de confirmer cette informations avec le QG. Incoherence! ABDOU KHADY NDIMBELANE dispose d'un téléphone portable à s01q39, donc la raison évoquée ne peut pas être (ne dispose pas d'appareil). </w:t>
+        <w:br/>
+        <w:t>- Les informations sur l'acte de naissance (ni Jours, ni mois et ni années) de  Moth NDIMBELANE  manquent, s'il vous plait pouvez-vous fournir d'effort pour avoir ces informations.</w:t>
+      </w:r>
+    </w:p>
+    <w:p>
+      <w:r>
+        <w:rPr>
+          <w:b/>
+          <w:color w:val="4672C4"/>
+          <w:sz w:val="22"/>
+        </w:rPr>
+        <w:t>&gt;&gt; Section2 - Education</w:t>
+      </w:r>
+    </w:p>
+    <w:p>
+      <w:pPr>
+        <w:ind w:left="283"/>
+      </w:pPr>
+      <w:r>
+        <w:rPr>
+          <w:sz w:val="20"/>
+        </w:rPr>
+        <w:t xml:space="preserve">- Peu probable! ABDOU KHADY NDIMBELANE  n'arrive pas  à comprendre un petit texte lu dans une langue locale (s02q03). Veuillez corriger ou donner des explications au QG. Peu probable! ABDOU KHADY NDIMBELANE  ne sait ni lire, ni écrire, ni comprendre dans aucune des langues  (s02q01,s02q02,s02q03). Veuillez corriger ou donner des explications au QG. </w:t>
+        <w:br/>
+        <w:t xml:space="preserve">- Peu probable! AISSATOU GALANE  n'arrive pas  à comprendre un petit texte lu dans une langue locale (s02q03). Veuillez corriger ou donner des explications au QG. Peu probable! AISSATOU GALANE  ne sait ni lire, ni écrire, ni comprendre dans aucune des langues  (s02q01,s02q02,s02q03). Veuillez corriger ou donner des explications au QG. </w:t>
+        <w:br/>
+        <w:t xml:space="preserve">- Peu probable! AMY NDIMBELANE  n'arrive pas  à comprendre un petit texte lu dans une langue locale (s02q03). Veuillez corriger ou donner des explications au QG. </w:t>
+        <w:br/>
+        <w:t xml:space="preserve">- Peu probable! ASSY NDIMBELANE  n'arrive pas  à comprendre un petit texte lu dans une langue locale (s02q03). Veuillez corriger ou donner des explications au QG. </w:t>
+        <w:br/>
+        <w:t>- Peu probable! Moth NDIMBELANE  n'arrive pas  à comprendre un petit texte lu dans une langue locale (s02q03). Veuillez corriger ou donner des explications au QG. Peu probable! Moth NDIMBELANE  ne sait ni lire, ni écrire, ni comprendre dans aucune des langues  (s02q01,s02q02,s02q03). Veuillez corriger ou donner des explications au QG.</w:t>
+      </w:r>
+    </w:p>
+    <w:p>
+      <w:r>
+        <w:rPr>
+          <w:b/>
+          <w:color w:val="4672C4"/>
+          <w:sz w:val="22"/>
+        </w:rPr>
+        <w:t>&gt;&gt; Section3 - Sante</w:t>
+      </w:r>
+    </w:p>
+    <w:p>
+      <w:pPr>
+        <w:ind w:left="283"/>
+      </w:pPr>
+      <w:r>
+        <w:rPr>
+          <w:sz w:val="20"/>
+        </w:rPr>
+        <w:t xml:space="preserve">- || </w:t>
+        <w:br/>
+        <w:t xml:space="preserve">- </w:t>
+        <w:br/>
+        <w:t xml:space="preserve">- </w:t>
+        <w:br/>
+        <w:t>- Avertissement!!! Selon vos informations, aucun membre de ce ménage n'a eu de problème de santé au cours des 12 derniers mois. Veuillez revoir la section santé de ce ménage.</w:t>
+      </w:r>
+    </w:p>
+    <w:p>
+      <w:r>
+        <w:rPr>
+          <w:b/>
+          <w:color w:val="4672C4"/>
+          <w:sz w:val="22"/>
+        </w:rPr>
+        <w:t>&gt;&gt; Section4a - Emploi</w:t>
+      </w:r>
+    </w:p>
+    <w:p>
+      <w:pPr>
+        <w:ind w:left="283"/>
+      </w:pPr>
+      <w:r>
+        <w:rPr>
+          <w:sz w:val="20"/>
+        </w:rPr>
+        <w:t xml:space="preserve">- Avertissement! Nombre d'heure que ABDOU KHADY NDIMBELANE a consacré à son emploi au cours des 7 derniers jours est trop faible, veuillez revoir s'il vous plait ou confirmer cette information avec QG. </w:t>
+        <w:br/>
+        <w:t>- Avertissement! Nombre d'heure que AMY NDIMBELANE a consacré à son emploi au cours des 7 derniers jours est trop faible, veuillez revoir s'il vous plait ou confirmer cette information avec QG.</w:t>
+      </w:r>
+    </w:p>
+    <w:p>
+      <w:r>
+        <w:rPr>
+          <w:b/>
+          <w:color w:val="4672C4"/>
+          <w:sz w:val="22"/>
+        </w:rPr>
+        <w:t>&gt;&gt; Section4b - Emploi - Activite principale</w:t>
+      </w:r>
+    </w:p>
+    <w:p>
+      <w:pPr>
+        <w:ind w:left="283"/>
+      </w:pPr>
+      <w:r>
+        <w:rPr>
+          <w:sz w:val="20"/>
+        </w:rPr>
+        <w:t>- || Prière de changer la branche d'activité de AMY NDIMBELANE, les agriculteurs dont leurs cultures est principalement destiné à la consommation du ménage sont des (Agriculteurs, subsistances) et ceux qui le font avec l'élevage sont des (Agriculteurs et eleveurs, subsistances)</w:t>
+        <w:br/>
+        <w:t>- Prière de changer la branche d'activité de Moth NDIMBELANE, les agriculteurs dont leurs cultures est principalement destiné à la consommation du ménage sont des (Agriculteurs, subsistances) et ceux qui le font avec l'élevage sont des (Agriculteurs et eleveurs, subsistances)</w:t>
+      </w:r>
+    </w:p>
+    <w:p>
+      <w:r>
+        <w:rPr>
+          <w:b/>
+          <w:color w:val="4672C4"/>
+          <w:sz w:val="22"/>
+        </w:rPr>
+        <w:t>&gt;&gt; Section4c - Emploi - Activite secondaire</w:t>
+      </w:r>
+    </w:p>
+    <w:p>
+      <w:pPr>
+        <w:ind w:left="283"/>
+      </w:pPr>
+      <w:r>
+        <w:rPr>
+          <w:sz w:val="20"/>
+        </w:rPr>
+        <w:t>- Avertissement!!! les informations de Moth NDIMBELANE sur le nombre de mois, jours ou heures de son emploi secondaire sont superieur a celles de son emploi principal , veuillez corriger ou confirmer aupres du QG.</w:t>
+      </w:r>
+    </w:p>
+    <w:p>
+      <w:r>
+        <w:rPr>
+          <w:b/>
+          <w:color w:val="4672C4"/>
+          <w:sz w:val="22"/>
+        </w:rPr>
+        <w:t>&gt;&gt; Section7a1 - Repas pris a l'exterieur du menage</w:t>
+      </w:r>
+    </w:p>
+    <w:p>
+      <w:pPr>
+        <w:ind w:left="283"/>
+      </w:pPr>
+      <w:r>
+        <w:rPr>
+          <w:sz w:val="20"/>
+        </w:rPr>
+        <w:t>- Attention ! La somme des repas pris à l'extérieur pour l'ensemble du ménage et pour les membres du ménage est identique, êtes-vous sûr de ne pas avoir reconduit les mêmes informations? Prière de vérifier et corriger ou de confirmer avec le QG. Attention ! Les informations des repas pris à l'extérieur pour l'ensemble du ménage et pour les membres du ménage sont identiques, prière de vérifier et de corriger ou de confirmer ces informations avec le QG.</w:t>
+      </w:r>
+    </w:p>
+    <w:p>
+      <w:r>
+        <w:rPr>
+          <w:b/>
+          <w:color w:val="4672C4"/>
+          <w:sz w:val="22"/>
+        </w:rPr>
+        <w:t>&gt;&gt; Section7b - Consommation alimentaire - 7 jours</w:t>
+      </w:r>
+    </w:p>
+    <w:p>
+      <w:pPr>
+        <w:ind w:left="283"/>
+      </w:pPr>
+      <w:r>
+        <w:rPr>
+          <w:sz w:val="20"/>
+        </w:rPr>
+        <w:t>- Attention ! Soupçons de quantité anormale! Le ménage de ABDOU KHADY NDIMBELANE avec une taille de 5 personnes a consommé 11 Sachets industriel en Petit de Concentré de tomate qui est relativement élevé comme consommation par rapport à la condition de vie des autres ménages de même taille dans cette zone. Prière de corriger ou de confirmer avec le QG. Attention ! Soupçons de quantité anormale! Le ménage de ABDOU KHADY NDIMBELANE avec une taille de 5 personnes a consommé 14 Sachets en Petit de Poivre qui est relativement élevé comme consommation par rapport à la condition de vie des autres ménages de même taille dans cette zone. Prière de corriger ou de confirmer avec le QG. Attention ! Soupçons de quantité anormale! Le ménage de ABDOU KHADY NDIMBELANE avec une taille de 5 personnes a consommé 5 Tas en Petit de Mâchoiron séchée (Kon) qui est relativement élevé comme consommation par rapport à la condition de vie des autres ménages de même taille dans cette zone. Prière de corriger ou de confirmer avec le QG. Attention ! Soupçons de quantité anormale! Le ménage de ABDOU KHADY NDIMBELANE avec une taille de 5 personnes a consommé 6 Pièce en Petit de Aubergine   qui est relativement élevé comme consommation par rapport à la condition de vie des autres ménages de même taille dans cette zone. Prière de corriger ou de confirmer avec le QG. Attention ! Soupçons de quantité anormale! Le ménage de ABDOU KHADY NDIMBELANE avec une taille de 5 personnes a consommé 9 Gousse en Petit de Ail qui est relativement élevé comme consommation par rapport à la condition de vie des autres ménages de même taille dans cette zone. Prière de corriger ou de confirmer avec le QG. Avertissement!!! Le ménage a consommé 2 Cuillère Moyen de Pâte d'arachide, cette quantité semble anormale pour une consommation des 7 derniers jours. Etes vous sur d'avoir selectionner la bonne unitée ? prière de verifier et corriger. Avertissement!!! Le ménage a consommé 7 Paquet Petit de Thé en sachet, cette quantité semble anormale pour une consommation des 7 derniers jours.Prière de corriger ou de confirmer avec le QG. Avertissement!! le prix unitaire (125 Fcfa) de Thé en sachet (unité: Paquet) de taille Petit est très faible ou élevé. Prière de corriger ou de confirmer avec le QG. Attention ! Le prix unitaire d'achat (125 Fcfa) de Thé en sachet en Paquet (Petit) est relativement élevé par rapport aux autres prix observés dans cette zone. Prière de corriger ou de confirmer avec le QG. Le prix d'achat unitaire (1 Fcfa) de Silure séché en Pièce de taille Petit  est invraisemblable, prière de regarder les reponses prises dans les questions s07bq07a s07bq07b s07bq07c s07bq08 pour mieux corriger.</w:t>
+      </w:r>
+    </w:p>
+    <w:p>
+      <w:r>
+        <w:rPr>
+          <w:b/>
+          <w:color w:val="4672C4"/>
+          <w:sz w:val="22"/>
+        </w:rPr>
+        <w:t>&gt;&gt; Section9b - Depenses non-alimentaires - 7 jours</w:t>
+      </w:r>
+    </w:p>
+    <w:p>
+      <w:pPr>
+        <w:ind w:left="283"/>
+      </w:pPr>
+      <w:r>
+        <w:rPr>
+          <w:sz w:val="20"/>
+        </w:rPr>
+        <w:t>- Il est difficile d'avoir un ménage qui n'a effectué aucune des dépenses mentionnées au cours de 7 derniers jours, prière de revoir la section 9B pour ce ménage.</w:t>
+      </w:r>
+    </w:p>
+    <w:p>
+      <w:r>
+        <w:rPr>
+          <w:b/>
+          <w:color w:val="4672C4"/>
+          <w:sz w:val="22"/>
+        </w:rPr>
+        <w:t>&gt;&gt; Section10a - Existence entreprise non agricole</w:t>
+      </w:r>
+    </w:p>
+    <w:p>
+      <w:pPr>
+        <w:ind w:left="283"/>
+      </w:pPr>
+      <w:r>
+        <w:rPr>
+          <w:sz w:val="20"/>
+        </w:rPr>
+        <w:t>- Avertissement!!! Le ménage de ABDOU KHADY NDIMBELANE a comme taille 5 personnes dont ils vivent à KAFFRINE Rural et aucune d'entre ne possède une entreprise non agricole, prière de revoir cette partie de la section 10 de ce menage.</w:t>
+      </w:r>
+    </w:p>
+    <w:p>
+      <w:r>
+        <w:rPr>
+          <w:b/>
+          <w:color w:val="4672C4"/>
+          <w:sz w:val="22"/>
+        </w:rPr>
+        <w:t>&gt;&gt; Section11 - Caracteristiques logement</w:t>
+      </w:r>
+    </w:p>
+    <w:p>
+      <w:pPr>
+        <w:ind w:left="283"/>
+      </w:pPr>
+      <w:r>
+        <w:rPr>
+          <w:sz w:val="20"/>
+        </w:rPr>
+        <w:t>- Le temps mis (en heure et en minute) pour s'approvisionner en eau de boisson une fois à la source est  5 fois plus élevé que le temps mis (en minutes) pour se rendre à la principale source d'approvisionnement en eau de boisson, prière de corriger.</w:t>
+      </w:r>
+    </w:p>
+    <w:p>
+      <w:r>
+        <w:rPr>
+          <w:b/>
+          <w:color w:val="4672C4"/>
+          <w:sz w:val="22"/>
+        </w:rPr>
+        <w:t>&gt;&gt; Section13a - Transferts recus</w:t>
+      </w:r>
+    </w:p>
+    <w:p>
+      <w:pPr>
+        <w:ind w:left="283"/>
+      </w:pPr>
+      <w:r>
+        <w:rPr>
+          <w:sz w:val="20"/>
+        </w:rPr>
+        <w:t xml:space="preserve">- L'enquêteur prière de fournir d'effort pour avoir le niveau d'étude et l'âge de celui qui a envoyé/donné de l'argent dans la section 13a (Transfert reçu). L'âge de celui qui a envoyé/donné de l'argent dans la section 13a (Transfert reçu) semble  élévé, prière de corriger ou confirmer ave le QG. </w:t>
+        <w:br/>
+        <w:t>- L'enquêteur prière de fournir d'effort pour avoir le niveau d'étude et l'âge de celui qui a envoyé/donné de l'argent dans la section 13a (Transfert reçu). L'âge de celui qui a envoyé/donné de l'argent dans la section 13a (Transfert reçu) semble  élévé, prière de corriger ou confirmer ave le QG.</w:t>
+      </w:r>
+    </w:p>
+    <w:p>
+      <w:r>
+        <w:rPr>
+          <w:b/>
+          <w:color w:val="4672C4"/>
+          <w:sz w:val="22"/>
+        </w:rPr>
+        <w:t>&gt;&gt; Section16a - Champs et parcelles</w:t>
+      </w:r>
+    </w:p>
+    <w:p>
+      <w:pPr>
+        <w:ind w:left="283"/>
+      </w:pPr>
+      <w:r>
+        <w:rPr>
+          <w:sz w:val="20"/>
+        </w:rPr>
+        <w:t>- Le document légal (titre, acte, certificat etc. ) qui affirme votre possession de la parcelle parcelle demaïs est  et semble exister dans les modalités, prière de prendre attache avec le QG pour plus d'explication afin de la classer bien.</w:t>
+      </w:r>
+    </w:p>
+    <w:p>
+      <w:r>
+        <w:rPr>
+          <w:b/>
+          <w:color w:val="4672C4"/>
+          <w:sz w:val="22"/>
+        </w:rPr>
+        <w:t>&gt;&gt; Section16c - Cultures</w:t>
+      </w:r>
+    </w:p>
+    <w:p>
+      <w:pPr>
+        <w:ind w:left="283"/>
+      </w:pPr>
+      <w:r>
+        <w:rPr>
+          <w:sz w:val="20"/>
+        </w:rPr>
+        <w:t>- La quantité estimée en Kg est incorrecte (Exemple : si le ménage a eu 10 sacs de 100kg = 10*100=1000kg), prière de corriger merci.</w:t>
+      </w:r>
+    </w:p>
+    <w:p>
+      <w:r>
+        <w:rPr>
+          <w:b/>
+          <w:color w:val="4672C4"/>
+          <w:sz w:val="22"/>
+        </w:rPr>
+        <w:t>&gt;&gt; Section18c - Cueillette</w:t>
+      </w:r>
+    </w:p>
+    <w:p>
+      <w:pPr>
+        <w:ind w:left="283"/>
+      </w:pPr>
+      <w:r>
+        <w:rPr>
+          <w:sz w:val="20"/>
+        </w:rPr>
+        <w:t>- Prière de renseigner la valeur de ce produit consommé ou stocké par votre ménage au cours des 12 derniers mois, prière de fournir d'effort pour avoir une estimation (s18cq03) au lieu de 9999.</w:t>
       </w:r>
     </w:p>
     <w:p>
